--- a/docs/generated/docx/decisions/Decision_Log.docx
+++ b/docs/generated/docx/decisions/Decision_Log.docx
@@ -41,7 +41,7 @@
         <w:pStyle w:val="FirstParagraph"/>
       </w:pPr>
       <w:r>
-        <w:t xml:space="preserve">This document records all significant architectural, technical and organizational decisions made throughout the development of Trading Platform Pro.</w:t>
+        <w:t xml:space="preserve">This document provides the central index of significant product, architecture, technology and development-process decisions for Trading Platform Pro and its primary application, the Trading Cockpit.</w:t>
       </w:r>
     </w:p>
     <w:p>
@@ -49,7 +49,83 @@
         <w:pStyle w:val="BodyText"/>
       </w:pPr>
       <w:r>
-        <w:t xml:space="preserve">The goal is to preserve decision history, rationale and consequences for future developers and AI agents.</w:t>
+        <w:t xml:space="preserve">The Decision Log exists to make important project decisions:</w:t>
+      </w:r>
+    </w:p>
+    <w:p>
+      <w:pPr>
+        <w:pStyle w:val="Compact"/>
+        <w:numPr>
+          <w:ilvl w:val="0"/>
+          <w:numId w:val="1001"/>
+        </w:numPr>
+      </w:pPr>
+      <w:r>
+        <w:t xml:space="preserve">discoverable</w:t>
+      </w:r>
+    </w:p>
+    <w:p>
+      <w:pPr>
+        <w:pStyle w:val="Compact"/>
+        <w:numPr>
+          <w:ilvl w:val="0"/>
+          <w:numId w:val="1001"/>
+        </w:numPr>
+      </w:pPr>
+      <w:r>
+        <w:t xml:space="preserve">traceable</w:t>
+      </w:r>
+    </w:p>
+    <w:p>
+      <w:pPr>
+        <w:pStyle w:val="Compact"/>
+        <w:numPr>
+          <w:ilvl w:val="0"/>
+          <w:numId w:val="1001"/>
+        </w:numPr>
+      </w:pPr>
+      <w:r>
+        <w:t xml:space="preserve">reviewable</w:t>
+      </w:r>
+    </w:p>
+    <w:p>
+      <w:pPr>
+        <w:pStyle w:val="Compact"/>
+        <w:numPr>
+          <w:ilvl w:val="0"/>
+          <w:numId w:val="1001"/>
+        </w:numPr>
+      </w:pPr>
+      <w:r>
+        <w:t xml:space="preserve">version controlled</w:t>
+      </w:r>
+    </w:p>
+    <w:p>
+      <w:pPr>
+        <w:pStyle w:val="FirstParagraph"/>
+      </w:pPr>
+      <w:r>
+        <w:t xml:space="preserve">It does not replace Architecture Decision Records.</w:t>
+      </w:r>
+    </w:p>
+    <w:p>
+      <w:pPr>
+        <w:pStyle w:val="BodyText"/>
+      </w:pPr>
+      <w:r>
+        <w:t xml:space="preserve">Architecture-significant decisions shall be documented in</w:t>
+      </w:r>
+      <w:r>
+        <w:t xml:space="preserve"> </w:t>
+      </w:r>
+      <w:r>
+        <w:rPr>
+          <w:rStyle w:val="VerbatimChar"/>
+        </w:rPr>
+        <w:t xml:space="preserve">docs/adr/</w:t>
+      </w:r>
+      <w:r>
+        <w:t xml:space="preserve">.</w:t>
       </w:r>
     </w:p>
     <w:p>
@@ -60,81 +136,132 @@
       </w:r>
     </w:p>
     <w:bookmarkEnd w:id="10"/>
-    <w:bookmarkStart w:id="11" w:name="decision-principles"/>
+    <w:bookmarkStart w:id="11" w:name="decision-model"/>
     <w:p>
       <w:pPr>
         <w:pStyle w:val="Heading1"/>
       </w:pPr>
       <w:r>
-        <w:t xml:space="preserve">Decision Principles</w:t>
-      </w:r>
-    </w:p>
-    <w:p>
-      <w:pPr>
-        <w:pStyle w:val="FirstParagraph"/>
-      </w:pPr>
-      <w:r>
-        <w:t xml:space="preserve">Every major decision should be:</w:t>
-      </w:r>
-    </w:p>
-    <w:p>
-      <w:pPr>
-        <w:pStyle w:val="Compact"/>
-        <w:numPr>
-          <w:ilvl w:val="0"/>
-          <w:numId w:val="1001"/>
-        </w:numPr>
-      </w:pPr>
-      <w:r>
-        <w:t xml:space="preserve">documented</w:t>
-      </w:r>
-    </w:p>
-    <w:p>
-      <w:pPr>
-        <w:pStyle w:val="Compact"/>
-        <w:numPr>
-          <w:ilvl w:val="0"/>
-          <w:numId w:val="1001"/>
-        </w:numPr>
-      </w:pPr>
-      <w:r>
-        <w:t xml:space="preserve">justified</w:t>
-      </w:r>
-    </w:p>
-    <w:p>
-      <w:pPr>
-        <w:pStyle w:val="Compact"/>
-        <w:numPr>
-          <w:ilvl w:val="0"/>
-          <w:numId w:val="1001"/>
-        </w:numPr>
-      </w:pPr>
-      <w:r>
-        <w:t xml:space="preserve">reviewable</w:t>
-      </w:r>
-    </w:p>
-    <w:p>
-      <w:pPr>
-        <w:pStyle w:val="Compact"/>
-        <w:numPr>
-          <w:ilvl w:val="0"/>
-          <w:numId w:val="1001"/>
-        </w:numPr>
-      </w:pPr>
-      <w:r>
-        <w:t xml:space="preserve">traceable</w:t>
-      </w:r>
-    </w:p>
-    <w:p>
-      <w:pPr>
-        <w:pStyle w:val="Compact"/>
-        <w:numPr>
-          <w:ilvl w:val="0"/>
-          <w:numId w:val="1001"/>
-        </w:numPr>
-      </w:pPr>
-      <w:r>
-        <w:t xml:space="preserve">version controlled</w:t>
+        <w:t xml:space="preserve">Decision Model</w:t>
+      </w:r>
+    </w:p>
+    <w:p>
+      <w:pPr>
+        <w:pStyle w:val="FirstParagraph"/>
+      </w:pPr>
+      <w:r>
+        <w:t xml:space="preserve">The project distinguishes between:</w:t>
+      </w:r>
+    </w:p>
+    <w:p>
+      <w:pPr>
+        <w:pStyle w:val="SourceCode"/>
+      </w:pPr>
+      <w:r>
+        <w:rPr>
+          <w:rStyle w:val="VerbatimChar"/>
+        </w:rPr>
+        <w:t xml:space="preserve">Architecture Decision</w:t>
+      </w:r>
+      <w:r>
+        <w:br/>
+      </w:r>
+      <w:r>
+        <w:rPr>
+          <w:rStyle w:val="VerbatimChar"/>
+        </w:rPr>
+        <w:t xml:space="preserve">        ↓</w:t>
+      </w:r>
+      <w:r>
+        <w:br/>
+      </w:r>
+      <w:r>
+        <w:rPr>
+          <w:rStyle w:val="VerbatimChar"/>
+        </w:rPr>
+        <w:t xml:space="preserve">Architecture Decision Record</w:t>
+      </w:r>
+      <w:r>
+        <w:br/>
+      </w:r>
+      <w:r>
+        <w:rPr>
+          <w:rStyle w:val="VerbatimChar"/>
+        </w:rPr>
+        <w:t xml:space="preserve">        ↓</w:t>
+      </w:r>
+      <w:r>
+        <w:br/>
+      </w:r>
+      <w:r>
+        <w:rPr>
+          <w:rStyle w:val="VerbatimChar"/>
+        </w:rPr>
+        <w:t xml:space="preserve">docs/adr/</w:t>
+      </w:r>
+      <w:r>
+        <w:br/>
+      </w:r>
+      <w:r>
+        <w:br/>
+      </w:r>
+      <w:r>
+        <w:rPr>
+          <w:rStyle w:val="VerbatimChar"/>
+        </w:rPr>
+        <w:t xml:space="preserve">Product, Technology or Process Decision</w:t>
+      </w:r>
+      <w:r>
+        <w:br/>
+      </w:r>
+      <w:r>
+        <w:rPr>
+          <w:rStyle w:val="VerbatimChar"/>
+        </w:rPr>
+        <w:t xml:space="preserve">        ↓</w:t>
+      </w:r>
+      <w:r>
+        <w:br/>
+      </w:r>
+      <w:r>
+        <w:rPr>
+          <w:rStyle w:val="VerbatimChar"/>
+        </w:rPr>
+        <w:t xml:space="preserve">Decision Log Entry</w:t>
+      </w:r>
+      <w:r>
+        <w:br/>
+      </w:r>
+      <w:r>
+        <w:rPr>
+          <w:rStyle w:val="VerbatimChar"/>
+        </w:rPr>
+        <w:t xml:space="preserve">        ↓</w:t>
+      </w:r>
+      <w:r>
+        <w:br/>
+      </w:r>
+      <w:r>
+        <w:rPr>
+          <w:rStyle w:val="VerbatimChar"/>
+        </w:rPr>
+        <w:t xml:space="preserve">docs/decisions/Decision_Log.md</w:t>
+      </w:r>
+    </w:p>
+    <w:p>
+      <w:pPr>
+        <w:pStyle w:val="FirstParagraph"/>
+      </w:pPr>
+      <w:r>
+        <w:t xml:space="preserve">The Decision Log may reference ADRs.</w:t>
+      </w:r>
+    </w:p>
+    <w:p>
+      <w:pPr>
+        <w:pStyle w:val="BodyText"/>
+      </w:pPr>
+      <w:r>
+        <w:t xml:space="preserve">Do not maintain the same decision independently in both systems.</w:t>
       </w:r>
     </w:p>
     <w:p>
@@ -145,30 +272,579 @@
       </w:r>
     </w:p>
     <w:bookmarkEnd w:id="11"/>
-    <w:bookmarkStart w:id="20" w:name="decision-record-template"/>
+    <w:bookmarkStart w:id="12" w:name="architecture-decisions"/>
     <w:p>
       <w:pPr>
         <w:pStyle w:val="Heading1"/>
       </w:pPr>
       <w:r>
-        <w:t xml:space="preserve">Decision Record Template</w:t>
-      </w:r>
-    </w:p>
-    <w:p>
-      <w:pPr>
-        <w:pStyle w:val="FirstParagraph"/>
-      </w:pPr>
-      <w:r>
-        <w:t xml:space="preserve">Each decision should contain:</w:t>
-      </w:r>
-    </w:p>
-    <w:bookmarkStart w:id="12" w:name="identifier"/>
-    <w:p>
-      <w:pPr>
-        <w:pStyle w:val="Heading2"/>
-      </w:pPr>
-      <w:r>
-        <w:t xml:space="preserve">Identifier</w:t>
+        <w:t xml:space="preserve">Architecture Decisions</w:t>
+      </w:r>
+    </w:p>
+    <w:p>
+      <w:pPr>
+        <w:pStyle w:val="FirstParagraph"/>
+      </w:pPr>
+      <w:r>
+        <w:t xml:space="preserve">Use an Architecture Decision Record when a decision has significant and durable architecture impact.</w:t>
+      </w:r>
+    </w:p>
+    <w:p>
+      <w:pPr>
+        <w:pStyle w:val="BodyText"/>
+      </w:pPr>
+      <w:r>
+        <w:t xml:space="preserve">Examples:</w:t>
+      </w:r>
+    </w:p>
+    <w:p>
+      <w:pPr>
+        <w:pStyle w:val="Compact"/>
+        <w:numPr>
+          <w:ilvl w:val="0"/>
+          <w:numId w:val="1002"/>
+        </w:numPr>
+      </w:pPr>
+      <w:r>
+        <w:t xml:space="preserve">dependency direction</w:t>
+      </w:r>
+    </w:p>
+    <w:p>
+      <w:pPr>
+        <w:pStyle w:val="Compact"/>
+        <w:numPr>
+          <w:ilvl w:val="0"/>
+          <w:numId w:val="1002"/>
+        </w:numPr>
+      </w:pPr>
+      <w:r>
+        <w:t xml:space="preserve">major capability boundaries</w:t>
+      </w:r>
+    </w:p>
+    <w:p>
+      <w:pPr>
+        <w:pStyle w:val="Compact"/>
+        <w:numPr>
+          <w:ilvl w:val="0"/>
+          <w:numId w:val="1002"/>
+        </w:numPr>
+      </w:pPr>
+      <w:r>
+        <w:t xml:space="preserve">Domain ownership</w:t>
+      </w:r>
+    </w:p>
+    <w:p>
+      <w:pPr>
+        <w:pStyle w:val="Compact"/>
+        <w:numPr>
+          <w:ilvl w:val="0"/>
+          <w:numId w:val="1002"/>
+        </w:numPr>
+      </w:pPr>
+      <w:r>
+        <w:t xml:space="preserve">Application workflow ownership</w:t>
+      </w:r>
+    </w:p>
+    <w:p>
+      <w:pPr>
+        <w:pStyle w:val="Compact"/>
+        <w:numPr>
+          <w:ilvl w:val="0"/>
+          <w:numId w:val="1002"/>
+        </w:numPr>
+      </w:pPr>
+      <w:r>
+        <w:t xml:space="preserve">persistence architecture</w:t>
+      </w:r>
+    </w:p>
+    <w:p>
+      <w:pPr>
+        <w:pStyle w:val="Compact"/>
+        <w:numPr>
+          <w:ilvl w:val="0"/>
+          <w:numId w:val="1002"/>
+        </w:numPr>
+      </w:pPr>
+      <w:r>
+        <w:t xml:space="preserve">broker integration architecture</w:t>
+      </w:r>
+    </w:p>
+    <w:p>
+      <w:pPr>
+        <w:pStyle w:val="Compact"/>
+        <w:numPr>
+          <w:ilvl w:val="0"/>
+          <w:numId w:val="1002"/>
+        </w:numPr>
+      </w:pPr>
+      <w:r>
+        <w:t xml:space="preserve">market data architecture</w:t>
+      </w:r>
+    </w:p>
+    <w:p>
+      <w:pPr>
+        <w:pStyle w:val="Compact"/>
+        <w:numPr>
+          <w:ilvl w:val="0"/>
+          <w:numId w:val="1002"/>
+        </w:numPr>
+      </w:pPr>
+      <w:r>
+        <w:t xml:space="preserve">runtime lifecycle architecture</w:t>
+      </w:r>
+    </w:p>
+    <w:p>
+      <w:pPr>
+        <w:pStyle w:val="Compact"/>
+        <w:numPr>
+          <w:ilvl w:val="0"/>
+          <w:numId w:val="1002"/>
+        </w:numPr>
+      </w:pPr>
+      <w:r>
+        <w:t xml:space="preserve">AsyncIO integration strategy</w:t>
+      </w:r>
+    </w:p>
+    <w:p>
+      <w:pPr>
+        <w:pStyle w:val="Compact"/>
+        <w:numPr>
+          <w:ilvl w:val="0"/>
+          <w:numId w:val="1002"/>
+        </w:numPr>
+      </w:pPr>
+      <w:r>
+        <w:t xml:space="preserve">dependency injection strategy</w:t>
+      </w:r>
+    </w:p>
+    <w:p>
+      <w:pPr>
+        <w:pStyle w:val="Compact"/>
+        <w:numPr>
+          <w:ilvl w:val="0"/>
+          <w:numId w:val="1002"/>
+        </w:numPr>
+      </w:pPr>
+      <w:r>
+        <w:t xml:space="preserve">major cross-capability infrastructure</w:t>
+      </w:r>
+    </w:p>
+    <w:p>
+      <w:pPr>
+        <w:pStyle w:val="FirstParagraph"/>
+      </w:pPr>
+      <w:r>
+        <w:t xml:space="preserve">ADR rules are defined in:</w:t>
+      </w:r>
+    </w:p>
+    <w:p>
+      <w:pPr>
+        <w:pStyle w:val="SourceCode"/>
+      </w:pPr>
+      <w:r>
+        <w:rPr>
+          <w:rStyle w:val="VerbatimChar"/>
+        </w:rPr>
+        <w:t xml:space="preserve">docs/adr/README.md</w:t>
+      </w:r>
+    </w:p>
+    <w:p>
+      <w:pPr>
+        <w:pStyle w:val="FirstParagraph"/>
+      </w:pPr>
+      <w:r>
+        <w:t xml:space="preserve">Architecture decisions may appear in the Decision Index as references to the owning ADR.</w:t>
+      </w:r>
+    </w:p>
+    <w:p>
+      <w:pPr>
+        <w:pStyle w:val="BodyText"/>
+      </w:pPr>
+      <w:r>
+        <w:t xml:space="preserve">The ADR remains the authoritative decision record.</w:t>
+      </w:r>
+    </w:p>
+    <w:p>
+      <w:r>
+        <w:pict>
+          <v:rect style="width:0;height:1.5pt" o:hralign="center" o:hrstd="t" o:hr="t"/>
+        </w:pict>
+      </w:r>
+    </w:p>
+    <w:bookmarkEnd w:id="12"/>
+    <w:bookmarkStart w:id="13" w:name="decision-log-decisions"/>
+    <w:p>
+      <w:pPr>
+        <w:pStyle w:val="Heading1"/>
+      </w:pPr>
+      <w:r>
+        <w:t xml:space="preserve">Decision Log Decisions</w:t>
+      </w:r>
+    </w:p>
+    <w:p>
+      <w:pPr>
+        <w:pStyle w:val="FirstParagraph"/>
+      </w:pPr>
+      <w:r>
+        <w:t xml:space="preserve">Use the Decision Log for significant decisions that require durable project context but do not require a dedicated ADR.</w:t>
+      </w:r>
+    </w:p>
+    <w:p>
+      <w:pPr>
+        <w:pStyle w:val="BodyText"/>
+      </w:pPr>
+      <w:r>
+        <w:t xml:space="preserve">Examples:</w:t>
+      </w:r>
+    </w:p>
+    <w:p>
+      <w:pPr>
+        <w:pStyle w:val="Compact"/>
+        <w:numPr>
+          <w:ilvl w:val="0"/>
+          <w:numId w:val="1003"/>
+        </w:numPr>
+      </w:pPr>
+      <w:r>
+        <w:t xml:space="preserve">primary product direction</w:t>
+      </w:r>
+    </w:p>
+    <w:p>
+      <w:pPr>
+        <w:pStyle w:val="Compact"/>
+        <w:numPr>
+          <w:ilvl w:val="0"/>
+          <w:numId w:val="1003"/>
+        </w:numPr>
+      </w:pPr>
+      <w:r>
+        <w:t xml:space="preserve">supported Python version</w:t>
+      </w:r>
+    </w:p>
+    <w:p>
+      <w:pPr>
+        <w:pStyle w:val="Compact"/>
+        <w:numPr>
+          <w:ilvl w:val="0"/>
+          <w:numId w:val="1003"/>
+        </w:numPr>
+      </w:pPr>
+      <w:r>
+        <w:t xml:space="preserve">source quality tooling</w:t>
+      </w:r>
+    </w:p>
+    <w:p>
+      <w:pPr>
+        <w:pStyle w:val="Compact"/>
+        <w:numPr>
+          <w:ilvl w:val="0"/>
+          <w:numId w:val="1003"/>
+        </w:numPr>
+      </w:pPr>
+      <w:r>
+        <w:t xml:space="preserve">CI technology</w:t>
+      </w:r>
+    </w:p>
+    <w:p>
+      <w:pPr>
+        <w:pStyle w:val="Compact"/>
+        <w:numPr>
+          <w:ilvl w:val="0"/>
+          <w:numId w:val="1003"/>
+        </w:numPr>
+      </w:pPr>
+      <w:r>
+        <w:t xml:space="preserve">documentation source policy</w:t>
+      </w:r>
+    </w:p>
+    <w:p>
+      <w:pPr>
+        <w:pStyle w:val="Compact"/>
+        <w:numPr>
+          <w:ilvl w:val="0"/>
+          <w:numId w:val="1003"/>
+        </w:numPr>
+      </w:pPr>
+      <w:r>
+        <w:t xml:space="preserve">development workflow policy</w:t>
+      </w:r>
+    </w:p>
+    <w:p>
+      <w:pPr>
+        <w:pStyle w:val="Compact"/>
+        <w:numPr>
+          <w:ilvl w:val="0"/>
+          <w:numId w:val="1003"/>
+        </w:numPr>
+      </w:pPr>
+      <w:r>
+        <w:t xml:space="preserve">release process decisions</w:t>
+      </w:r>
+    </w:p>
+    <w:p>
+      <w:pPr>
+        <w:pStyle w:val="Compact"/>
+        <w:numPr>
+          <w:ilvl w:val="0"/>
+          <w:numId w:val="1003"/>
+        </w:numPr>
+      </w:pPr>
+      <w:r>
+        <w:t xml:space="preserve">repository policy</w:t>
+      </w:r>
+    </w:p>
+    <w:p>
+      <w:pPr>
+        <w:pStyle w:val="FirstParagraph"/>
+      </w:pPr>
+      <w:r>
+        <w:t xml:space="preserve">Do not create Decision Log entries for:</w:t>
+      </w:r>
+    </w:p>
+    <w:p>
+      <w:pPr>
+        <w:pStyle w:val="Compact"/>
+        <w:numPr>
+          <w:ilvl w:val="0"/>
+          <w:numId w:val="1004"/>
+        </w:numPr>
+      </w:pPr>
+      <w:r>
+        <w:t xml:space="preserve">routine bug fixes</w:t>
+      </w:r>
+    </w:p>
+    <w:p>
+      <w:pPr>
+        <w:pStyle w:val="Compact"/>
+        <w:numPr>
+          <w:ilvl w:val="0"/>
+          <w:numId w:val="1004"/>
+        </w:numPr>
+      </w:pPr>
+      <w:r>
+        <w:t xml:space="preserve">formatting changes</w:t>
+      </w:r>
+    </w:p>
+    <w:p>
+      <w:pPr>
+        <w:pStyle w:val="Compact"/>
+        <w:numPr>
+          <w:ilvl w:val="0"/>
+          <w:numId w:val="1004"/>
+        </w:numPr>
+      </w:pPr>
+      <w:r>
+        <w:t xml:space="preserve">local refactoring</w:t>
+      </w:r>
+    </w:p>
+    <w:p>
+      <w:pPr>
+        <w:pStyle w:val="Compact"/>
+        <w:numPr>
+          <w:ilvl w:val="0"/>
+          <w:numId w:val="1004"/>
+        </w:numPr>
+      </w:pPr>
+      <w:r>
+        <w:t xml:space="preserve">test additions</w:t>
+      </w:r>
+    </w:p>
+    <w:p>
+      <w:pPr>
+        <w:pStyle w:val="Compact"/>
+        <w:numPr>
+          <w:ilvl w:val="0"/>
+          <w:numId w:val="1004"/>
+        </w:numPr>
+      </w:pPr>
+      <w:r>
+        <w:t xml:space="preserve">small implementation details</w:t>
+      </w:r>
+    </w:p>
+    <w:p>
+      <w:pPr>
+        <w:pStyle w:val="Compact"/>
+        <w:numPr>
+          <w:ilvl w:val="0"/>
+          <w:numId w:val="1004"/>
+        </w:numPr>
+      </w:pPr>
+      <w:r>
+        <w:t xml:space="preserve">ordinary dependency updates</w:t>
+      </w:r>
+    </w:p>
+    <w:p>
+      <w:r>
+        <w:pict>
+          <v:rect style="width:0;height:1.5pt" o:hralign="center" o:hrstd="t" o:hr="t"/>
+        </w:pict>
+      </w:r>
+    </w:p>
+    <w:bookmarkEnd w:id="13"/>
+    <w:bookmarkStart w:id="14" w:name="product-direction"/>
+    <w:p>
+      <w:pPr>
+        <w:pStyle w:val="Heading1"/>
+      </w:pPr>
+      <w:r>
+        <w:t xml:space="preserve">Product Direction</w:t>
+      </w:r>
+    </w:p>
+    <w:p>
+      <w:pPr>
+        <w:pStyle w:val="FirstParagraph"/>
+      </w:pPr>
+      <w:r>
+        <w:t xml:space="preserve">The Trading Cockpit is the primary product.</w:t>
+      </w:r>
+    </w:p>
+    <w:p>
+      <w:pPr>
+        <w:pStyle w:val="BodyText"/>
+      </w:pPr>
+      <w:r>
+        <w:t xml:space="preserve">Current product and architecture decisions shall optimize for concrete Trading Cockpit requirements.</w:t>
+      </w:r>
+    </w:p>
+    <w:p>
+      <w:pPr>
+        <w:pStyle w:val="BodyText"/>
+      </w:pPr>
+      <w:r>
+        <w:t xml:space="preserve">Product development follows:</w:t>
+      </w:r>
+    </w:p>
+    <w:p>
+      <w:pPr>
+        <w:pStyle w:val="SourceCode"/>
+      </w:pPr>
+      <w:r>
+        <w:rPr>
+          <w:rStyle w:val="VerbatimChar"/>
+        </w:rPr>
+        <w:t xml:space="preserve">Trading Cockpit Requirement</w:t>
+      </w:r>
+      <w:r>
+        <w:br/>
+      </w:r>
+      <w:r>
+        <w:rPr>
+          <w:rStyle w:val="VerbatimChar"/>
+        </w:rPr>
+        <w:t xml:space="preserve">        ↓</w:t>
+      </w:r>
+      <w:r>
+        <w:br/>
+      </w:r>
+      <w:r>
+        <w:rPr>
+          <w:rStyle w:val="VerbatimChar"/>
+        </w:rPr>
+        <w:t xml:space="preserve">Vertical Product Capability</w:t>
+      </w:r>
+      <w:r>
+        <w:br/>
+      </w:r>
+      <w:r>
+        <w:rPr>
+          <w:rStyle w:val="VerbatimChar"/>
+        </w:rPr>
+        <w:t xml:space="preserve">        ↓</w:t>
+      </w:r>
+      <w:r>
+        <w:br/>
+      </w:r>
+      <w:r>
+        <w:rPr>
+          <w:rStyle w:val="VerbatimChar"/>
+        </w:rPr>
+        <w:t xml:space="preserve">Application and Domain Behaviour</w:t>
+      </w:r>
+      <w:r>
+        <w:br/>
+      </w:r>
+      <w:r>
+        <w:rPr>
+          <w:rStyle w:val="VerbatimChar"/>
+        </w:rPr>
+        <w:t xml:space="preserve">        ↓</w:t>
+      </w:r>
+      <w:r>
+        <w:br/>
+      </w:r>
+      <w:r>
+        <w:rPr>
+          <w:rStyle w:val="VerbatimChar"/>
+        </w:rPr>
+        <w:t xml:space="preserve">Required Infrastructure</w:t>
+      </w:r>
+    </w:p>
+    <w:p>
+      <w:pPr>
+        <w:pStyle w:val="FirstParagraph"/>
+      </w:pPr>
+      <w:r>
+        <w:t xml:space="preserve">Shared platform capabilities may evolve when multiple concrete product capabilities require them.</w:t>
+      </w:r>
+    </w:p>
+    <w:p>
+      <w:pPr>
+        <w:pStyle w:val="BodyText"/>
+      </w:pPr>
+      <w:r>
+        <w:t xml:space="preserve">Do not introduce generic platform infrastructure solely for hypothetical future applications.</w:t>
+      </w:r>
+    </w:p>
+    <w:p>
+      <w:r>
+        <w:pict>
+          <v:rect style="width:0;height:1.5pt" o:hralign="center" o:hrstd="t" o:hr="t"/>
+        </w:pict>
+      </w:r>
+    </w:p>
+    <w:bookmarkEnd w:id="14"/>
+    <w:bookmarkStart w:id="15" w:name="decision-identifier"/>
+    <w:p>
+      <w:pPr>
+        <w:pStyle w:val="Heading1"/>
+      </w:pPr>
+      <w:r>
+        <w:t xml:space="preserve">Decision Identifier</w:t>
+      </w:r>
+    </w:p>
+    <w:p>
+      <w:pPr>
+        <w:pStyle w:val="FirstParagraph"/>
+      </w:pPr>
+      <w:r>
+        <w:t xml:space="preserve">Decision Log entries use sequential identifiers.</w:t>
+      </w:r>
+    </w:p>
+    <w:p>
+      <w:pPr>
+        <w:pStyle w:val="BodyText"/>
+      </w:pPr>
+      <w:r>
+        <w:t xml:space="preserve">Format:</w:t>
+      </w:r>
+    </w:p>
+    <w:p>
+      <w:pPr>
+        <w:pStyle w:val="SourceCode"/>
+      </w:pPr>
+      <w:r>
+        <w:rPr>
+          <w:rStyle w:val="VerbatimChar"/>
+        </w:rPr>
+        <w:t xml:space="preserve">DEC-NNNN</w:t>
+      </w:r>
+    </w:p>
+    <w:p>
+      <w:pPr>
+        <w:pStyle w:val="FirstParagraph"/>
+      </w:pPr>
+      <w:r>
+        <w:t xml:space="preserve">Examples:</w:t>
       </w:r>
     </w:p>
     <w:p>
@@ -181,179 +857,66 @@
         </w:rPr>
         <w:t xml:space="preserve">DEC-0001</w:t>
       </w:r>
-    </w:p>
-    <w:bookmarkEnd w:id="12"/>
-    <w:bookmarkStart w:id="13" w:name="title"/>
-    <w:p>
-      <w:pPr>
-        <w:pStyle w:val="Heading2"/>
-      </w:pPr>
-      <w:r>
-        <w:t xml:space="preserve">Title</w:t>
-      </w:r>
-    </w:p>
-    <w:p>
-      <w:pPr>
-        <w:pStyle w:val="FirstParagraph"/>
-      </w:pPr>
-      <w:r>
-        <w:t xml:space="preserve">Short descriptive title.</w:t>
-      </w:r>
-    </w:p>
-    <w:bookmarkEnd w:id="13"/>
-    <w:bookmarkStart w:id="14" w:name="date"/>
-    <w:p>
-      <w:pPr>
-        <w:pStyle w:val="Heading2"/>
-      </w:pPr>
-      <w:r>
-        <w:t xml:space="preserve">Date</w:t>
-      </w:r>
-    </w:p>
-    <w:p>
-      <w:pPr>
-        <w:pStyle w:val="FirstParagraph"/>
-      </w:pPr>
-      <w:r>
-        <w:t xml:space="preserve">YYYY-MM-DD</w:t>
-      </w:r>
-    </w:p>
-    <w:bookmarkEnd w:id="14"/>
-    <w:bookmarkStart w:id="15" w:name="status"/>
-    <w:p>
-      <w:pPr>
-        <w:pStyle w:val="Heading2"/>
-      </w:pPr>
-      <w:r>
-        <w:t xml:space="preserve">Status</w:t>
-      </w:r>
-    </w:p>
-    <w:p>
-      <w:pPr>
-        <w:pStyle w:val="Compact"/>
-        <w:numPr>
-          <w:ilvl w:val="0"/>
-          <w:numId w:val="1002"/>
-        </w:numPr>
-      </w:pPr>
-      <w:r>
-        <w:t xml:space="preserve">Proposed</w:t>
-      </w:r>
-    </w:p>
-    <w:p>
-      <w:pPr>
-        <w:pStyle w:val="Compact"/>
-        <w:numPr>
-          <w:ilvl w:val="0"/>
-          <w:numId w:val="1002"/>
-        </w:numPr>
-      </w:pPr>
-      <w:r>
-        <w:t xml:space="preserve">Accepted</w:t>
-      </w:r>
-    </w:p>
-    <w:p>
-      <w:pPr>
-        <w:pStyle w:val="Compact"/>
-        <w:numPr>
-          <w:ilvl w:val="0"/>
-          <w:numId w:val="1002"/>
-        </w:numPr>
-      </w:pPr>
-      <w:r>
-        <w:t xml:space="preserve">Superseded</w:t>
-      </w:r>
-    </w:p>
-    <w:p>
-      <w:pPr>
-        <w:pStyle w:val="Compact"/>
-        <w:numPr>
-          <w:ilvl w:val="0"/>
-          <w:numId w:val="1002"/>
-        </w:numPr>
-      </w:pPr>
-      <w:r>
-        <w:t xml:space="preserve">Deprecated</w:t>
-      </w:r>
-    </w:p>
-    <w:bookmarkEnd w:id="15"/>
-    <w:bookmarkStart w:id="16" w:name="context"/>
-    <w:p>
-      <w:pPr>
-        <w:pStyle w:val="Heading2"/>
-      </w:pPr>
-      <w:r>
-        <w:t xml:space="preserve">Context</w:t>
-      </w:r>
-    </w:p>
-    <w:p>
-      <w:pPr>
-        <w:pStyle w:val="FirstParagraph"/>
-      </w:pPr>
-      <w:r>
-        <w:t xml:space="preserve">Describe the problem or requirement.</w:t>
-      </w:r>
-    </w:p>
-    <w:bookmarkEnd w:id="16"/>
-    <w:bookmarkStart w:id="17" w:name="decision"/>
-    <w:p>
-      <w:pPr>
-        <w:pStyle w:val="Heading2"/>
-      </w:pPr>
-      <w:r>
-        <w:t xml:space="preserve">Decision</w:t>
-      </w:r>
-    </w:p>
-    <w:p>
-      <w:pPr>
-        <w:pStyle w:val="FirstParagraph"/>
-      </w:pPr>
-      <w:r>
-        <w:t xml:space="preserve">Describe the chosen solution.</w:t>
-      </w:r>
-    </w:p>
-    <w:bookmarkEnd w:id="17"/>
-    <w:bookmarkStart w:id="18" w:name="alternatives-considered"/>
-    <w:p>
-      <w:pPr>
-        <w:pStyle w:val="Heading2"/>
-      </w:pPr>
-      <w:r>
-        <w:t xml:space="preserve">Alternatives Considered</w:t>
-      </w:r>
-    </w:p>
-    <w:p>
-      <w:pPr>
-        <w:pStyle w:val="FirstParagraph"/>
-      </w:pPr>
-      <w:r>
-        <w:t xml:space="preserve">List the evaluated alternatives.</w:t>
-      </w:r>
-    </w:p>
-    <w:bookmarkEnd w:id="18"/>
-    <w:bookmarkStart w:id="19" w:name="consequences"/>
-    <w:p>
-      <w:pPr>
-        <w:pStyle w:val="Heading2"/>
-      </w:pPr>
-      <w:r>
-        <w:t xml:space="preserve">Consequences</w:t>
-      </w:r>
-    </w:p>
-    <w:p>
-      <w:pPr>
-        <w:pStyle w:val="FirstParagraph"/>
-      </w:pPr>
-      <w:r>
-        <w:t xml:space="preserve">Positive:</w:t>
-      </w:r>
-    </w:p>
-    <w:p>
-      <w:pPr>
-        <w:pStyle w:val="FirstParagraph"/>
-      </w:pPr>
-      <w:r>
-        <w:t xml:space="preserve">Negative:</w:t>
+      <w:r>
+        <w:br/>
+      </w:r>
+      <w:r>
+        <w:rPr>
+          <w:rStyle w:val="VerbatimChar"/>
+        </w:rPr>
+        <w:t xml:space="preserve">DEC-0002</w:t>
+      </w:r>
+      <w:r>
+        <w:br/>
+      </w:r>
+      <w:r>
+        <w:rPr>
+          <w:rStyle w:val="VerbatimChar"/>
+        </w:rPr>
+        <w:t xml:space="preserve">DEC-0003</w:t>
+      </w:r>
+    </w:p>
+    <w:p>
+      <w:pPr>
+        <w:pStyle w:val="FirstParagraph"/>
+      </w:pPr>
+      <w:r>
+        <w:t xml:space="preserve">Identifiers shall not be reused.</w:t>
+      </w:r>
+    </w:p>
+    <w:p>
+      <w:pPr>
+        <w:pStyle w:val="BodyText"/>
+      </w:pPr>
+      <w:r>
+        <w:t xml:space="preserve">A superseded or deprecated decision remains part of the project history.</w:t>
+      </w:r>
+    </w:p>
+    <w:p>
+      <w:pPr>
+        <w:pStyle w:val="BodyText"/>
+      </w:pPr>
+      <w:r>
+        <w:t xml:space="preserve">ADR identifiers use the separate format:</w:t>
+      </w:r>
+    </w:p>
+    <w:p>
+      <w:pPr>
+        <w:pStyle w:val="SourceCode"/>
+      </w:pPr>
+      <w:r>
+        <w:rPr>
+          <w:rStyle w:val="VerbatimChar"/>
+        </w:rPr>
+        <w:t xml:space="preserve">ADR-NNNN</w:t>
+      </w:r>
+    </w:p>
+    <w:p>
+      <w:pPr>
+        <w:pStyle w:val="FirstParagraph"/>
+      </w:pPr>
+      <w:r>
+        <w:t xml:space="preserve">Do not assign both a DEC identifier and an ADR identifier to the same authoritative decision record.</w:t>
       </w:r>
     </w:p>
     <w:p>
@@ -363,27 +926,1388 @@
         </w:pict>
       </w:r>
     </w:p>
+    <w:bookmarkEnd w:id="15"/>
+    <w:bookmarkStart w:id="16" w:name="decision-status"/>
+    <w:p>
+      <w:pPr>
+        <w:pStyle w:val="Heading1"/>
+      </w:pPr>
+      <w:r>
+        <w:t xml:space="preserve">Decision Status</w:t>
+      </w:r>
+    </w:p>
+    <w:p>
+      <w:pPr>
+        <w:pStyle w:val="FirstParagraph"/>
+      </w:pPr>
+      <w:r>
+        <w:t xml:space="preserve">Decision Log entries use one of the following statuses:</w:t>
+      </w:r>
+    </w:p>
+    <w:p>
+      <w:pPr>
+        <w:pStyle w:val="SourceCode"/>
+      </w:pPr>
+      <w:r>
+        <w:rPr>
+          <w:rStyle w:val="VerbatimChar"/>
+        </w:rPr>
+        <w:t xml:space="preserve">Proposed</w:t>
+      </w:r>
+      <w:r>
+        <w:br/>
+      </w:r>
+      <w:r>
+        <w:rPr>
+          <w:rStyle w:val="VerbatimChar"/>
+        </w:rPr>
+        <w:t xml:space="preserve">Accepted</w:t>
+      </w:r>
+      <w:r>
+        <w:br/>
+      </w:r>
+      <w:r>
+        <w:rPr>
+          <w:rStyle w:val="VerbatimChar"/>
+        </w:rPr>
+        <w:t xml:space="preserve">Superseded</w:t>
+      </w:r>
+      <w:r>
+        <w:br/>
+      </w:r>
+      <w:r>
+        <w:rPr>
+          <w:rStyle w:val="VerbatimChar"/>
+        </w:rPr>
+        <w:t xml:space="preserve">Deprecated</w:t>
+      </w:r>
+      <w:r>
+        <w:br/>
+      </w:r>
+      <w:r>
+        <w:rPr>
+          <w:rStyle w:val="VerbatimChar"/>
+        </w:rPr>
+        <w:t xml:space="preserve">Rejected</w:t>
+      </w:r>
+    </w:p>
+    <w:p>
+      <w:r>
+        <w:pict>
+          <v:rect style="width:0;height:1.5pt" o:hralign="center" o:hrstd="t" o:hr="t"/>
+        </w:pict>
+      </w:r>
+    </w:p>
+    <w:bookmarkEnd w:id="16"/>
+    <w:bookmarkStart w:id="17" w:name="proposed"/>
+    <w:p>
+      <w:pPr>
+        <w:pStyle w:val="Heading1"/>
+      </w:pPr>
+      <w:r>
+        <w:t xml:space="preserve">Proposed</w:t>
+      </w:r>
+    </w:p>
+    <w:p>
+      <w:pPr>
+        <w:pStyle w:val="FirstParagraph"/>
+      </w:pPr>
+      <w:r>
+        <w:t xml:space="preserve">The decision is under consideration.</w:t>
+      </w:r>
+    </w:p>
+    <w:p>
+      <w:pPr>
+        <w:pStyle w:val="BodyText"/>
+      </w:pPr>
+      <w:r>
+        <w:t xml:space="preserve">A Proposed decision shall not be treated as an accepted project contract unless an explicitly approved prototype requires it.</w:t>
+      </w:r>
+    </w:p>
+    <w:p>
+      <w:r>
+        <w:pict>
+          <v:rect style="width:0;height:1.5pt" o:hralign="center" o:hrstd="t" o:hr="t"/>
+        </w:pict>
+      </w:r>
+    </w:p>
+    <w:bookmarkEnd w:id="17"/>
+    <w:bookmarkStart w:id="18" w:name="accepted"/>
+    <w:p>
+      <w:pPr>
+        <w:pStyle w:val="Heading1"/>
+      </w:pPr>
+      <w:r>
+        <w:t xml:space="preserve">Accepted</w:t>
+      </w:r>
+    </w:p>
+    <w:p>
+      <w:pPr>
+        <w:pStyle w:val="FirstParagraph"/>
+      </w:pPr>
+      <w:r>
+        <w:t xml:space="preserve">The decision is approved and active.</w:t>
+      </w:r>
+    </w:p>
+    <w:p>
+      <w:pPr>
+        <w:pStyle w:val="BodyText"/>
+      </w:pPr>
+      <w:r>
+        <w:t xml:space="preserve">Current project documentation shall remain consistent with accepted decisions.</w:t>
+      </w:r>
+    </w:p>
+    <w:p>
+      <w:r>
+        <w:pict>
+          <v:rect style="width:0;height:1.5pt" o:hralign="center" o:hrstd="t" o:hr="t"/>
+        </w:pict>
+      </w:r>
+    </w:p>
+    <w:bookmarkEnd w:id="18"/>
+    <w:bookmarkStart w:id="19" w:name="superseded"/>
+    <w:p>
+      <w:pPr>
+        <w:pStyle w:val="Heading1"/>
+      </w:pPr>
+      <w:r>
+        <w:t xml:space="preserve">Superseded</w:t>
+      </w:r>
+    </w:p>
+    <w:p>
+      <w:pPr>
+        <w:pStyle w:val="FirstParagraph"/>
+      </w:pPr>
+      <w:r>
+        <w:t xml:space="preserve">The decision has been replaced by another decision or ADR.</w:t>
+      </w:r>
+    </w:p>
+    <w:p>
+      <w:pPr>
+        <w:pStyle w:val="BodyText"/>
+      </w:pPr>
+      <w:r>
+        <w:t xml:space="preserve">The replacing decision shall be identified.</w:t>
+      </w:r>
+    </w:p>
+    <w:p>
+      <w:pPr>
+        <w:pStyle w:val="BodyText"/>
+      </w:pPr>
+      <w:r>
+        <w:t xml:space="preserve">Example:</w:t>
+      </w:r>
+    </w:p>
+    <w:p>
+      <w:pPr>
+        <w:pStyle w:val="SourceCode"/>
+      </w:pPr>
+      <w:r>
+        <w:rPr>
+          <w:rStyle w:val="VerbatimChar"/>
+        </w:rPr>
+        <w:t xml:space="preserve">Status: Superseded</w:t>
+      </w:r>
+      <w:r>
+        <w:br/>
+      </w:r>
+      <w:r>
+        <w:rPr>
+          <w:rStyle w:val="VerbatimChar"/>
+        </w:rPr>
+        <w:t xml:space="preserve">Superseded by: DEC-0008</w:t>
+      </w:r>
+    </w:p>
+    <w:p>
+      <w:pPr>
+        <w:pStyle w:val="FirstParagraph"/>
+      </w:pPr>
+      <w:r>
+        <w:t xml:space="preserve">or:</w:t>
+      </w:r>
+    </w:p>
+    <w:p>
+      <w:pPr>
+        <w:pStyle w:val="SourceCode"/>
+      </w:pPr>
+      <w:r>
+        <w:rPr>
+          <w:rStyle w:val="VerbatimChar"/>
+        </w:rPr>
+        <w:t xml:space="preserve">Status: Superseded</w:t>
+      </w:r>
+      <w:r>
+        <w:br/>
+      </w:r>
+      <w:r>
+        <w:rPr>
+          <w:rStyle w:val="VerbatimChar"/>
+        </w:rPr>
+        <w:t xml:space="preserve">Superseded by: ADR-0005</w:t>
+      </w:r>
+    </w:p>
+    <w:p>
+      <w:pPr>
+        <w:pStyle w:val="FirstParagraph"/>
+      </w:pPr>
+      <w:r>
+        <w:t xml:space="preserve">Do not delete superseded decisions.</w:t>
+      </w:r>
+    </w:p>
+    <w:p>
+      <w:r>
+        <w:pict>
+          <v:rect style="width:0;height:1.5pt" o:hralign="center" o:hrstd="t" o:hr="t"/>
+        </w:pict>
+      </w:r>
+    </w:p>
     <w:bookmarkEnd w:id="19"/>
+    <w:bookmarkStart w:id="20" w:name="deprecated"/>
+    <w:p>
+      <w:pPr>
+        <w:pStyle w:val="Heading1"/>
+      </w:pPr>
+      <w:r>
+        <w:t xml:space="preserve">Deprecated</w:t>
+      </w:r>
+    </w:p>
+    <w:p>
+      <w:pPr>
+        <w:pStyle w:val="FirstParagraph"/>
+      </w:pPr>
+      <w:r>
+        <w:t xml:space="preserve">The decision is no longer recommended or is being phased out.</w:t>
+      </w:r>
+    </w:p>
+    <w:p>
+      <w:pPr>
+        <w:pStyle w:val="BodyText"/>
+      </w:pPr>
+      <w:r>
+        <w:t xml:space="preserve">Use Deprecated when migration is incomplete and the decision remains relevant to current project state.</w:t>
+      </w:r>
+    </w:p>
+    <w:p>
+      <w:pPr>
+        <w:pStyle w:val="BodyText"/>
+      </w:pPr>
+      <w:r>
+        <w:t xml:space="preserve">The entry shall explain the migration context.</w:t>
+      </w:r>
+    </w:p>
+    <w:p>
+      <w:r>
+        <w:pict>
+          <v:rect style="width:0;height:1.5pt" o:hralign="center" o:hrstd="t" o:hr="t"/>
+        </w:pict>
+      </w:r>
+    </w:p>
     <w:bookmarkEnd w:id="20"/>
-    <w:bookmarkStart w:id="21" w:name="decision-index"/>
+    <w:bookmarkStart w:id="21" w:name="rejected"/>
     <w:p>
       <w:pPr>
         <w:pStyle w:val="Heading1"/>
       </w:pPr>
       <w:r>
+        <w:t xml:space="preserve">Rejected</w:t>
+      </w:r>
+    </w:p>
+    <w:p>
+      <w:pPr>
+        <w:pStyle w:val="FirstParagraph"/>
+      </w:pPr>
+      <w:r>
+        <w:t xml:space="preserve">The proposed decision was evaluated and explicitly not selected.</w:t>
+      </w:r>
+    </w:p>
+    <w:p>
+      <w:pPr>
+        <w:pStyle w:val="BodyText"/>
+      </w:pPr>
+      <w:r>
+        <w:t xml:space="preserve">Rejected decisions should be preserved only when the rationale provides durable project context.</w:t>
+      </w:r>
+    </w:p>
+    <w:p>
+      <w:pPr>
+        <w:pStyle w:val="BodyText"/>
+      </w:pPr>
+      <w:r>
+        <w:t xml:space="preserve">Do not record every informal alternative as a rejected decision.</w:t>
+      </w:r>
+    </w:p>
+    <w:p>
+      <w:r>
+        <w:pict>
+          <v:rect style="width:0;height:1.5pt" o:hralign="center" o:hrstd="t" o:hr="t"/>
+        </w:pict>
+      </w:r>
+    </w:p>
+    <w:bookmarkEnd w:id="21"/>
+    <w:bookmarkStart w:id="22" w:name="decision-entry-structure"/>
+    <w:p>
+      <w:pPr>
+        <w:pStyle w:val="Heading1"/>
+      </w:pPr>
+      <w:r>
+        <w:t xml:space="preserve">Decision Entry Structure</w:t>
+      </w:r>
+    </w:p>
+    <w:p>
+      <w:pPr>
+        <w:pStyle w:val="FirstParagraph"/>
+      </w:pPr>
+      <w:r>
+        <w:t xml:space="preserve">Each Decision Log entry shall use the following structure:</w:t>
+      </w:r>
+    </w:p>
+    <w:p>
+      <w:pPr>
+        <w:pStyle w:val="SourceCode"/>
+      </w:pPr>
+      <w:r>
+        <w:rPr>
+          <w:rStyle w:val="VerbatimChar"/>
+        </w:rPr>
+        <w:t xml:space="preserve">## DEC-NNNN: Decision Title</w:t>
+      </w:r>
+      <w:r>
+        <w:br/>
+      </w:r>
+      <w:r>
+        <w:br/>
+      </w:r>
+      <w:r>
+        <w:rPr>
+          <w:rStyle w:val="VerbatimChar"/>
+        </w:rPr>
+        <w:t xml:space="preserve">Date: YYYY-MM-DD</w:t>
+      </w:r>
+      <w:r>
+        <w:br/>
+      </w:r>
+      <w:r>
+        <w:rPr>
+          <w:rStyle w:val="VerbatimChar"/>
+        </w:rPr>
+        <w:t xml:space="preserve">Status: Proposed</w:t>
+      </w:r>
+      <w:r>
+        <w:br/>
+      </w:r>
+      <w:r>
+        <w:br/>
+      </w:r>
+      <w:r>
+        <w:rPr>
+          <w:rStyle w:val="VerbatimChar"/>
+        </w:rPr>
+        <w:t xml:space="preserve">### Context</w:t>
+      </w:r>
+      <w:r>
+        <w:br/>
+      </w:r>
+      <w:r>
+        <w:br/>
+      </w:r>
+      <w:r>
+        <w:rPr>
+          <w:rStyle w:val="VerbatimChar"/>
+        </w:rPr>
+        <w:t xml:space="preserve">Describe the concrete product, technology or process requirement.</w:t>
+      </w:r>
+      <w:r>
+        <w:br/>
+      </w:r>
+      <w:r>
+        <w:br/>
+      </w:r>
+      <w:r>
+        <w:rPr>
+          <w:rStyle w:val="VerbatimChar"/>
+        </w:rPr>
+        <w:t xml:space="preserve">### Decision</w:t>
+      </w:r>
+      <w:r>
+        <w:br/>
+      </w:r>
+      <w:r>
+        <w:br/>
+      </w:r>
+      <w:r>
+        <w:rPr>
+          <w:rStyle w:val="VerbatimChar"/>
+        </w:rPr>
+        <w:t xml:space="preserve">Describe the selected decision explicitly.</w:t>
+      </w:r>
+      <w:r>
+        <w:br/>
+      </w:r>
+      <w:r>
+        <w:br/>
+      </w:r>
+      <w:r>
+        <w:rPr>
+          <w:rStyle w:val="VerbatimChar"/>
+        </w:rPr>
+        <w:t xml:space="preserve">### Rationale</w:t>
+      </w:r>
+      <w:r>
+        <w:br/>
+      </w:r>
+      <w:r>
+        <w:br/>
+      </w:r>
+      <w:r>
+        <w:rPr>
+          <w:rStyle w:val="VerbatimChar"/>
+        </w:rPr>
+        <w:t xml:space="preserve">Explain why the decision was selected.</w:t>
+      </w:r>
+      <w:r>
+        <w:br/>
+      </w:r>
+      <w:r>
+        <w:br/>
+      </w:r>
+      <w:r>
+        <w:rPr>
+          <w:rStyle w:val="VerbatimChar"/>
+        </w:rPr>
+        <w:t xml:space="preserve">### Alternatives Considered</w:t>
+      </w:r>
+      <w:r>
+        <w:br/>
+      </w:r>
+      <w:r>
+        <w:br/>
+      </w:r>
+      <w:r>
+        <w:rPr>
+          <w:rStyle w:val="VerbatimChar"/>
+        </w:rPr>
+        <w:t xml:space="preserve">Describe materially relevant alternatives.</w:t>
+      </w:r>
+      <w:r>
+        <w:br/>
+      </w:r>
+      <w:r>
+        <w:br/>
+      </w:r>
+      <w:r>
+        <w:rPr>
+          <w:rStyle w:val="VerbatimChar"/>
+        </w:rPr>
+        <w:t xml:space="preserve">### Consequences</w:t>
+      </w:r>
+      <w:r>
+        <w:br/>
+      </w:r>
+      <w:r>
+        <w:br/>
+      </w:r>
+      <w:r>
+        <w:rPr>
+          <w:rStyle w:val="VerbatimChar"/>
+        </w:rPr>
+        <w:t xml:space="preserve">Positive:</w:t>
+      </w:r>
+      <w:r>
+        <w:br/>
+      </w:r>
+      <w:r>
+        <w:br/>
+      </w:r>
+      <w:r>
+        <w:rPr>
+          <w:rStyle w:val="VerbatimChar"/>
+        </w:rPr>
+        <w:t xml:space="preserve">- ...</w:t>
+      </w:r>
+      <w:r>
+        <w:br/>
+      </w:r>
+      <w:r>
+        <w:br/>
+      </w:r>
+      <w:r>
+        <w:rPr>
+          <w:rStyle w:val="VerbatimChar"/>
+        </w:rPr>
+        <w:t xml:space="preserve">Negative:</w:t>
+      </w:r>
+      <w:r>
+        <w:br/>
+      </w:r>
+      <w:r>
+        <w:br/>
+      </w:r>
+      <w:r>
+        <w:rPr>
+          <w:rStyle w:val="VerbatimChar"/>
+        </w:rPr>
+        <w:t xml:space="preserve">- ...</w:t>
+      </w:r>
+      <w:r>
+        <w:br/>
+      </w:r>
+      <w:r>
+        <w:br/>
+      </w:r>
+      <w:r>
+        <w:rPr>
+          <w:rStyle w:val="VerbatimChar"/>
+        </w:rPr>
+        <w:t xml:space="preserve">### Impact</w:t>
+      </w:r>
+      <w:r>
+        <w:br/>
+      </w:r>
+      <w:r>
+        <w:br/>
+      </w:r>
+      <w:r>
+        <w:rPr>
+          <w:rStyle w:val="VerbatimChar"/>
+        </w:rPr>
+        <w:t xml:space="preserve">Identify affected project areas.</w:t>
+      </w:r>
+      <w:r>
+        <w:br/>
+      </w:r>
+      <w:r>
+        <w:br/>
+      </w:r>
+      <w:r>
+        <w:rPr>
+          <w:rStyle w:val="VerbatimChar"/>
+        </w:rPr>
+        <w:t xml:space="preserve">### Related Documents</w:t>
+      </w:r>
+      <w:r>
+        <w:br/>
+      </w:r>
+      <w:r>
+        <w:br/>
+      </w:r>
+      <w:r>
+        <w:rPr>
+          <w:rStyle w:val="VerbatimChar"/>
+        </w:rPr>
+        <w:t xml:space="preserve">- ...</w:t>
+      </w:r>
+    </w:p>
+    <w:p>
+      <w:pPr>
+        <w:pStyle w:val="FirstParagraph"/>
+      </w:pPr>
+      <w:r>
+        <w:t xml:space="preserve">Additional sections may be added when required.</w:t>
+      </w:r>
+    </w:p>
+    <w:p>
+      <w:pPr>
+        <w:pStyle w:val="BodyText"/>
+      </w:pPr>
+      <w:r>
+        <w:t xml:space="preserve">Do not remove the core decision context.</w:t>
+      </w:r>
+    </w:p>
+    <w:p>
+      <w:r>
+        <w:pict>
+          <v:rect style="width:0;height:1.5pt" o:hralign="center" o:hrstd="t" o:hr="t"/>
+        </w:pict>
+      </w:r>
+    </w:p>
+    <w:bookmarkEnd w:id="22"/>
+    <w:bookmarkStart w:id="23" w:name="context"/>
+    <w:p>
+      <w:pPr>
+        <w:pStyle w:val="Heading1"/>
+      </w:pPr>
+      <w:r>
+        <w:t xml:space="preserve">Context</w:t>
+      </w:r>
+    </w:p>
+    <w:p>
+      <w:pPr>
+        <w:pStyle w:val="FirstParagraph"/>
+      </w:pPr>
+      <w:r>
+        <w:t xml:space="preserve">The Context section shall describe the concrete problem or requirement.</w:t>
+      </w:r>
+    </w:p>
+    <w:p>
+      <w:pPr>
+        <w:pStyle w:val="BodyText"/>
+      </w:pPr>
+      <w:r>
+        <w:t xml:space="preserve">Good context identifies:</w:t>
+      </w:r>
+    </w:p>
+    <w:p>
+      <w:pPr>
+        <w:pStyle w:val="Compact"/>
+        <w:numPr>
+          <w:ilvl w:val="0"/>
+          <w:numId w:val="1005"/>
+        </w:numPr>
+      </w:pPr>
+      <w:r>
+        <w:t xml:space="preserve">current situation</w:t>
+      </w:r>
+    </w:p>
+    <w:p>
+      <w:pPr>
+        <w:pStyle w:val="Compact"/>
+        <w:numPr>
+          <w:ilvl w:val="0"/>
+          <w:numId w:val="1005"/>
+        </w:numPr>
+      </w:pPr>
+      <w:r>
+        <w:t xml:space="preserve">concrete requirement</w:t>
+      </w:r>
+    </w:p>
+    <w:p>
+      <w:pPr>
+        <w:pStyle w:val="Compact"/>
+        <w:numPr>
+          <w:ilvl w:val="0"/>
+          <w:numId w:val="1005"/>
+        </w:numPr>
+      </w:pPr>
+      <w:r>
+        <w:t xml:space="preserve">current limitation</w:t>
+      </w:r>
+    </w:p>
+    <w:p>
+      <w:pPr>
+        <w:pStyle w:val="Compact"/>
+        <w:numPr>
+          <w:ilvl w:val="0"/>
+          <w:numId w:val="1005"/>
+        </w:numPr>
+      </w:pPr>
+      <w:r>
+        <w:t xml:space="preserve">affected project area</w:t>
+      </w:r>
+    </w:p>
+    <w:p>
+      <w:pPr>
+        <w:pStyle w:val="FirstParagraph"/>
+      </w:pPr>
+      <w:r>
+        <w:t xml:space="preserve">Do not use speculative future scalability as the only context unless a concrete approved requirement exists.</w:t>
+      </w:r>
+    </w:p>
+    <w:p>
+      <w:r>
+        <w:pict>
+          <v:rect style="width:0;height:1.5pt" o:hralign="center" o:hrstd="t" o:hr="t"/>
+        </w:pict>
+      </w:r>
+    </w:p>
+    <w:bookmarkEnd w:id="23"/>
+    <w:bookmarkStart w:id="24" w:name="decision"/>
+    <w:p>
+      <w:pPr>
+        <w:pStyle w:val="Heading1"/>
+      </w:pPr>
+      <w:r>
+        <w:t xml:space="preserve">Decision</w:t>
+      </w:r>
+    </w:p>
+    <w:p>
+      <w:pPr>
+        <w:pStyle w:val="FirstParagraph"/>
+      </w:pPr>
+      <w:r>
+        <w:t xml:space="preserve">The Decision section shall be explicit.</w:t>
+      </w:r>
+    </w:p>
+    <w:p>
+      <w:pPr>
+        <w:pStyle w:val="BodyText"/>
+      </w:pPr>
+      <w:r>
+        <w:t xml:space="preserve">Prefer:</w:t>
+      </w:r>
+    </w:p>
+    <w:p>
+      <w:pPr>
+        <w:pStyle w:val="SourceCode"/>
+      </w:pPr>
+      <w:r>
+        <w:rPr>
+          <w:rStyle w:val="VerbatimChar"/>
+        </w:rPr>
+        <w:t xml:space="preserve">The Trading Cockpit shall be the primary product and architecture decisions shall optimize for concrete Trading Cockpit requirements.</w:t>
+      </w:r>
+    </w:p>
+    <w:p>
+      <w:pPr>
+        <w:pStyle w:val="FirstParagraph"/>
+      </w:pPr>
+      <w:r>
+        <w:t xml:space="preserve">Avoid:</w:t>
+      </w:r>
+    </w:p>
+    <w:p>
+      <w:pPr>
+        <w:pStyle w:val="SourceCode"/>
+      </w:pPr>
+      <w:r>
+        <w:rPr>
+          <w:rStyle w:val="VerbatimChar"/>
+        </w:rPr>
+        <w:t xml:space="preserve">We should probably focus more on the application.</w:t>
+      </w:r>
+    </w:p>
+    <w:p>
+      <w:pPr>
+        <w:pStyle w:val="FirstParagraph"/>
+      </w:pPr>
+      <w:r>
+        <w:t xml:space="preserve">The selected direction shall be unambiguous.</w:t>
+      </w:r>
+    </w:p>
+    <w:p>
+      <w:r>
+        <w:pict>
+          <v:rect style="width:0;height:1.5pt" o:hralign="center" o:hrstd="t" o:hr="t"/>
+        </w:pict>
+      </w:r>
+    </w:p>
+    <w:bookmarkEnd w:id="24"/>
+    <w:bookmarkStart w:id="25" w:name="rationale"/>
+    <w:p>
+      <w:pPr>
+        <w:pStyle w:val="Heading1"/>
+      </w:pPr>
+      <w:r>
+        <w:t xml:space="preserve">Rationale</w:t>
+      </w:r>
+    </w:p>
+    <w:p>
+      <w:pPr>
+        <w:pStyle w:val="FirstParagraph"/>
+      </w:pPr>
+      <w:r>
+        <w:t xml:space="preserve">The Rationale section explains why the decision was selected.</w:t>
+      </w:r>
+    </w:p>
+    <w:p>
+      <w:pPr>
+        <w:pStyle w:val="BodyText"/>
+      </w:pPr>
+      <w:r>
+        <w:t xml:space="preserve">Relevant criteria may include:</w:t>
+      </w:r>
+    </w:p>
+    <w:p>
+      <w:pPr>
+        <w:pStyle w:val="Compact"/>
+        <w:numPr>
+          <w:ilvl w:val="0"/>
+          <w:numId w:val="1006"/>
+        </w:numPr>
+      </w:pPr>
+      <w:r>
+        <w:t xml:space="preserve">product requirement</w:t>
+      </w:r>
+    </w:p>
+    <w:p>
+      <w:pPr>
+        <w:pStyle w:val="Compact"/>
+        <w:numPr>
+          <w:ilvl w:val="0"/>
+          <w:numId w:val="1006"/>
+        </w:numPr>
+      </w:pPr>
+      <w:r>
+        <w:t xml:space="preserve">architecture consistency</w:t>
+      </w:r>
+    </w:p>
+    <w:p>
+      <w:pPr>
+        <w:pStyle w:val="Compact"/>
+        <w:numPr>
+          <w:ilvl w:val="0"/>
+          <w:numId w:val="1006"/>
+        </w:numPr>
+      </w:pPr>
+      <w:r>
+        <w:t xml:space="preserve">maintainability</w:t>
+      </w:r>
+    </w:p>
+    <w:p>
+      <w:pPr>
+        <w:pStyle w:val="Compact"/>
+        <w:numPr>
+          <w:ilvl w:val="0"/>
+          <w:numId w:val="1006"/>
+        </w:numPr>
+      </w:pPr>
+      <w:r>
+        <w:t xml:space="preserve">testability</w:t>
+      </w:r>
+    </w:p>
+    <w:p>
+      <w:pPr>
+        <w:pStyle w:val="Compact"/>
+        <w:numPr>
+          <w:ilvl w:val="0"/>
+          <w:numId w:val="1006"/>
+        </w:numPr>
+      </w:pPr>
+      <w:r>
+        <w:t xml:space="preserve">operational safety</w:t>
+      </w:r>
+    </w:p>
+    <w:p>
+      <w:pPr>
+        <w:pStyle w:val="Compact"/>
+        <w:numPr>
+          <w:ilvl w:val="0"/>
+          <w:numId w:val="1006"/>
+        </w:numPr>
+      </w:pPr>
+      <w:r>
+        <w:t xml:space="preserve">development efficiency</w:t>
+      </w:r>
+    </w:p>
+    <w:p>
+      <w:pPr>
+        <w:pStyle w:val="Compact"/>
+        <w:numPr>
+          <w:ilvl w:val="0"/>
+          <w:numId w:val="1006"/>
+        </w:numPr>
+      </w:pPr>
+      <w:r>
+        <w:t xml:space="preserve">migration cost</w:t>
+      </w:r>
+    </w:p>
+    <w:p>
+      <w:pPr>
+        <w:pStyle w:val="Compact"/>
+        <w:numPr>
+          <w:ilvl w:val="0"/>
+          <w:numId w:val="1006"/>
+        </w:numPr>
+      </w:pPr>
+      <w:r>
+        <w:t xml:space="preserve">real consumers</w:t>
+      </w:r>
+    </w:p>
+    <w:p>
+      <w:pPr>
+        <w:pStyle w:val="FirstParagraph"/>
+      </w:pPr>
+      <w:r>
+        <w:t xml:space="preserve">Avoid generic claims such as:</w:t>
+      </w:r>
+    </w:p>
+    <w:p>
+      <w:pPr>
+        <w:pStyle w:val="SourceCode"/>
+      </w:pPr>
+      <w:r>
+        <w:rPr>
+          <w:rStyle w:val="VerbatimChar"/>
+        </w:rPr>
+        <w:t xml:space="preserve">More scalable</w:t>
+      </w:r>
+      <w:r>
+        <w:br/>
+      </w:r>
+      <w:r>
+        <w:rPr>
+          <w:rStyle w:val="VerbatimChar"/>
+        </w:rPr>
+        <w:t xml:space="preserve">More enterprise-ready</w:t>
+      </w:r>
+      <w:r>
+        <w:br/>
+      </w:r>
+      <w:r>
+        <w:rPr>
+          <w:rStyle w:val="VerbatimChar"/>
+        </w:rPr>
+        <w:t xml:space="preserve">More modern</w:t>
+      </w:r>
+    </w:p>
+    <w:p>
+      <w:pPr>
+        <w:pStyle w:val="FirstParagraph"/>
+      </w:pPr>
+      <w:r>
+        <w:t xml:space="preserve">without concrete project-specific reasoning.</w:t>
+      </w:r>
+    </w:p>
+    <w:p>
+      <w:r>
+        <w:pict>
+          <v:rect style="width:0;height:1.5pt" o:hralign="center" o:hrstd="t" o:hr="t"/>
+        </w:pict>
+      </w:r>
+    </w:p>
+    <w:bookmarkEnd w:id="25"/>
+    <w:bookmarkStart w:id="26" w:name="alternatives-considered"/>
+    <w:p>
+      <w:pPr>
+        <w:pStyle w:val="Heading1"/>
+      </w:pPr>
+      <w:r>
+        <w:t xml:space="preserve">Alternatives Considered</w:t>
+      </w:r>
+    </w:p>
+    <w:p>
+      <w:pPr>
+        <w:pStyle w:val="FirstParagraph"/>
+      </w:pPr>
+      <w:r>
+        <w:t xml:space="preserve">Document materially relevant alternatives.</w:t>
+      </w:r>
+    </w:p>
+    <w:p>
+      <w:pPr>
+        <w:pStyle w:val="BodyText"/>
+      </w:pPr>
+      <w:r>
+        <w:t xml:space="preserve">An alternative should have been realistic enough to affect the decision.</w:t>
+      </w:r>
+    </w:p>
+    <w:p>
+      <w:pPr>
+        <w:pStyle w:val="BodyText"/>
+      </w:pPr>
+      <w:r>
+        <w:t xml:space="preserve">Do not invent artificial alternatives solely to complete the template.</w:t>
+      </w:r>
+    </w:p>
+    <w:p>
+      <w:pPr>
+        <w:pStyle w:val="BodyText"/>
+      </w:pPr>
+      <w:r>
+        <w:t xml:space="preserve">For each alternative explain why it was not selected.</w:t>
+      </w:r>
+    </w:p>
+    <w:p>
+      <w:pPr>
+        <w:pStyle w:val="BodyText"/>
+      </w:pPr>
+      <w:r>
+        <w:t xml:space="preserve">Architecture-significant alternatives belong primarily in the owning ADR.</w:t>
+      </w:r>
+    </w:p>
+    <w:p>
+      <w:r>
+        <w:pict>
+          <v:rect style="width:0;height:1.5pt" o:hralign="center" o:hrstd="t" o:hr="t"/>
+        </w:pict>
+      </w:r>
+    </w:p>
+    <w:bookmarkEnd w:id="26"/>
+    <w:bookmarkStart w:id="27" w:name="consequences"/>
+    <w:p>
+      <w:pPr>
+        <w:pStyle w:val="Heading1"/>
+      </w:pPr>
+      <w:r>
+        <w:t xml:space="preserve">Consequences</w:t>
+      </w:r>
+    </w:p>
+    <w:p>
+      <w:pPr>
+        <w:pStyle w:val="FirstParagraph"/>
+      </w:pPr>
+      <w:r>
+        <w:t xml:space="preserve">Document both positive and negative consequences.</w:t>
+      </w:r>
+    </w:p>
+    <w:p>
+      <w:pPr>
+        <w:pStyle w:val="BodyText"/>
+      </w:pPr>
+      <w:r>
+        <w:t xml:space="preserve">Positive consequences may include:</w:t>
+      </w:r>
+    </w:p>
+    <w:p>
+      <w:pPr>
+        <w:pStyle w:val="Compact"/>
+        <w:numPr>
+          <w:ilvl w:val="0"/>
+          <w:numId w:val="1007"/>
+        </w:numPr>
+      </w:pPr>
+      <w:r>
+        <w:t xml:space="preserve">clearer product focus</w:t>
+      </w:r>
+    </w:p>
+    <w:p>
+      <w:pPr>
+        <w:pStyle w:val="Compact"/>
+        <w:numPr>
+          <w:ilvl w:val="0"/>
+          <w:numId w:val="1007"/>
+        </w:numPr>
+      </w:pPr>
+      <w:r>
+        <w:t xml:space="preserve">reduced complexity</w:t>
+      </w:r>
+    </w:p>
+    <w:p>
+      <w:pPr>
+        <w:pStyle w:val="Compact"/>
+        <w:numPr>
+          <w:ilvl w:val="0"/>
+          <w:numId w:val="1007"/>
+        </w:numPr>
+      </w:pPr>
+      <w:r>
+        <w:t xml:space="preserve">stronger ownership</w:t>
+      </w:r>
+    </w:p>
+    <w:p>
+      <w:pPr>
+        <w:pStyle w:val="Compact"/>
+        <w:numPr>
+          <w:ilvl w:val="0"/>
+          <w:numId w:val="1007"/>
+        </w:numPr>
+      </w:pPr>
+      <w:r>
+        <w:t xml:space="preserve">improved testability</w:t>
+      </w:r>
+    </w:p>
+    <w:p>
+      <w:pPr>
+        <w:pStyle w:val="Compact"/>
+        <w:numPr>
+          <w:ilvl w:val="0"/>
+          <w:numId w:val="1007"/>
+        </w:numPr>
+      </w:pPr>
+      <w:r>
+        <w:t xml:space="preserve">simpler development workflow</w:t>
+      </w:r>
+    </w:p>
+    <w:p>
+      <w:pPr>
+        <w:pStyle w:val="FirstParagraph"/>
+      </w:pPr>
+      <w:r>
+        <w:t xml:space="preserve">Negative consequences may include:</w:t>
+      </w:r>
+    </w:p>
+    <w:p>
+      <w:pPr>
+        <w:pStyle w:val="Compact"/>
+        <w:numPr>
+          <w:ilvl w:val="0"/>
+          <w:numId w:val="1008"/>
+        </w:numPr>
+      </w:pPr>
+      <w:r>
+        <w:t xml:space="preserve">migration effort</w:t>
+      </w:r>
+    </w:p>
+    <w:p>
+      <w:pPr>
+        <w:pStyle w:val="Compact"/>
+        <w:numPr>
+          <w:ilvl w:val="0"/>
+          <w:numId w:val="1008"/>
+        </w:numPr>
+      </w:pPr>
+      <w:r>
+        <w:t xml:space="preserve">reduced generic reuse</w:t>
+      </w:r>
+    </w:p>
+    <w:p>
+      <w:pPr>
+        <w:pStyle w:val="Compact"/>
+        <w:numPr>
+          <w:ilvl w:val="0"/>
+          <w:numId w:val="1008"/>
+        </w:numPr>
+      </w:pPr>
+      <w:r>
+        <w:t xml:space="preserve">stronger process requirements</w:t>
+      </w:r>
+    </w:p>
+    <w:p>
+      <w:pPr>
+        <w:pStyle w:val="Compact"/>
+        <w:numPr>
+          <w:ilvl w:val="0"/>
+          <w:numId w:val="1008"/>
+        </w:numPr>
+      </w:pPr>
+      <w:r>
+        <w:t xml:space="preserve">additional validation</w:t>
+      </w:r>
+    </w:p>
+    <w:p>
+      <w:pPr>
+        <w:pStyle w:val="Compact"/>
+        <w:numPr>
+          <w:ilvl w:val="0"/>
+          <w:numId w:val="1008"/>
+        </w:numPr>
+      </w:pPr>
+      <w:r>
+        <w:t xml:space="preserve">explicit documentation maintenance</w:t>
+      </w:r>
+    </w:p>
+    <w:p>
+      <w:pPr>
+        <w:pStyle w:val="FirstParagraph"/>
+      </w:pPr>
+      <w:r>
+        <w:t xml:space="preserve">Do not describe significant decisions as having only benefits.</w:t>
+      </w:r>
+    </w:p>
+    <w:p>
+      <w:r>
+        <w:pict>
+          <v:rect style="width:0;height:1.5pt" o:hralign="center" o:hrstd="t" o:hr="t"/>
+        </w:pict>
+      </w:r>
+    </w:p>
+    <w:bookmarkEnd w:id="27"/>
+    <w:bookmarkStart w:id="28" w:name="impact"/>
+    <w:p>
+      <w:pPr>
+        <w:pStyle w:val="Heading1"/>
+      </w:pPr>
+      <w:r>
+        <w:t xml:space="preserve">Impact</w:t>
+      </w:r>
+    </w:p>
+    <w:p>
+      <w:pPr>
+        <w:pStyle w:val="FirstParagraph"/>
+      </w:pPr>
+      <w:r>
+        <w:t xml:space="preserve">Identify concrete affected project areas.</w:t>
+      </w:r>
+    </w:p>
+    <w:p>
+      <w:pPr>
+        <w:pStyle w:val="BodyText"/>
+      </w:pPr>
+      <w:r>
+        <w:t xml:space="preserve">Examples:</w:t>
+      </w:r>
+    </w:p>
+    <w:p>
+      <w:pPr>
+        <w:pStyle w:val="Compact"/>
+        <w:numPr>
+          <w:ilvl w:val="0"/>
+          <w:numId w:val="1009"/>
+        </w:numPr>
+      </w:pPr>
+      <w:r>
+        <w:t xml:space="preserve">Product</w:t>
+      </w:r>
+    </w:p>
+    <w:p>
+      <w:pPr>
+        <w:pStyle w:val="Compact"/>
+        <w:numPr>
+          <w:ilvl w:val="0"/>
+          <w:numId w:val="1009"/>
+        </w:numPr>
+      </w:pPr>
+      <w:r>
+        <w:t xml:space="preserve">Architecture</w:t>
+      </w:r>
+    </w:p>
+    <w:p>
+      <w:pPr>
+        <w:pStyle w:val="Compact"/>
+        <w:numPr>
+          <w:ilvl w:val="0"/>
+          <w:numId w:val="1009"/>
+        </w:numPr>
+      </w:pPr>
+      <w:r>
+        <w:t xml:space="preserve">Domain</w:t>
+      </w:r>
+    </w:p>
+    <w:p>
+      <w:pPr>
+        <w:pStyle w:val="Compact"/>
+        <w:numPr>
+          <w:ilvl w:val="0"/>
+          <w:numId w:val="1009"/>
+        </w:numPr>
+      </w:pPr>
+      <w:r>
+        <w:t xml:space="preserve">Application</w:t>
+      </w:r>
+    </w:p>
+    <w:p>
+      <w:pPr>
+        <w:pStyle w:val="Compact"/>
+        <w:numPr>
+          <w:ilvl w:val="0"/>
+          <w:numId w:val="1009"/>
+        </w:numPr>
+      </w:pPr>
+      <w:r>
+        <w:t xml:space="preserve">Infrastructure</w:t>
+      </w:r>
+    </w:p>
+    <w:p>
+      <w:pPr>
+        <w:pStyle w:val="Compact"/>
+        <w:numPr>
+          <w:ilvl w:val="0"/>
+          <w:numId w:val="1009"/>
+        </w:numPr>
+      </w:pPr>
+      <w:r>
+        <w:t xml:space="preserve">Presentation</w:t>
+      </w:r>
+    </w:p>
+    <w:p>
+      <w:pPr>
+        <w:pStyle w:val="Compact"/>
+        <w:numPr>
+          <w:ilvl w:val="0"/>
+          <w:numId w:val="1009"/>
+        </w:numPr>
+      </w:pPr>
+      <w:r>
+        <w:t xml:space="preserve">Runtime</w:t>
+      </w:r>
+    </w:p>
+    <w:p>
+      <w:pPr>
+        <w:pStyle w:val="Compact"/>
+        <w:numPr>
+          <w:ilvl w:val="0"/>
+          <w:numId w:val="1009"/>
+        </w:numPr>
+      </w:pPr>
+      <w:r>
+        <w:t xml:space="preserve">Persistence</w:t>
+      </w:r>
+    </w:p>
+    <w:p>
+      <w:pPr>
+        <w:pStyle w:val="Compact"/>
+        <w:numPr>
+          <w:ilvl w:val="0"/>
+          <w:numId w:val="1009"/>
+        </w:numPr>
+      </w:pPr>
+      <w:r>
+        <w:t xml:space="preserve">Configuration</w:t>
+      </w:r>
+    </w:p>
+    <w:p>
+      <w:pPr>
+        <w:pStyle w:val="Compact"/>
+        <w:numPr>
+          <w:ilvl w:val="0"/>
+          <w:numId w:val="1009"/>
+        </w:numPr>
+      </w:pPr>
+      <w:r>
+        <w:t xml:space="preserve">Testing</w:t>
+      </w:r>
+    </w:p>
+    <w:p>
+      <w:pPr>
+        <w:pStyle w:val="Compact"/>
+        <w:numPr>
+          <w:ilvl w:val="0"/>
+          <w:numId w:val="1009"/>
+        </w:numPr>
+      </w:pPr>
+      <w:r>
+        <w:t xml:space="preserve">Documentation</w:t>
+      </w:r>
+    </w:p>
+    <w:p>
+      <w:pPr>
+        <w:pStyle w:val="Compact"/>
+        <w:numPr>
+          <w:ilvl w:val="0"/>
+          <w:numId w:val="1009"/>
+        </w:numPr>
+      </w:pPr>
+      <w:r>
+        <w:t xml:space="preserve">CI/CD</w:t>
+      </w:r>
+    </w:p>
+    <w:p>
+      <w:pPr>
+        <w:pStyle w:val="Compact"/>
+        <w:numPr>
+          <w:ilvl w:val="0"/>
+          <w:numId w:val="1009"/>
+        </w:numPr>
+      </w:pPr>
+      <w:r>
+        <w:t xml:space="preserve">Development Workflow</w:t>
+      </w:r>
+    </w:p>
+    <w:p>
+      <w:pPr>
+        <w:pStyle w:val="FirstParagraph"/>
+      </w:pPr>
+      <w:r>
+        <w:t xml:space="preserve">Do not list unaffected areas solely to make the entry appear comprehensive.</w:t>
+      </w:r>
+    </w:p>
+    <w:p>
+      <w:r>
+        <w:pict>
+          <v:rect style="width:0;height:1.5pt" o:hralign="center" o:hrstd="t" o:hr="t"/>
+        </w:pict>
+      </w:r>
+    </w:p>
+    <w:bookmarkEnd w:id="28"/>
+    <w:bookmarkStart w:id="29" w:name="decision-index"/>
+    <w:p>
+      <w:pPr>
+        <w:pStyle w:val="Heading1"/>
+      </w:pPr>
+      <w:r>
         <w:t xml:space="preserve">Decision Index</w:t>
+      </w:r>
+    </w:p>
+    <w:p>
+      <w:pPr>
+        <w:pStyle w:val="FirstParagraph"/>
+      </w:pPr>
+      <w:r>
+        <w:t xml:space="preserve">The Decision Index is the central discovery mechanism for accepted and historical decisions.</w:t>
       </w:r>
     </w:p>
     <w:tbl>
       <w:tblPr>
         <w:tblStyle w:val="Table"/>
-        <w:tblW w:type="auto" w:w="0"/>
+        <w:tblW w:type="pct" w:w="5000"/>
+        <w:tblLayout w:type="fixed"/>
         <w:tblLook w:firstRow="1" w:lastRow="0" w:firstColumn="0" w:lastColumn="0" w:noHBand="0" w:noVBand="0" w:val="0020"/>
       </w:tblPr>
       <w:tblGrid>
-        <w:gridCol w:w="2640"/>
-        <w:gridCol w:w="2640"/>
-        <w:gridCol w:w="2640"/>
+        <w:gridCol w:w="674"/>
+        <w:gridCol w:w="1179"/>
+        <w:gridCol w:w="1011"/>
+        <w:gridCol w:w="1348"/>
+        <w:gridCol w:w="3707"/>
       </w:tblGrid>
       <w:tr>
         <w:trPr>
@@ -418,7 +2342,29 @@
               <w:pStyle w:val="Compact"/>
             </w:pPr>
             <w:r>
+              <w:t xml:space="preserve">Type</w:t>
+            </w:r>
+          </w:p>
+        </w:tc>
+        <w:tc>
+          <w:tcPr/>
+          <w:p>
+            <w:pPr>
+              <w:pStyle w:val="Compact"/>
+            </w:pPr>
+            <w:r>
               <w:t xml:space="preserve">Status</w:t>
+            </w:r>
+          </w:p>
+        </w:tc>
+        <w:tc>
+          <w:tcPr/>
+          <w:p>
+            <w:pPr>
+              <w:pStyle w:val="Compact"/>
+            </w:pPr>
+            <w:r>
+              <w:t xml:space="preserve">Authoritative Record</w:t>
             </w:r>
           </w:p>
         </w:tc>
@@ -442,7 +2388,18 @@
               <w:pStyle w:val="Compact"/>
             </w:pPr>
             <w:r>
-              <w:t xml:space="preserve">Clean Architecture</w:t>
+              <w:t xml:space="preserve">Trading Cockpit as Primary Product</w:t>
+            </w:r>
+          </w:p>
+        </w:tc>
+        <w:tc>
+          <w:tcPr/>
+          <w:p>
+            <w:pPr>
+              <w:pStyle w:val="Compact"/>
+            </w:pPr>
+            <w:r>
+              <w:t xml:space="preserve">Product</w:t>
             </w:r>
           </w:p>
         </w:tc>
@@ -454,6 +2411,17 @@
             </w:pPr>
             <w:r>
               <w:t xml:space="preserve">Accepted</w:t>
+            </w:r>
+          </w:p>
+        </w:tc>
+        <w:tc>
+          <w:tcPr/>
+          <w:p>
+            <w:pPr>
+              <w:pStyle w:val="Compact"/>
+            </w:pPr>
+            <w:r>
+              <w:t xml:space="preserve">Decision Log</w:t>
             </w:r>
           </w:p>
         </w:tc>
@@ -477,7 +2445,18 @@
               <w:pStyle w:val="Compact"/>
             </w:pPr>
             <w:r>
-              <w:t xml:space="preserve">Domain-Driven Design</w:t>
+              <w:t xml:space="preserve">Python 3.13</w:t>
+            </w:r>
+          </w:p>
+        </w:tc>
+        <w:tc>
+          <w:tcPr/>
+          <w:p>
+            <w:pPr>
+              <w:pStyle w:val="Compact"/>
+            </w:pPr>
+            <w:r>
+              <w:t xml:space="preserve">Technology</w:t>
             </w:r>
           </w:p>
         </w:tc>
@@ -489,6 +2468,17 @@
             </w:pPr>
             <w:r>
               <w:t xml:space="preserve">Accepted</w:t>
+            </w:r>
+          </w:p>
+        </w:tc>
+        <w:tc>
+          <w:tcPr/>
+          <w:p>
+            <w:pPr>
+              <w:pStyle w:val="Compact"/>
+            </w:pPr>
+            <w:r>
+              <w:t xml:space="preserve">Decision Log</w:t>
             </w:r>
           </w:p>
         </w:tc>
@@ -512,7 +2502,18 @@
               <w:pStyle w:val="Compact"/>
             </w:pPr>
             <w:r>
-              <w:t xml:space="preserve">Dependency Injection</w:t>
+              <w:t xml:space="preserve">Ruff as Formatter and Linter</w:t>
+            </w:r>
+          </w:p>
+        </w:tc>
+        <w:tc>
+          <w:tcPr/>
+          <w:p>
+            <w:pPr>
+              <w:pStyle w:val="Compact"/>
+            </w:pPr>
+            <w:r>
+              <w:t xml:space="preserve">Technology</w:t>
             </w:r>
           </w:p>
         </w:tc>
@@ -524,6 +2525,17 @@
             </w:pPr>
             <w:r>
               <w:t xml:space="preserve">Accepted</w:t>
+            </w:r>
+          </w:p>
+        </w:tc>
+        <w:tc>
+          <w:tcPr/>
+          <w:p>
+            <w:pPr>
+              <w:pStyle w:val="Compact"/>
+            </w:pPr>
+            <w:r>
+              <w:t xml:space="preserve">Decision Log</w:t>
             </w:r>
           </w:p>
         </w:tc>
@@ -547,7 +2559,18 @@
               <w:pStyle w:val="Compact"/>
             </w:pPr>
             <w:r>
-              <w:t xml:space="preserve">Event-Driven Architecture</w:t>
+              <w:t xml:space="preserve">GitHub Actions for CI</w:t>
+            </w:r>
+          </w:p>
+        </w:tc>
+        <w:tc>
+          <w:tcPr/>
+          <w:p>
+            <w:pPr>
+              <w:pStyle w:val="Compact"/>
+            </w:pPr>
+            <w:r>
+              <w:t xml:space="preserve">Technology</w:t>
             </w:r>
           </w:p>
         </w:tc>
@@ -559,6 +2582,17 @@
             </w:pPr>
             <w:r>
               <w:t xml:space="preserve">Accepted</w:t>
+            </w:r>
+          </w:p>
+        </w:tc>
+        <w:tc>
+          <w:tcPr/>
+          <w:p>
+            <w:pPr>
+              <w:pStyle w:val="Compact"/>
+            </w:pPr>
+            <w:r>
+              <w:t xml:space="preserve">Decision Log</w:t>
             </w:r>
           </w:p>
         </w:tc>
@@ -582,7 +2616,18 @@
               <w:pStyle w:val="Compact"/>
             </w:pPr>
             <w:r>
-              <w:t xml:space="preserve">Python 3.13</w:t>
+              <w:t xml:space="preserve">Markdown as Documentation Source of Truth</w:t>
+            </w:r>
+          </w:p>
+        </w:tc>
+        <w:tc>
+          <w:tcPr/>
+          <w:p>
+            <w:pPr>
+              <w:pStyle w:val="Compact"/>
+            </w:pPr>
+            <w:r>
+              <w:t xml:space="preserve">Process</w:t>
             </w:r>
           </w:p>
         </w:tc>
@@ -594,6 +2639,17 @@
             </w:pPr>
             <w:r>
               <w:t xml:space="preserve">Accepted</w:t>
+            </w:r>
+          </w:p>
+        </w:tc>
+        <w:tc>
+          <w:tcPr/>
+          <w:p>
+            <w:pPr>
+              <w:pStyle w:val="Compact"/>
+            </w:pPr>
+            <w:r>
+              <w:t xml:space="preserve">Decision Log</w:t>
             </w:r>
           </w:p>
         </w:tc>
@@ -617,7 +2673,18 @@
               <w:pStyle w:val="Compact"/>
             </w:pPr>
             <w:r>
-              <w:t xml:space="preserve">Ruff as Formatter and Linter</w:t>
+              <w:t xml:space="preserve">Documentation Generation Before Commit</w:t>
+            </w:r>
+          </w:p>
+        </w:tc>
+        <w:tc>
+          <w:tcPr/>
+          <w:p>
+            <w:pPr>
+              <w:pStyle w:val="Compact"/>
+            </w:pPr>
+            <w:r>
+              <w:t xml:space="preserve">Process</w:t>
             </w:r>
           </w:p>
         </w:tc>
@@ -629,6 +2696,17 @@
             </w:pPr>
             <w:r>
               <w:t xml:space="preserve">Accepted</w:t>
+            </w:r>
+          </w:p>
+        </w:tc>
+        <w:tc>
+          <w:tcPr/>
+          <w:p>
+            <w:pPr>
+              <w:pStyle w:val="Compact"/>
+            </w:pPr>
+            <w:r>
+              <w:t xml:space="preserve">Decision Log</w:t>
             </w:r>
           </w:p>
         </w:tc>
@@ -652,7 +2730,18 @@
               <w:pStyle w:val="Compact"/>
             </w:pPr>
             <w:r>
-              <w:t xml:space="preserve">GitHub Actions for CI</w:t>
+              <w:t xml:space="preserve">Dedicated Development Branches</w:t>
+            </w:r>
+          </w:p>
+        </w:tc>
+        <w:tc>
+          <w:tcPr/>
+          <w:p>
+            <w:pPr>
+              <w:pStyle w:val="Compact"/>
+            </w:pPr>
+            <w:r>
+              <w:t xml:space="preserve">Process</w:t>
             </w:r>
           </w:p>
         </w:tc>
@@ -667,8 +2756,91 @@
             </w:r>
           </w:p>
         </w:tc>
+        <w:tc>
+          <w:tcPr/>
+          <w:p>
+            <w:pPr>
+              <w:pStyle w:val="Compact"/>
+            </w:pPr>
+            <w:r>
+              <w:t xml:space="preserve">Decision Log</w:t>
+            </w:r>
+          </w:p>
+        </w:tc>
       </w:tr>
     </w:tbl>
+    <w:p>
+      <w:pPr>
+        <w:pStyle w:val="BodyText"/>
+      </w:pPr>
+      <w:r>
+        <w:t xml:space="preserve">Architecture decisions shall be added to the index only when an owning ADR exists.</w:t>
+      </w:r>
+    </w:p>
+    <w:p>
+      <w:pPr>
+        <w:pStyle w:val="BodyText"/>
+      </w:pPr>
+      <w:r>
+        <w:t xml:space="preserve">Example:</w:t>
+      </w:r>
+    </w:p>
+    <w:p>
+      <w:pPr>
+        <w:pStyle w:val="SourceCode"/>
+      </w:pPr>
+      <w:r>
+        <w:rPr>
+          <w:rStyle w:val="VerbatimChar"/>
+        </w:rPr>
+        <w:t xml:space="preserve">| ADR-0005 | Use Vertical Product Slices | Architecture | Accepted | docs/adr/0005-use-vertical-product-slices.md |</w:t>
+      </w:r>
+    </w:p>
+    <w:p>
+      <w:pPr>
+        <w:pStyle w:val="FirstParagraph"/>
+      </w:pPr>
+      <w:r>
+        <w:t xml:space="preserve">Do not list architecture slogans such as:</w:t>
+      </w:r>
+    </w:p>
+    <w:p>
+      <w:pPr>
+        <w:pStyle w:val="SourceCode"/>
+      </w:pPr>
+      <w:r>
+        <w:rPr>
+          <w:rStyle w:val="VerbatimChar"/>
+        </w:rPr>
+        <w:t xml:space="preserve">Clean Architecture</w:t>
+      </w:r>
+      <w:r>
+        <w:br/>
+      </w:r>
+      <w:r>
+        <w:rPr>
+          <w:rStyle w:val="VerbatimChar"/>
+        </w:rPr>
+        <w:t xml:space="preserve">Domain-Driven Design</w:t>
+      </w:r>
+      <w:r>
+        <w:br/>
+      </w:r>
+      <w:r>
+        <w:rPr>
+          <w:rStyle w:val="VerbatimChar"/>
+        </w:rPr>
+        <w:t xml:space="preserve">Event-Driven Architecture</w:t>
+      </w:r>
+    </w:p>
+    <w:p>
+      <w:pPr>
+        <w:pStyle w:val="FirstParagraph"/>
+      </w:pPr>
+      <w:r>
+        <w:t xml:space="preserve">as accepted project decisions unless a concrete project-specific ADR defines the actual decision and its consequences.</w:t>
+      </w:r>
+    </w:p>
     <w:p>
       <w:r>
         <w:pict>
@@ -676,78 +2848,22 @@
         </w:pict>
       </w:r>
     </w:p>
-    <w:bookmarkEnd w:id="21"/>
-    <w:bookmarkStart w:id="22" w:name="maintenance"/>
+    <w:bookmarkEnd w:id="29"/>
+    <w:bookmarkStart w:id="86" w:name="initial-decision-entries"/>
     <w:p>
       <w:pPr>
         <w:pStyle w:val="Heading1"/>
       </w:pPr>
       <w:r>
-        <w:t xml:space="preserve">Maintenance</w:t>
-      </w:r>
-    </w:p>
-    <w:p>
-      <w:pPr>
-        <w:pStyle w:val="FirstParagraph"/>
-      </w:pPr>
-      <w:r>
-        <w:t xml:space="preserve">The Decision Log should be updated whenever:</w:t>
-      </w:r>
-    </w:p>
-    <w:p>
-      <w:pPr>
-        <w:pStyle w:val="Compact"/>
-        <w:numPr>
-          <w:ilvl w:val="0"/>
-          <w:numId w:val="1005"/>
-        </w:numPr>
-      </w:pPr>
-      <w:r>
-        <w:t xml:space="preserve">a major architectural decision is made</w:t>
-      </w:r>
-    </w:p>
-    <w:p>
-      <w:pPr>
-        <w:pStyle w:val="Compact"/>
-        <w:numPr>
-          <w:ilvl w:val="0"/>
-          <w:numId w:val="1005"/>
-        </w:numPr>
-      </w:pPr>
-      <w:r>
-        <w:t xml:space="preserve">a technology is replaced</w:t>
-      </w:r>
-    </w:p>
-    <w:p>
-      <w:pPr>
-        <w:pStyle w:val="Compact"/>
-        <w:numPr>
-          <w:ilvl w:val="0"/>
-          <w:numId w:val="1005"/>
-        </w:numPr>
-      </w:pPr>
-      <w:r>
-        <w:t xml:space="preserve">a significant design direction changes</w:t>
-      </w:r>
-    </w:p>
-    <w:p>
-      <w:pPr>
-        <w:pStyle w:val="Compact"/>
-        <w:numPr>
-          <w:ilvl w:val="0"/>
-          <w:numId w:val="1005"/>
-        </w:numPr>
-      </w:pPr>
-      <w:r>
-        <w:t xml:space="preserve">an accepted decision becomes obsolete</w:t>
-      </w:r>
-    </w:p>
-    <w:p>
-      <w:pPr>
-        <w:pStyle w:val="FirstParagraph"/>
-      </w:pPr>
-      <w:r>
-        <w:t xml:space="preserve">Minor implementation details should not be recorded here.</w:t>
+        <w:t xml:space="preserve">Initial Decision Entries</w:t>
+      </w:r>
+    </w:p>
+    <w:p>
+      <w:pPr>
+        <w:pStyle w:val="FirstParagraph"/>
+      </w:pPr>
+      <w:r>
+        <w:t xml:space="preserve">The following entries establish the current project decision baseline.</w:t>
       </w:r>
     </w:p>
     <w:p>
@@ -757,70 +2873,400 @@
         </w:pict>
       </w:r>
     </w:p>
-    <w:bookmarkEnd w:id="22"/>
-    <w:bookmarkStart w:id="23" w:name="decision-governance"/>
-    <w:p>
-      <w:pPr>
-        <w:pStyle w:val="Heading1"/>
-      </w:pPr>
-      <w:r>
-        <w:t xml:space="preserve">Decision Governance</w:t>
-      </w:r>
-    </w:p>
-    <w:p>
-      <w:pPr>
-        <w:pStyle w:val="FirstParagraph"/>
-      </w:pPr>
-      <w:r>
-        <w:t xml:space="preserve">Architecture and product decisions shall:</w:t>
-      </w:r>
-    </w:p>
-    <w:p>
-      <w:pPr>
-        <w:pStyle w:val="Compact"/>
-        <w:numPr>
-          <w:ilvl w:val="0"/>
-          <w:numId w:val="1006"/>
-        </w:numPr>
-      </w:pPr>
-      <w:r>
-        <w:t xml:space="preserve">be documented before implementation where practical</w:t>
-      </w:r>
-    </w:p>
-    <w:p>
-      <w:pPr>
-        <w:pStyle w:val="Compact"/>
-        <w:numPr>
-          <w:ilvl w:val="0"/>
-          <w:numId w:val="1006"/>
-        </w:numPr>
-      </w:pPr>
-      <w:r>
-        <w:t xml:space="preserve">include rationale</w:t>
-      </w:r>
-    </w:p>
-    <w:p>
-      <w:pPr>
-        <w:pStyle w:val="Compact"/>
-        <w:numPr>
-          <w:ilvl w:val="0"/>
-          <w:numId w:val="1006"/>
-        </w:numPr>
-      </w:pPr>
-      <w:r>
-        <w:t xml:space="preserve">identify affected components</w:t>
-      </w:r>
-    </w:p>
-    <w:p>
-      <w:pPr>
-        <w:pStyle w:val="Compact"/>
-        <w:numPr>
-          <w:ilvl w:val="0"/>
-          <w:numId w:val="1006"/>
-        </w:numPr>
-      </w:pPr>
-      <w:r>
-        <w:t xml:space="preserve">reference related ADRs when applicable</w:t>
+    <w:bookmarkStart w:id="37" w:name="Xb3630df481f81cbb46245de5b07d18e4969f4d5"/>
+    <w:p>
+      <w:pPr>
+        <w:pStyle w:val="Heading2"/>
+      </w:pPr>
+      <w:r>
+        <w:t xml:space="preserve">DEC-0001: Trading Cockpit as Primary Product</w:t>
+      </w:r>
+    </w:p>
+    <w:p>
+      <w:pPr>
+        <w:pStyle w:val="FirstParagraph"/>
+      </w:pPr>
+      <w:r>
+        <w:t xml:space="preserve">Date: 2026-07-01</w:t>
+      </w:r>
+      <w:r>
+        <w:t xml:space="preserve"> </w:t>
+      </w:r>
+      <w:r>
+        <w:t xml:space="preserve">Status: Accepted</w:t>
+      </w:r>
+    </w:p>
+    <w:bookmarkStart w:id="30" w:name="context-1"/>
+    <w:p>
+      <w:pPr>
+        <w:pStyle w:val="Heading3"/>
+      </w:pPr>
+      <w:r>
+        <w:t xml:space="preserve">Context</w:t>
+      </w:r>
+    </w:p>
+    <w:p>
+      <w:pPr>
+        <w:pStyle w:val="FirstParagraph"/>
+      </w:pPr>
+      <w:r>
+        <w:t xml:space="preserve">Trading Platform Pro was previously described primarily as a generic modular platform supporting future trading applications.</w:t>
+      </w:r>
+    </w:p>
+    <w:p>
+      <w:pPr>
+        <w:pStyle w:val="BodyText"/>
+      </w:pPr>
+      <w:r>
+        <w:t xml:space="preserve">The current product requirement is to develop the Trading Cockpit as the primary concrete product.</w:t>
+      </w:r>
+    </w:p>
+    <w:p>
+      <w:pPr>
+        <w:pStyle w:val="BodyText"/>
+      </w:pPr>
+      <w:r>
+        <w:t xml:space="preserve">Generic platform-first development introduced a risk of speculative abstractions without demonstrated consumers.</w:t>
+      </w:r>
+    </w:p>
+    <w:bookmarkEnd w:id="30"/>
+    <w:bookmarkStart w:id="31" w:name="decision-1"/>
+    <w:p>
+      <w:pPr>
+        <w:pStyle w:val="Heading3"/>
+      </w:pPr>
+      <w:r>
+        <w:t xml:space="preserve">Decision</w:t>
+      </w:r>
+    </w:p>
+    <w:p>
+      <w:pPr>
+        <w:pStyle w:val="FirstParagraph"/>
+      </w:pPr>
+      <w:r>
+        <w:t xml:space="preserve">The Trading Cockpit shall be the primary product.</w:t>
+      </w:r>
+    </w:p>
+    <w:p>
+      <w:pPr>
+        <w:pStyle w:val="BodyText"/>
+      </w:pPr>
+      <w:r>
+        <w:t xml:space="preserve">Architecture and development decisions shall optimize for concrete Trading Cockpit requirements.</w:t>
+      </w:r>
+    </w:p>
+    <w:p>
+      <w:pPr>
+        <w:pStyle w:val="BodyText"/>
+      </w:pPr>
+      <w:r>
+        <w:t xml:space="preserve">Shared platform capabilities may evolve when multiple concrete product capabilities require them.</w:t>
+      </w:r>
+    </w:p>
+    <w:bookmarkEnd w:id="31"/>
+    <w:bookmarkStart w:id="32" w:name="rationale-1"/>
+    <w:p>
+      <w:pPr>
+        <w:pStyle w:val="Heading3"/>
+      </w:pPr>
+      <w:r>
+        <w:t xml:space="preserve">Rationale</w:t>
+      </w:r>
+    </w:p>
+    <w:p>
+      <w:pPr>
+        <w:pStyle w:val="FirstParagraph"/>
+      </w:pPr>
+      <w:r>
+        <w:t xml:space="preserve">The decision:</w:t>
+      </w:r>
+    </w:p>
+    <w:p>
+      <w:pPr>
+        <w:pStyle w:val="Compact"/>
+        <w:numPr>
+          <w:ilvl w:val="0"/>
+          <w:numId w:val="1010"/>
+        </w:numPr>
+      </w:pPr>
+      <w:r>
+        <w:t xml:space="preserve">aligns architecture with the current product</w:t>
+      </w:r>
+    </w:p>
+    <w:p>
+      <w:pPr>
+        <w:pStyle w:val="Compact"/>
+        <w:numPr>
+          <w:ilvl w:val="0"/>
+          <w:numId w:val="1010"/>
+        </w:numPr>
+      </w:pPr>
+      <w:r>
+        <w:t xml:space="preserve">reduces speculative infrastructure</w:t>
+      </w:r>
+    </w:p>
+    <w:p>
+      <w:pPr>
+        <w:pStyle w:val="Compact"/>
+        <w:numPr>
+          <w:ilvl w:val="0"/>
+          <w:numId w:val="1010"/>
+        </w:numPr>
+      </w:pPr>
+      <w:r>
+        <w:t xml:space="preserve">supports vertical product capabilities</w:t>
+      </w:r>
+    </w:p>
+    <w:p>
+      <w:pPr>
+        <w:pStyle w:val="Compact"/>
+        <w:numPr>
+          <w:ilvl w:val="0"/>
+          <w:numId w:val="1010"/>
+        </w:numPr>
+      </w:pPr>
+      <w:r>
+        <w:t xml:space="preserve">keeps shared abstractions demand-driven</w:t>
+      </w:r>
+    </w:p>
+    <w:bookmarkEnd w:id="32"/>
+    <w:bookmarkStart w:id="33" w:name="alternatives-considered-1"/>
+    <w:p>
+      <w:pPr>
+        <w:pStyle w:val="Heading3"/>
+      </w:pPr>
+      <w:r>
+        <w:t xml:space="preserve">Alternatives Considered</w:t>
+      </w:r>
+    </w:p>
+    <w:p>
+      <w:pPr>
+        <w:pStyle w:val="FirstParagraph"/>
+      </w:pPr>
+      <w:r>
+        <w:t xml:space="preserve">Generic platform-first development was considered.</w:t>
+      </w:r>
+    </w:p>
+    <w:p>
+      <w:pPr>
+        <w:pStyle w:val="BodyText"/>
+      </w:pPr>
+      <w:r>
+        <w:t xml:space="preserve">It was not selected because future application requirements are not sufficiently concrete to justify platform abstractions as the primary architecture driver.</w:t>
+      </w:r>
+    </w:p>
+    <w:bookmarkEnd w:id="33"/>
+    <w:bookmarkStart w:id="34" w:name="consequences-1"/>
+    <w:p>
+      <w:pPr>
+        <w:pStyle w:val="Heading3"/>
+      </w:pPr>
+      <w:r>
+        <w:t xml:space="preserve">Consequences</w:t>
+      </w:r>
+    </w:p>
+    <w:p>
+      <w:pPr>
+        <w:pStyle w:val="FirstParagraph"/>
+      </w:pPr>
+      <w:r>
+        <w:t xml:space="preserve">Positive:</w:t>
+      </w:r>
+    </w:p>
+    <w:p>
+      <w:pPr>
+        <w:pStyle w:val="Compact"/>
+        <w:numPr>
+          <w:ilvl w:val="0"/>
+          <w:numId w:val="1011"/>
+        </w:numPr>
+      </w:pPr>
+      <w:r>
+        <w:t xml:space="preserve">clearer product direction</w:t>
+      </w:r>
+    </w:p>
+    <w:p>
+      <w:pPr>
+        <w:pStyle w:val="Compact"/>
+        <w:numPr>
+          <w:ilvl w:val="0"/>
+          <w:numId w:val="1011"/>
+        </w:numPr>
+      </w:pPr>
+      <w:r>
+        <w:t xml:space="preserve">reduced speculative architecture</w:t>
+      </w:r>
+    </w:p>
+    <w:p>
+      <w:pPr>
+        <w:pStyle w:val="Compact"/>
+        <w:numPr>
+          <w:ilvl w:val="0"/>
+          <w:numId w:val="1011"/>
+        </w:numPr>
+      </w:pPr>
+      <w:r>
+        <w:t xml:space="preserve">stronger capability ownership</w:t>
+      </w:r>
+    </w:p>
+    <w:p>
+      <w:pPr>
+        <w:pStyle w:val="Compact"/>
+        <w:numPr>
+          <w:ilvl w:val="0"/>
+          <w:numId w:val="1011"/>
+        </w:numPr>
+      </w:pPr>
+      <w:r>
+        <w:t xml:space="preserve">simpler prioritization</w:t>
+      </w:r>
+    </w:p>
+    <w:p>
+      <w:pPr>
+        <w:pStyle w:val="FirstParagraph"/>
+      </w:pPr>
+      <w:r>
+        <w:t xml:space="preserve">Negative:</w:t>
+      </w:r>
+    </w:p>
+    <w:p>
+      <w:pPr>
+        <w:pStyle w:val="Compact"/>
+        <w:numPr>
+          <w:ilvl w:val="0"/>
+          <w:numId w:val="1012"/>
+        </w:numPr>
+      </w:pPr>
+      <w:r>
+        <w:t xml:space="preserve">future applications may require later extraction of shared capabilities</w:t>
+      </w:r>
+    </w:p>
+    <w:p>
+      <w:pPr>
+        <w:pStyle w:val="Compact"/>
+        <w:numPr>
+          <w:ilvl w:val="0"/>
+          <w:numId w:val="1012"/>
+        </w:numPr>
+      </w:pPr>
+      <w:r>
+        <w:t xml:space="preserve">some generic reuse is intentionally deferred</w:t>
+      </w:r>
+    </w:p>
+    <w:bookmarkEnd w:id="34"/>
+    <w:bookmarkStart w:id="35" w:name="impact-1"/>
+    <w:p>
+      <w:pPr>
+        <w:pStyle w:val="Heading3"/>
+      </w:pPr>
+      <w:r>
+        <w:t xml:space="preserve">Impact</w:t>
+      </w:r>
+    </w:p>
+    <w:p>
+      <w:pPr>
+        <w:pStyle w:val="Compact"/>
+        <w:numPr>
+          <w:ilvl w:val="0"/>
+          <w:numId w:val="1013"/>
+        </w:numPr>
+      </w:pPr>
+      <w:r>
+        <w:t xml:space="preserve">Product</w:t>
+      </w:r>
+    </w:p>
+    <w:p>
+      <w:pPr>
+        <w:pStyle w:val="Compact"/>
+        <w:numPr>
+          <w:ilvl w:val="0"/>
+          <w:numId w:val="1013"/>
+        </w:numPr>
+      </w:pPr>
+      <w:r>
+        <w:t xml:space="preserve">Architecture</w:t>
+      </w:r>
+    </w:p>
+    <w:p>
+      <w:pPr>
+        <w:pStyle w:val="Compact"/>
+        <w:numPr>
+          <w:ilvl w:val="0"/>
+          <w:numId w:val="1013"/>
+        </w:numPr>
+      </w:pPr>
+      <w:r>
+        <w:t xml:space="preserve">Development Workflow</w:t>
+      </w:r>
+    </w:p>
+    <w:p>
+      <w:pPr>
+        <w:pStyle w:val="Compact"/>
+        <w:numPr>
+          <w:ilvl w:val="0"/>
+          <w:numId w:val="1013"/>
+        </w:numPr>
+      </w:pPr>
+      <w:r>
+        <w:t xml:space="preserve">Documentation</w:t>
+      </w:r>
+    </w:p>
+    <w:bookmarkEnd w:id="35"/>
+    <w:bookmarkStart w:id="36" w:name="related-documents"/>
+    <w:p>
+      <w:pPr>
+        <w:pStyle w:val="Heading3"/>
+      </w:pPr>
+      <w:r>
+        <w:t xml:space="preserve">Related Documents</w:t>
+      </w:r>
+    </w:p>
+    <w:p>
+      <w:pPr>
+        <w:pStyle w:val="Compact"/>
+        <w:numPr>
+          <w:ilvl w:val="0"/>
+          <w:numId w:val="1014"/>
+        </w:numPr>
+      </w:pPr>
+      <w:r>
+        <w:t xml:space="preserve">Product_Vision.md</w:t>
+      </w:r>
+    </w:p>
+    <w:p>
+      <w:pPr>
+        <w:pStyle w:val="Compact"/>
+        <w:numPr>
+          <w:ilvl w:val="0"/>
+          <w:numId w:val="1014"/>
+        </w:numPr>
+      </w:pPr>
+      <w:r>
+        <w:t xml:space="preserve">Product_Roadmap.md</w:t>
+      </w:r>
+    </w:p>
+    <w:p>
+      <w:pPr>
+        <w:pStyle w:val="Compact"/>
+        <w:numPr>
+          <w:ilvl w:val="0"/>
+          <w:numId w:val="1014"/>
+        </w:numPr>
+      </w:pPr>
+      <w:r>
+        <w:t xml:space="preserve">Project_Overview.md</w:t>
+      </w:r>
+    </w:p>
+    <w:p>
+      <w:pPr>
+        <w:pStyle w:val="Compact"/>
+        <w:numPr>
+          <w:ilvl w:val="0"/>
+          <w:numId w:val="1014"/>
+        </w:numPr>
+      </w:pPr>
+      <w:r>
+        <w:t xml:space="preserve">Architecture.md</w:t>
       </w:r>
     </w:p>
     <w:p>
@@ -830,94 +3276,286 @@
         </w:pict>
       </w:r>
     </w:p>
-    <w:bookmarkEnd w:id="23"/>
-    <w:bookmarkStart w:id="24" w:name="decision-review-checklist"/>
-    <w:p>
-      <w:pPr>
-        <w:pStyle w:val="Heading1"/>
-      </w:pPr>
-      <w:r>
-        <w:t xml:space="preserve">Decision Review Checklist</w:t>
-      </w:r>
-    </w:p>
-    <w:p>
-      <w:pPr>
-        <w:pStyle w:val="FirstParagraph"/>
-      </w:pPr>
-      <w:r>
-        <w:t xml:space="preserve">Before accepting a decision verify:</w:t>
-      </w:r>
-    </w:p>
-    <w:p>
-      <w:pPr>
-        <w:pStyle w:val="Compact"/>
-        <w:numPr>
-          <w:ilvl w:val="0"/>
-          <w:numId w:val="1007"/>
-        </w:numPr>
-      </w:pPr>
-      <w:r>
-        <w:t xml:space="preserve">problem clearly defined</w:t>
-      </w:r>
-    </w:p>
-    <w:p>
-      <w:pPr>
-        <w:pStyle w:val="Compact"/>
-        <w:numPr>
-          <w:ilvl w:val="0"/>
-          <w:numId w:val="1007"/>
-        </w:numPr>
-      </w:pPr>
-      <w:r>
-        <w:t xml:space="preserve">alternatives evaluated</w:t>
-      </w:r>
-    </w:p>
-    <w:p>
-      <w:pPr>
-        <w:pStyle w:val="Compact"/>
-        <w:numPr>
-          <w:ilvl w:val="0"/>
-          <w:numId w:val="1007"/>
-        </w:numPr>
-      </w:pPr>
-      <w:r>
-        <w:t xml:space="preserve">consequences documented</w:t>
-      </w:r>
-    </w:p>
-    <w:p>
-      <w:pPr>
-        <w:pStyle w:val="Compact"/>
-        <w:numPr>
-          <w:ilvl w:val="0"/>
-          <w:numId w:val="1007"/>
-        </w:numPr>
-      </w:pPr>
-      <w:r>
-        <w:t xml:space="preserve">architecture preserved</w:t>
-      </w:r>
-    </w:p>
-    <w:p>
-      <w:pPr>
-        <w:pStyle w:val="Compact"/>
-        <w:numPr>
-          <w:ilvl w:val="0"/>
-          <w:numId w:val="1007"/>
-        </w:numPr>
-      </w:pPr>
-      <w:r>
-        <w:t xml:space="preserve">documentation updated</w:t>
-      </w:r>
-    </w:p>
-    <w:p>
-      <w:pPr>
-        <w:pStyle w:val="Compact"/>
-        <w:numPr>
-          <w:ilvl w:val="0"/>
-          <w:numId w:val="1007"/>
-        </w:numPr>
-      </w:pPr>
-      <w:r>
-        <w:t xml:space="preserve">roadmap impact assessed</w:t>
+    <w:bookmarkEnd w:id="36"/>
+    <w:bookmarkEnd w:id="37"/>
+    <w:bookmarkStart w:id="45" w:name="dec-0002-python-3.13"/>
+    <w:p>
+      <w:pPr>
+        <w:pStyle w:val="Heading2"/>
+      </w:pPr>
+      <w:r>
+        <w:t xml:space="preserve">DEC-0002: Python 3.13</w:t>
+      </w:r>
+    </w:p>
+    <w:p>
+      <w:pPr>
+        <w:pStyle w:val="FirstParagraph"/>
+      </w:pPr>
+      <w:r>
+        <w:t xml:space="preserve">Date: 2026-07-01</w:t>
+      </w:r>
+      <w:r>
+        <w:t xml:space="preserve"> </w:t>
+      </w:r>
+      <w:r>
+        <w:t xml:space="preserve">Status: Accepted</w:t>
+      </w:r>
+    </w:p>
+    <w:bookmarkStart w:id="38" w:name="context-2"/>
+    <w:p>
+      <w:pPr>
+        <w:pStyle w:val="Heading3"/>
+      </w:pPr>
+      <w:r>
+        <w:t xml:space="preserve">Context</w:t>
+      </w:r>
+    </w:p>
+    <w:p>
+      <w:pPr>
+        <w:pStyle w:val="FirstParagraph"/>
+      </w:pPr>
+      <w:r>
+        <w:t xml:space="preserve">The project requires one explicit supported Python runtime for development, testing and CI.</w:t>
+      </w:r>
+    </w:p>
+    <w:bookmarkEnd w:id="38"/>
+    <w:bookmarkStart w:id="39" w:name="decision-2"/>
+    <w:p>
+      <w:pPr>
+        <w:pStyle w:val="Heading3"/>
+      </w:pPr>
+      <w:r>
+        <w:t xml:space="preserve">Decision</w:t>
+      </w:r>
+    </w:p>
+    <w:p>
+      <w:pPr>
+        <w:pStyle w:val="FirstParagraph"/>
+      </w:pPr>
+      <w:r>
+        <w:t xml:space="preserve">Python 3.13 shall be the supported Python version.</w:t>
+      </w:r>
+    </w:p>
+    <w:bookmarkEnd w:id="39"/>
+    <w:bookmarkStart w:id="40" w:name="rationale-2"/>
+    <w:p>
+      <w:pPr>
+        <w:pStyle w:val="Heading3"/>
+      </w:pPr>
+      <w:r>
+        <w:t xml:space="preserve">Rationale</w:t>
+      </w:r>
+    </w:p>
+    <w:p>
+      <w:pPr>
+        <w:pStyle w:val="FirstParagraph"/>
+      </w:pPr>
+      <w:r>
+        <w:t xml:space="preserve">A single explicit runtime reduces environment ambiguity and keeps local development and CI aligned.</w:t>
+      </w:r>
+    </w:p>
+    <w:bookmarkEnd w:id="40"/>
+    <w:bookmarkStart w:id="41" w:name="alternatives-considered-2"/>
+    <w:p>
+      <w:pPr>
+        <w:pStyle w:val="Heading3"/>
+      </w:pPr>
+      <w:r>
+        <w:t xml:space="preserve">Alternatives Considered</w:t>
+      </w:r>
+    </w:p>
+    <w:p>
+      <w:pPr>
+        <w:pStyle w:val="FirstParagraph"/>
+      </w:pPr>
+      <w:r>
+        <w:t xml:space="preserve">Supporting multiple Python versions was considered.</w:t>
+      </w:r>
+    </w:p>
+    <w:p>
+      <w:pPr>
+        <w:pStyle w:val="BodyText"/>
+      </w:pPr>
+      <w:r>
+        <w:t xml:space="preserve">It was not selected because the current product does not require a multi-version compatibility contract.</w:t>
+      </w:r>
+    </w:p>
+    <w:bookmarkEnd w:id="41"/>
+    <w:bookmarkStart w:id="42" w:name="consequences-2"/>
+    <w:p>
+      <w:pPr>
+        <w:pStyle w:val="Heading3"/>
+      </w:pPr>
+      <w:r>
+        <w:t xml:space="preserve">Consequences</w:t>
+      </w:r>
+    </w:p>
+    <w:p>
+      <w:pPr>
+        <w:pStyle w:val="FirstParagraph"/>
+      </w:pPr>
+      <w:r>
+        <w:t xml:space="preserve">Positive:</w:t>
+      </w:r>
+    </w:p>
+    <w:p>
+      <w:pPr>
+        <w:pStyle w:val="Compact"/>
+        <w:numPr>
+          <w:ilvl w:val="0"/>
+          <w:numId w:val="1015"/>
+        </w:numPr>
+      </w:pPr>
+      <w:r>
+        <w:t xml:space="preserve">consistent runtime</w:t>
+      </w:r>
+    </w:p>
+    <w:p>
+      <w:pPr>
+        <w:pStyle w:val="Compact"/>
+        <w:numPr>
+          <w:ilvl w:val="0"/>
+          <w:numId w:val="1015"/>
+        </w:numPr>
+      </w:pPr>
+      <w:r>
+        <w:t xml:space="preserve">simpler CI</w:t>
+      </w:r>
+    </w:p>
+    <w:p>
+      <w:pPr>
+        <w:pStyle w:val="Compact"/>
+        <w:numPr>
+          <w:ilvl w:val="0"/>
+          <w:numId w:val="1015"/>
+        </w:numPr>
+      </w:pPr>
+      <w:r>
+        <w:t xml:space="preserve">simpler dependency validation</w:t>
+      </w:r>
+    </w:p>
+    <w:p>
+      <w:pPr>
+        <w:pStyle w:val="FirstParagraph"/>
+      </w:pPr>
+      <w:r>
+        <w:t xml:space="preserve">Negative:</w:t>
+      </w:r>
+    </w:p>
+    <w:p>
+      <w:pPr>
+        <w:pStyle w:val="Compact"/>
+        <w:numPr>
+          <w:ilvl w:val="0"/>
+          <w:numId w:val="1016"/>
+        </w:numPr>
+      </w:pPr>
+      <w:r>
+        <w:t xml:space="preserve">consumers require Python 3.13</w:t>
+      </w:r>
+    </w:p>
+    <w:p>
+      <w:pPr>
+        <w:pStyle w:val="Compact"/>
+        <w:numPr>
+          <w:ilvl w:val="0"/>
+          <w:numId w:val="1016"/>
+        </w:numPr>
+      </w:pPr>
+      <w:r>
+        <w:t xml:space="preserve">runtime upgrades require an explicit project decision</w:t>
+      </w:r>
+    </w:p>
+    <w:bookmarkEnd w:id="42"/>
+    <w:bookmarkStart w:id="43" w:name="impact-2"/>
+    <w:p>
+      <w:pPr>
+        <w:pStyle w:val="Heading3"/>
+      </w:pPr>
+      <w:r>
+        <w:t xml:space="preserve">Impact</w:t>
+      </w:r>
+    </w:p>
+    <w:p>
+      <w:pPr>
+        <w:pStyle w:val="Compact"/>
+        <w:numPr>
+          <w:ilvl w:val="0"/>
+          <w:numId w:val="1017"/>
+        </w:numPr>
+      </w:pPr>
+      <w:r>
+        <w:t xml:space="preserve">Technology</w:t>
+      </w:r>
+    </w:p>
+    <w:p>
+      <w:pPr>
+        <w:pStyle w:val="Compact"/>
+        <w:numPr>
+          <w:ilvl w:val="0"/>
+          <w:numId w:val="1017"/>
+        </w:numPr>
+      </w:pPr>
+      <w:r>
+        <w:t xml:space="preserve">Development</w:t>
+      </w:r>
+    </w:p>
+    <w:p>
+      <w:pPr>
+        <w:pStyle w:val="Compact"/>
+        <w:numPr>
+          <w:ilvl w:val="0"/>
+          <w:numId w:val="1017"/>
+        </w:numPr>
+      </w:pPr>
+      <w:r>
+        <w:t xml:space="preserve">CI/CD</w:t>
+      </w:r>
+    </w:p>
+    <w:bookmarkEnd w:id="43"/>
+    <w:bookmarkStart w:id="44" w:name="related-documents-1"/>
+    <w:p>
+      <w:pPr>
+        <w:pStyle w:val="Heading3"/>
+      </w:pPr>
+      <w:r>
+        <w:t xml:space="preserve">Related Documents</w:t>
+      </w:r>
+    </w:p>
+    <w:p>
+      <w:pPr>
+        <w:pStyle w:val="Compact"/>
+        <w:numPr>
+          <w:ilvl w:val="0"/>
+          <w:numId w:val="1018"/>
+        </w:numPr>
+      </w:pPr>
+      <w:r>
+        <w:t xml:space="preserve">Technical_Specifications.md</w:t>
+      </w:r>
+    </w:p>
+    <w:p>
+      <w:pPr>
+        <w:pStyle w:val="Compact"/>
+        <w:numPr>
+          <w:ilvl w:val="0"/>
+          <w:numId w:val="1018"/>
+        </w:numPr>
+      </w:pPr>
+      <w:r>
+        <w:t xml:space="preserve">Coding_Standards.md</w:t>
+      </w:r>
+    </w:p>
+    <w:p>
+      <w:pPr>
+        <w:pStyle w:val="Compact"/>
+        <w:numPr>
+          <w:ilvl w:val="0"/>
+          <w:numId w:val="1018"/>
+        </w:numPr>
+      </w:pPr>
+      <w:r>
+        <w:t xml:space="preserve">CI_CD.md</w:t>
       </w:r>
     </w:p>
     <w:p>
@@ -927,13 +3565,2203 @@
         </w:pict>
       </w:r>
     </w:p>
-    <w:bookmarkEnd w:id="24"/>
-    <w:bookmarkStart w:id="25" w:name="related-documents"/>
+    <w:bookmarkEnd w:id="44"/>
+    <w:bookmarkEnd w:id="45"/>
+    <w:bookmarkStart w:id="53" w:name="dec-0003-ruff-as-formatter-and-linter"/>
+    <w:p>
+      <w:pPr>
+        <w:pStyle w:val="Heading2"/>
+      </w:pPr>
+      <w:r>
+        <w:t xml:space="preserve">DEC-0003: Ruff as Formatter and Linter</w:t>
+      </w:r>
+    </w:p>
+    <w:p>
+      <w:pPr>
+        <w:pStyle w:val="FirstParagraph"/>
+      </w:pPr>
+      <w:r>
+        <w:t xml:space="preserve">Date: 2026-07-01</w:t>
+      </w:r>
+      <w:r>
+        <w:t xml:space="preserve"> </w:t>
+      </w:r>
+      <w:r>
+        <w:t xml:space="preserve">Status: Accepted</w:t>
+      </w:r>
+    </w:p>
+    <w:bookmarkStart w:id="46" w:name="context-3"/>
+    <w:p>
+      <w:pPr>
+        <w:pStyle w:val="Heading3"/>
+      </w:pPr>
+      <w:r>
+        <w:t xml:space="preserve">Context</w:t>
+      </w:r>
+    </w:p>
+    <w:p>
+      <w:pPr>
+        <w:pStyle w:val="FirstParagraph"/>
+      </w:pPr>
+      <w:r>
+        <w:t xml:space="preserve">The project requires consistent source formatting and static source quality validation.</w:t>
+      </w:r>
+    </w:p>
+    <w:bookmarkEnd w:id="46"/>
+    <w:bookmarkStart w:id="47" w:name="decision-3"/>
+    <w:p>
+      <w:pPr>
+        <w:pStyle w:val="Heading3"/>
+      </w:pPr>
+      <w:r>
+        <w:t xml:space="preserve">Decision</w:t>
+      </w:r>
+    </w:p>
+    <w:p>
+      <w:pPr>
+        <w:pStyle w:val="FirstParagraph"/>
+      </w:pPr>
+      <w:r>
+        <w:t xml:space="preserve">Ruff shall be used for linting and formatting verification.</w:t>
+      </w:r>
+    </w:p>
+    <w:p>
+      <w:pPr>
+        <w:pStyle w:val="BodyText"/>
+      </w:pPr>
+      <w:r>
+        <w:t xml:space="preserve">Required checks include:</w:t>
+      </w:r>
+    </w:p>
+    <w:p>
+      <w:pPr>
+        <w:pStyle w:val="SourceCode"/>
+      </w:pPr>
+      <w:r>
+        <w:rPr>
+          <w:rStyle w:val="VerbatimChar"/>
+        </w:rPr>
+        <w:t xml:space="preserve">ruff check .</w:t>
+      </w:r>
+      <w:r>
+        <w:br/>
+      </w:r>
+      <w:r>
+        <w:rPr>
+          <w:rStyle w:val="VerbatimChar"/>
+        </w:rPr>
+        <w:t xml:space="preserve">ruff format --check .</w:t>
+      </w:r>
+    </w:p>
+    <w:bookmarkEnd w:id="47"/>
+    <w:bookmarkStart w:id="48" w:name="rationale-3"/>
+    <w:p>
+      <w:pPr>
+        <w:pStyle w:val="Heading3"/>
+      </w:pPr>
+      <w:r>
+        <w:t xml:space="preserve">Rationale</w:t>
+      </w:r>
+    </w:p>
+    <w:p>
+      <w:pPr>
+        <w:pStyle w:val="FirstParagraph"/>
+      </w:pPr>
+      <w:r>
+        <w:t xml:space="preserve">Using one source quality tool reduces tooling complexity and keeps local development and CI verification aligned.</w:t>
+      </w:r>
+    </w:p>
+    <w:bookmarkEnd w:id="48"/>
+    <w:bookmarkStart w:id="49" w:name="alternatives-considered-3"/>
+    <w:p>
+      <w:pPr>
+        <w:pStyle w:val="Heading3"/>
+      </w:pPr>
+      <w:r>
+        <w:t xml:space="preserve">Alternatives Considered</w:t>
+      </w:r>
+    </w:p>
+    <w:p>
+      <w:pPr>
+        <w:pStyle w:val="FirstParagraph"/>
+      </w:pPr>
+      <w:r>
+        <w:t xml:space="preserve">Separate linting and formatting toolchains were considered.</w:t>
+      </w:r>
+    </w:p>
+    <w:p>
+      <w:pPr>
+        <w:pStyle w:val="BodyText"/>
+      </w:pPr>
+      <w:r>
+        <w:t xml:space="preserve">They were not selected because the current project does not require separate tools.</w:t>
+      </w:r>
+    </w:p>
+    <w:bookmarkEnd w:id="49"/>
+    <w:bookmarkStart w:id="50" w:name="consequences-3"/>
+    <w:p>
+      <w:pPr>
+        <w:pStyle w:val="Heading3"/>
+      </w:pPr>
+      <w:r>
+        <w:t xml:space="preserve">Consequences</w:t>
+      </w:r>
+    </w:p>
+    <w:p>
+      <w:pPr>
+        <w:pStyle w:val="FirstParagraph"/>
+      </w:pPr>
+      <w:r>
+        <w:t xml:space="preserve">Positive:</w:t>
+      </w:r>
+    </w:p>
+    <w:p>
+      <w:pPr>
+        <w:pStyle w:val="Compact"/>
+        <w:numPr>
+          <w:ilvl w:val="0"/>
+          <w:numId w:val="1019"/>
+        </w:numPr>
+      </w:pPr>
+      <w:r>
+        <w:t xml:space="preserve">consistent source quality workflow</w:t>
+      </w:r>
+    </w:p>
+    <w:p>
+      <w:pPr>
+        <w:pStyle w:val="Compact"/>
+        <w:numPr>
+          <w:ilvl w:val="0"/>
+          <w:numId w:val="1019"/>
+        </w:numPr>
+      </w:pPr>
+      <w:r>
+        <w:t xml:space="preserve">reduced tooling complexity</w:t>
+      </w:r>
+    </w:p>
+    <w:p>
+      <w:pPr>
+        <w:pStyle w:val="Compact"/>
+        <w:numPr>
+          <w:ilvl w:val="0"/>
+          <w:numId w:val="1019"/>
+        </w:numPr>
+      </w:pPr>
+      <w:r>
+        <w:t xml:space="preserve">fast local verification</w:t>
+      </w:r>
+    </w:p>
+    <w:p>
+      <w:pPr>
+        <w:pStyle w:val="FirstParagraph"/>
+      </w:pPr>
+      <w:r>
+        <w:t xml:space="preserve">Negative:</w:t>
+      </w:r>
+    </w:p>
+    <w:p>
+      <w:pPr>
+        <w:pStyle w:val="Compact"/>
+        <w:numPr>
+          <w:ilvl w:val="0"/>
+          <w:numId w:val="1020"/>
+        </w:numPr>
+      </w:pPr>
+      <w:r>
+        <w:t xml:space="preserve">project formatting behaviour depends on Ruff</w:t>
+      </w:r>
+    </w:p>
+    <w:p>
+      <w:pPr>
+        <w:pStyle w:val="Compact"/>
+        <w:numPr>
+          <w:ilvl w:val="0"/>
+          <w:numId w:val="1020"/>
+        </w:numPr>
+      </w:pPr>
+      <w:r>
+        <w:t xml:space="preserve">Ruff configuration changes may affect broad source areas</w:t>
+      </w:r>
+    </w:p>
+    <w:bookmarkEnd w:id="50"/>
+    <w:bookmarkStart w:id="51" w:name="impact-3"/>
+    <w:p>
+      <w:pPr>
+        <w:pStyle w:val="Heading3"/>
+      </w:pPr>
+      <w:r>
+        <w:t xml:space="preserve">Impact</w:t>
+      </w:r>
+    </w:p>
+    <w:p>
+      <w:pPr>
+        <w:pStyle w:val="Compact"/>
+        <w:numPr>
+          <w:ilvl w:val="0"/>
+          <w:numId w:val="1021"/>
+        </w:numPr>
+      </w:pPr>
+      <w:r>
+        <w:t xml:space="preserve">Technology</w:t>
+      </w:r>
+    </w:p>
+    <w:p>
+      <w:pPr>
+        <w:pStyle w:val="Compact"/>
+        <w:numPr>
+          <w:ilvl w:val="0"/>
+          <w:numId w:val="1021"/>
+        </w:numPr>
+      </w:pPr>
+      <w:r>
+        <w:t xml:space="preserve">Development Workflow</w:t>
+      </w:r>
+    </w:p>
+    <w:p>
+      <w:pPr>
+        <w:pStyle w:val="Compact"/>
+        <w:numPr>
+          <w:ilvl w:val="0"/>
+          <w:numId w:val="1021"/>
+        </w:numPr>
+      </w:pPr>
+      <w:r>
+        <w:t xml:space="preserve">CI/CD</w:t>
+      </w:r>
+    </w:p>
+    <w:bookmarkEnd w:id="51"/>
+    <w:bookmarkStart w:id="52" w:name="related-documents-2"/>
+    <w:p>
+      <w:pPr>
+        <w:pStyle w:val="Heading3"/>
+      </w:pPr>
+      <w:r>
+        <w:t xml:space="preserve">Related Documents</w:t>
+      </w:r>
+    </w:p>
+    <w:p>
+      <w:pPr>
+        <w:pStyle w:val="Compact"/>
+        <w:numPr>
+          <w:ilvl w:val="0"/>
+          <w:numId w:val="1022"/>
+        </w:numPr>
+      </w:pPr>
+      <w:r>
+        <w:t xml:space="preserve">Coding_Standards.md</w:t>
+      </w:r>
+    </w:p>
+    <w:p>
+      <w:pPr>
+        <w:pStyle w:val="Compact"/>
+        <w:numPr>
+          <w:ilvl w:val="0"/>
+          <w:numId w:val="1022"/>
+        </w:numPr>
+      </w:pPr>
+      <w:r>
+        <w:t xml:space="preserve">Development_Guidelines.md</w:t>
+      </w:r>
+    </w:p>
+    <w:p>
+      <w:pPr>
+        <w:pStyle w:val="Compact"/>
+        <w:numPr>
+          <w:ilvl w:val="0"/>
+          <w:numId w:val="1022"/>
+        </w:numPr>
+      </w:pPr>
+      <w:r>
+        <w:t xml:space="preserve">CI_CD.md</w:t>
+      </w:r>
+    </w:p>
+    <w:p>
+      <w:r>
+        <w:pict>
+          <v:rect style="width:0;height:1.5pt" o:hralign="center" o:hrstd="t" o:hr="t"/>
+        </w:pict>
+      </w:r>
+    </w:p>
+    <w:bookmarkEnd w:id="52"/>
+    <w:bookmarkEnd w:id="53"/>
+    <w:bookmarkStart w:id="61" w:name="dec-0004-github-actions-for-ci"/>
+    <w:p>
+      <w:pPr>
+        <w:pStyle w:val="Heading2"/>
+      </w:pPr>
+      <w:r>
+        <w:t xml:space="preserve">DEC-0004: GitHub Actions for CI</w:t>
+      </w:r>
+    </w:p>
+    <w:p>
+      <w:pPr>
+        <w:pStyle w:val="FirstParagraph"/>
+      </w:pPr>
+      <w:r>
+        <w:t xml:space="preserve">Date: 2026-07-01</w:t>
+      </w:r>
+      <w:r>
+        <w:t xml:space="preserve"> </w:t>
+      </w:r>
+      <w:r>
+        <w:t xml:space="preserve">Status: Accepted</w:t>
+      </w:r>
+    </w:p>
+    <w:bookmarkStart w:id="54" w:name="context-4"/>
+    <w:p>
+      <w:pPr>
+        <w:pStyle w:val="Heading3"/>
+      </w:pPr>
+      <w:r>
+        <w:t xml:space="preserve">Context</w:t>
+      </w:r>
+    </w:p>
+    <w:p>
+      <w:pPr>
+        <w:pStyle w:val="FirstParagraph"/>
+      </w:pPr>
+      <w:r>
+        <w:t xml:space="preserve">The repository requires automated quality gates for integration changes.</w:t>
+      </w:r>
+    </w:p>
+    <w:bookmarkEnd w:id="54"/>
+    <w:bookmarkStart w:id="55" w:name="decision-4"/>
+    <w:p>
+      <w:pPr>
+        <w:pStyle w:val="Heading3"/>
+      </w:pPr>
+      <w:r>
+        <w:t xml:space="preserve">Decision</w:t>
+      </w:r>
+    </w:p>
+    <w:p>
+      <w:pPr>
+        <w:pStyle w:val="FirstParagraph"/>
+      </w:pPr>
+      <w:r>
+        <w:t xml:space="preserve">GitHub Actions shall provide the project CI workflow.</w:t>
+      </w:r>
+    </w:p>
+    <w:p>
+      <w:pPr>
+        <w:pStyle w:val="BodyText"/>
+      </w:pPr>
+      <w:r>
+        <w:t xml:space="preserve">Only implemented and configured quality gates shall be described as actively enforced.</w:t>
+      </w:r>
+    </w:p>
+    <w:bookmarkEnd w:id="55"/>
+    <w:bookmarkStart w:id="56" w:name="rationale-4"/>
+    <w:p>
+      <w:pPr>
+        <w:pStyle w:val="Heading3"/>
+      </w:pPr>
+      <w:r>
+        <w:t xml:space="preserve">Rationale</w:t>
+      </w:r>
+    </w:p>
+    <w:p>
+      <w:pPr>
+        <w:pStyle w:val="FirstParagraph"/>
+      </w:pPr>
+      <w:r>
+        <w:t xml:space="preserve">GitHub Actions integrates directly with the repository workflow and supports automated source, test and documentation validation.</w:t>
+      </w:r>
+    </w:p>
+    <w:bookmarkEnd w:id="56"/>
+    <w:bookmarkStart w:id="57" w:name="alternatives-considered-4"/>
+    <w:p>
+      <w:pPr>
+        <w:pStyle w:val="Heading3"/>
+      </w:pPr>
+      <w:r>
+        <w:t xml:space="preserve">Alternatives Considered</w:t>
+      </w:r>
+    </w:p>
+    <w:p>
+      <w:pPr>
+        <w:pStyle w:val="FirstParagraph"/>
+      </w:pPr>
+      <w:r>
+        <w:t xml:space="preserve">External CI platforms were considered.</w:t>
+      </w:r>
+    </w:p>
+    <w:p>
+      <w:pPr>
+        <w:pStyle w:val="BodyText"/>
+      </w:pPr>
+      <w:r>
+        <w:t xml:space="preserve">They were not selected because no concrete project requirement requires an additional CI platform.</w:t>
+      </w:r>
+    </w:p>
+    <w:bookmarkEnd w:id="57"/>
+    <w:bookmarkStart w:id="58" w:name="consequences-4"/>
+    <w:p>
+      <w:pPr>
+        <w:pStyle w:val="Heading3"/>
+      </w:pPr>
+      <w:r>
+        <w:t xml:space="preserve">Consequences</w:t>
+      </w:r>
+    </w:p>
+    <w:p>
+      <w:pPr>
+        <w:pStyle w:val="FirstParagraph"/>
+      </w:pPr>
+      <w:r>
+        <w:t xml:space="preserve">Positive:</w:t>
+      </w:r>
+    </w:p>
+    <w:p>
+      <w:pPr>
+        <w:pStyle w:val="Compact"/>
+        <w:numPr>
+          <w:ilvl w:val="0"/>
+          <w:numId w:val="1023"/>
+        </w:numPr>
+      </w:pPr>
+      <w:r>
+        <w:t xml:space="preserve">repository-integrated CI</w:t>
+      </w:r>
+    </w:p>
+    <w:p>
+      <w:pPr>
+        <w:pStyle w:val="Compact"/>
+        <w:numPr>
+          <w:ilvl w:val="0"/>
+          <w:numId w:val="1023"/>
+        </w:numPr>
+      </w:pPr>
+      <w:r>
+        <w:t xml:space="preserve">automated quality gates</w:t>
+      </w:r>
+    </w:p>
+    <w:p>
+      <w:pPr>
+        <w:pStyle w:val="Compact"/>
+        <w:numPr>
+          <w:ilvl w:val="0"/>
+          <w:numId w:val="1023"/>
+        </w:numPr>
+      </w:pPr>
+      <w:r>
+        <w:t xml:space="preserve">visible workflow results</w:t>
+      </w:r>
+    </w:p>
+    <w:p>
+      <w:pPr>
+        <w:pStyle w:val="FirstParagraph"/>
+      </w:pPr>
+      <w:r>
+        <w:t xml:space="preserve">Negative:</w:t>
+      </w:r>
+    </w:p>
+    <w:p>
+      <w:pPr>
+        <w:pStyle w:val="Compact"/>
+        <w:numPr>
+          <w:ilvl w:val="0"/>
+          <w:numId w:val="1024"/>
+        </w:numPr>
+      </w:pPr>
+      <w:r>
+        <w:t xml:space="preserve">CI configuration depends on GitHub Actions</w:t>
+      </w:r>
+    </w:p>
+    <w:p>
+      <w:pPr>
+        <w:pStyle w:val="Compact"/>
+        <w:numPr>
+          <w:ilvl w:val="0"/>
+          <w:numId w:val="1024"/>
+        </w:numPr>
+      </w:pPr>
+      <w:r>
+        <w:t xml:space="preserve">provider workflow changes may require CI maintenance</w:t>
+      </w:r>
+    </w:p>
+    <w:bookmarkEnd w:id="58"/>
+    <w:bookmarkStart w:id="59" w:name="impact-4"/>
+    <w:p>
+      <w:pPr>
+        <w:pStyle w:val="Heading3"/>
+      </w:pPr>
+      <w:r>
+        <w:t xml:space="preserve">Impact</w:t>
+      </w:r>
+    </w:p>
+    <w:p>
+      <w:pPr>
+        <w:pStyle w:val="Compact"/>
+        <w:numPr>
+          <w:ilvl w:val="0"/>
+          <w:numId w:val="1025"/>
+        </w:numPr>
+      </w:pPr>
+      <w:r>
+        <w:t xml:space="preserve">Technology</w:t>
+      </w:r>
+    </w:p>
+    <w:p>
+      <w:pPr>
+        <w:pStyle w:val="Compact"/>
+        <w:numPr>
+          <w:ilvl w:val="0"/>
+          <w:numId w:val="1025"/>
+        </w:numPr>
+      </w:pPr>
+      <w:r>
+        <w:t xml:space="preserve">CI/CD</w:t>
+      </w:r>
+    </w:p>
+    <w:p>
+      <w:pPr>
+        <w:pStyle w:val="Compact"/>
+        <w:numPr>
+          <w:ilvl w:val="0"/>
+          <w:numId w:val="1025"/>
+        </w:numPr>
+      </w:pPr>
+      <w:r>
+        <w:t xml:space="preserve">Development Workflow</w:t>
+      </w:r>
+    </w:p>
+    <w:bookmarkEnd w:id="59"/>
+    <w:bookmarkStart w:id="60" w:name="related-documents-3"/>
+    <w:p>
+      <w:pPr>
+        <w:pStyle w:val="Heading3"/>
+      </w:pPr>
+      <w:r>
+        <w:t xml:space="preserve">Related Documents</w:t>
+      </w:r>
+    </w:p>
+    <w:p>
+      <w:pPr>
+        <w:pStyle w:val="Compact"/>
+        <w:numPr>
+          <w:ilvl w:val="0"/>
+          <w:numId w:val="1026"/>
+        </w:numPr>
+      </w:pPr>
+      <w:r>
+        <w:t xml:space="preserve">CI_CD.md</w:t>
+      </w:r>
+    </w:p>
+    <w:p>
+      <w:pPr>
+        <w:pStyle w:val="Compact"/>
+        <w:numPr>
+          <w:ilvl w:val="0"/>
+          <w:numId w:val="1026"/>
+        </w:numPr>
+      </w:pPr>
+      <w:r>
+        <w:t xml:space="preserve">Git_Workflow.md</w:t>
+      </w:r>
+    </w:p>
+    <w:p>
+      <w:pPr>
+        <w:pStyle w:val="Compact"/>
+        <w:numPr>
+          <w:ilvl w:val="0"/>
+          <w:numId w:val="1026"/>
+        </w:numPr>
+      </w:pPr>
+      <w:r>
+        <w:t xml:space="preserve">Development_Guidelines.md</w:t>
+      </w:r>
+    </w:p>
+    <w:p>
+      <w:r>
+        <w:pict>
+          <v:rect style="width:0;height:1.5pt" o:hralign="center" o:hrstd="t" o:hr="t"/>
+        </w:pict>
+      </w:r>
+    </w:p>
+    <w:bookmarkEnd w:id="60"/>
+    <w:bookmarkEnd w:id="61"/>
+    <w:bookmarkStart w:id="69" w:name="Xc5290e098087ba061159604bc6f9d46e5445057"/>
+    <w:p>
+      <w:pPr>
+        <w:pStyle w:val="Heading2"/>
+      </w:pPr>
+      <w:r>
+        <w:t xml:space="preserve">DEC-0005: Markdown as Documentation Source of Truth</w:t>
+      </w:r>
+    </w:p>
+    <w:p>
+      <w:pPr>
+        <w:pStyle w:val="FirstParagraph"/>
+      </w:pPr>
+      <w:r>
+        <w:t xml:space="preserve">Date: 2026-07-01</w:t>
+      </w:r>
+      <w:r>
+        <w:t xml:space="preserve"> </w:t>
+      </w:r>
+      <w:r>
+        <w:t xml:space="preserve">Status: Accepted</w:t>
+      </w:r>
+    </w:p>
+    <w:bookmarkStart w:id="62" w:name="context-5"/>
+    <w:p>
+      <w:pPr>
+        <w:pStyle w:val="Heading3"/>
+      </w:pPr>
+      <w:r>
+        <w:t xml:space="preserve">Context</w:t>
+      </w:r>
+    </w:p>
+    <w:p>
+      <w:pPr>
+        <w:pStyle w:val="FirstParagraph"/>
+      </w:pPr>
+      <w:r>
+        <w:t xml:space="preserve">The project generates DOCX and PDF documentation from Markdown.</w:t>
+      </w:r>
+    </w:p>
+    <w:p>
+      <w:pPr>
+        <w:pStyle w:val="BodyText"/>
+      </w:pPr>
+      <w:r>
+        <w:t xml:space="preserve">Maintaining multiple editable documentation formats would create synchronization risk.</w:t>
+      </w:r>
+    </w:p>
+    <w:bookmarkEnd w:id="62"/>
+    <w:bookmarkStart w:id="63" w:name="decision-5"/>
+    <w:p>
+      <w:pPr>
+        <w:pStyle w:val="Heading3"/>
+      </w:pPr>
+      <w:r>
+        <w:t xml:space="preserve">Decision</w:t>
+      </w:r>
+    </w:p>
+    <w:p>
+      <w:pPr>
+        <w:pStyle w:val="FirstParagraph"/>
+      </w:pPr>
+      <w:r>
+        <w:t xml:space="preserve">Markdown under:</w:t>
+      </w:r>
+    </w:p>
+    <w:p>
+      <w:pPr>
+        <w:pStyle w:val="SourceCode"/>
+      </w:pPr>
+      <w:r>
+        <w:rPr>
+          <w:rStyle w:val="VerbatimChar"/>
+        </w:rPr>
+        <w:t xml:space="preserve">docs/</w:t>
+      </w:r>
+    </w:p>
+    <w:p>
+      <w:pPr>
+        <w:pStyle w:val="FirstParagraph"/>
+      </w:pPr>
+      <w:r>
+        <w:t xml:space="preserve">shall be the documentation source of truth.</w:t>
+      </w:r>
+    </w:p>
+    <w:p>
+      <w:pPr>
+        <w:pStyle w:val="BodyText"/>
+      </w:pPr>
+      <w:r>
+        <w:t xml:space="preserve">Generated DOCX and PDF files are derived artifacts and shall not be edited manually.</w:t>
+      </w:r>
+    </w:p>
+    <w:bookmarkEnd w:id="63"/>
+    <w:bookmarkStart w:id="64" w:name="rationale-5"/>
+    <w:p>
+      <w:pPr>
+        <w:pStyle w:val="Heading3"/>
+      </w:pPr>
+      <w:r>
+        <w:t xml:space="preserve">Rationale</w:t>
+      </w:r>
+    </w:p>
+    <w:p>
+      <w:pPr>
+        <w:pStyle w:val="FirstParagraph"/>
+      </w:pPr>
+      <w:r>
+        <w:t xml:space="preserve">One editable documentation source reduces inconsistency and supports automated generation.</w:t>
+      </w:r>
+    </w:p>
+    <w:bookmarkEnd w:id="64"/>
+    <w:bookmarkStart w:id="65" w:name="alternatives-considered-5"/>
+    <w:p>
+      <w:pPr>
+        <w:pStyle w:val="Heading3"/>
+      </w:pPr>
+      <w:r>
+        <w:t xml:space="preserve">Alternatives Considered</w:t>
+      </w:r>
+    </w:p>
+    <w:p>
+      <w:pPr>
+        <w:pStyle w:val="FirstParagraph"/>
+      </w:pPr>
+      <w:r>
+        <w:t xml:space="preserve">Maintaining Markdown, DOCX and PDF as independent editable sources was considered.</w:t>
+      </w:r>
+    </w:p>
+    <w:p>
+      <w:pPr>
+        <w:pStyle w:val="BodyText"/>
+      </w:pPr>
+      <w:r>
+        <w:t xml:space="preserve">It was not selected because synchronization would be manual and error-prone.</w:t>
+      </w:r>
+    </w:p>
+    <w:bookmarkEnd w:id="65"/>
+    <w:bookmarkStart w:id="66" w:name="consequences-5"/>
+    <w:p>
+      <w:pPr>
+        <w:pStyle w:val="Heading3"/>
+      </w:pPr>
+      <w:r>
+        <w:t xml:space="preserve">Consequences</w:t>
+      </w:r>
+    </w:p>
+    <w:p>
+      <w:pPr>
+        <w:pStyle w:val="FirstParagraph"/>
+      </w:pPr>
+      <w:r>
+        <w:t xml:space="preserve">Positive:</w:t>
+      </w:r>
+    </w:p>
+    <w:p>
+      <w:pPr>
+        <w:pStyle w:val="Compact"/>
+        <w:numPr>
+          <w:ilvl w:val="0"/>
+          <w:numId w:val="1027"/>
+        </w:numPr>
+      </w:pPr>
+      <w:r>
+        <w:t xml:space="preserve">one documentation source</w:t>
+      </w:r>
+    </w:p>
+    <w:p>
+      <w:pPr>
+        <w:pStyle w:val="Compact"/>
+        <w:numPr>
+          <w:ilvl w:val="0"/>
+          <w:numId w:val="1027"/>
+        </w:numPr>
+      </w:pPr>
+      <w:r>
+        <w:t xml:space="preserve">deterministic generation workflow</w:t>
+      </w:r>
+    </w:p>
+    <w:p>
+      <w:pPr>
+        <w:pStyle w:val="Compact"/>
+        <w:numPr>
+          <w:ilvl w:val="0"/>
+          <w:numId w:val="1027"/>
+        </w:numPr>
+      </w:pPr>
+      <w:r>
+        <w:t xml:space="preserve">simpler review</w:t>
+      </w:r>
+    </w:p>
+    <w:p>
+      <w:pPr>
+        <w:pStyle w:val="FirstParagraph"/>
+      </w:pPr>
+      <w:r>
+        <w:t xml:space="preserve">Negative:</w:t>
+      </w:r>
+    </w:p>
+    <w:p>
+      <w:pPr>
+        <w:pStyle w:val="Compact"/>
+        <w:numPr>
+          <w:ilvl w:val="0"/>
+          <w:numId w:val="1028"/>
+        </w:numPr>
+      </w:pPr>
+      <w:r>
+        <w:t xml:space="preserve">documentation generation tooling becomes part of the workflow</w:t>
+      </w:r>
+    </w:p>
+    <w:p>
+      <w:pPr>
+        <w:pStyle w:val="Compact"/>
+        <w:numPr>
+          <w:ilvl w:val="0"/>
+          <w:numId w:val="1028"/>
+        </w:numPr>
+      </w:pPr>
+      <w:r>
+        <w:t xml:space="preserve">generated format corrections must originate from Markdown or generation logic</w:t>
+      </w:r>
+    </w:p>
+    <w:bookmarkEnd w:id="66"/>
+    <w:bookmarkStart w:id="67" w:name="impact-5"/>
+    <w:p>
+      <w:pPr>
+        <w:pStyle w:val="Heading3"/>
+      </w:pPr>
+      <w:r>
+        <w:t xml:space="preserve">Impact</w:t>
+      </w:r>
+    </w:p>
+    <w:p>
+      <w:pPr>
+        <w:pStyle w:val="Compact"/>
+        <w:numPr>
+          <w:ilvl w:val="0"/>
+          <w:numId w:val="1029"/>
+        </w:numPr>
+      </w:pPr>
+      <w:r>
+        <w:t xml:space="preserve">Documentation</w:t>
+      </w:r>
+    </w:p>
+    <w:p>
+      <w:pPr>
+        <w:pStyle w:val="Compact"/>
+        <w:numPr>
+          <w:ilvl w:val="0"/>
+          <w:numId w:val="1029"/>
+        </w:numPr>
+      </w:pPr>
+      <w:r>
+        <w:t xml:space="preserve">Development Workflow</w:t>
+      </w:r>
+    </w:p>
+    <w:p>
+      <w:pPr>
+        <w:pStyle w:val="Compact"/>
+        <w:numPr>
+          <w:ilvl w:val="0"/>
+          <w:numId w:val="1029"/>
+        </w:numPr>
+      </w:pPr>
+      <w:r>
+        <w:t xml:space="preserve">CI/CD</w:t>
+      </w:r>
+    </w:p>
+    <w:bookmarkEnd w:id="67"/>
+    <w:bookmarkStart w:id="68" w:name="related-documents-4"/>
+    <w:p>
+      <w:pPr>
+        <w:pStyle w:val="Heading3"/>
+      </w:pPr>
+      <w:r>
+        <w:t xml:space="preserve">Related Documents</w:t>
+      </w:r>
+    </w:p>
+    <w:p>
+      <w:pPr>
+        <w:pStyle w:val="Compact"/>
+        <w:numPr>
+          <w:ilvl w:val="0"/>
+          <w:numId w:val="1030"/>
+        </w:numPr>
+      </w:pPr>
+      <w:r>
+        <w:t xml:space="preserve">Development_Guidelines.md</w:t>
+      </w:r>
+    </w:p>
+    <w:p>
+      <w:pPr>
+        <w:pStyle w:val="Compact"/>
+        <w:numPr>
+          <w:ilvl w:val="0"/>
+          <w:numId w:val="1030"/>
+        </w:numPr>
+      </w:pPr>
+      <w:r>
+        <w:t xml:space="preserve">Git_Workflow.md</w:t>
+      </w:r>
+    </w:p>
+    <w:p>
+      <w:pPr>
+        <w:pStyle w:val="Compact"/>
+        <w:numPr>
+          <w:ilvl w:val="0"/>
+          <w:numId w:val="1030"/>
+        </w:numPr>
+      </w:pPr>
+      <w:r>
+        <w:t xml:space="preserve">CI_CD.md</w:t>
+      </w:r>
+    </w:p>
+    <w:p>
+      <w:r>
+        <w:pict>
+          <v:rect style="width:0;height:1.5pt" o:hralign="center" o:hrstd="t" o:hr="t"/>
+        </w:pict>
+      </w:r>
+    </w:p>
+    <w:bookmarkEnd w:id="68"/>
+    <w:bookmarkEnd w:id="69"/>
+    <w:bookmarkStart w:id="77" w:name="X2ca434b7f74a40c1e90e159caf4fe0ee092a616"/>
+    <w:p>
+      <w:pPr>
+        <w:pStyle w:val="Heading2"/>
+      </w:pPr>
+      <w:r>
+        <w:t xml:space="preserve">DEC-0006: Documentation Generation Before Commit</w:t>
+      </w:r>
+    </w:p>
+    <w:p>
+      <w:pPr>
+        <w:pStyle w:val="FirstParagraph"/>
+      </w:pPr>
+      <w:r>
+        <w:t xml:space="preserve">Date: 2026-07-01</w:t>
+      </w:r>
+      <w:r>
+        <w:t xml:space="preserve"> </w:t>
+      </w:r>
+      <w:r>
+        <w:t xml:space="preserve">Status: Accepted</w:t>
+      </w:r>
+    </w:p>
+    <w:bookmarkStart w:id="70" w:name="context-6"/>
+    <w:p>
+      <w:pPr>
+        <w:pStyle w:val="Heading3"/>
+      </w:pPr>
+      <w:r>
+        <w:t xml:space="preserve">Context</w:t>
+      </w:r>
+    </w:p>
+    <w:p>
+      <w:pPr>
+        <w:pStyle w:val="FirstParagraph"/>
+      </w:pPr>
+      <w:r>
+        <w:t xml:space="preserve">Documentation changes can break generation or create inconsistent derived artifacts.</w:t>
+      </w:r>
+    </w:p>
+    <w:p>
+      <w:pPr>
+        <w:pStyle w:val="BodyText"/>
+      </w:pPr>
+      <w:r>
+        <w:t xml:space="preserve">The previous development workflow did not consistently place documentation generation before commit.</w:t>
+      </w:r>
+    </w:p>
+    <w:bookmarkEnd w:id="70"/>
+    <w:bookmarkStart w:id="71" w:name="decision-6"/>
+    <w:p>
+      <w:pPr>
+        <w:pStyle w:val="Heading3"/>
+      </w:pPr>
+      <w:r>
+        <w:t xml:space="preserve">Decision</w:t>
+      </w:r>
+    </w:p>
+    <w:p>
+      <w:pPr>
+        <w:pStyle w:val="FirstParagraph"/>
+      </w:pPr>
+      <w:r>
+        <w:t xml:space="preserve">When Markdown documentation changes, the documentation generation command shall complete successfully before commit:</w:t>
+      </w:r>
+    </w:p>
+    <w:p>
+      <w:pPr>
+        <w:pStyle w:val="SourceCode"/>
+      </w:pPr>
+      <w:r>
+        <w:rPr>
+          <w:rStyle w:val="VerbatimChar"/>
+        </w:rPr>
+        <w:t xml:space="preserve">python scripts/generate_docs.py</w:t>
+      </w:r>
+    </w:p>
+    <w:bookmarkEnd w:id="71"/>
+    <w:bookmarkStart w:id="72" w:name="rationale-6"/>
+    <w:p>
+      <w:pPr>
+        <w:pStyle w:val="Heading3"/>
+      </w:pPr>
+      <w:r>
+        <w:t xml:space="preserve">Rationale</w:t>
+      </w:r>
+    </w:p>
+    <w:p>
+      <w:pPr>
+        <w:pStyle w:val="FirstParagraph"/>
+      </w:pPr>
+      <w:r>
+        <w:t xml:space="preserve">Generation before commit detects documentation generation failures before repository integration.</w:t>
+      </w:r>
+    </w:p>
+    <w:bookmarkEnd w:id="72"/>
+    <w:bookmarkStart w:id="73" w:name="alternatives-considered-6"/>
+    <w:p>
+      <w:pPr>
+        <w:pStyle w:val="Heading3"/>
+      </w:pPr>
+      <w:r>
+        <w:t xml:space="preserve">Alternatives Considered</w:t>
+      </w:r>
+    </w:p>
+    <w:p>
+      <w:pPr>
+        <w:pStyle w:val="FirstParagraph"/>
+      </w:pPr>
+      <w:r>
+        <w:t xml:space="preserve">Generating documentation only after push or only in CI was considered.</w:t>
+      </w:r>
+    </w:p>
+    <w:p>
+      <w:pPr>
+        <w:pStyle w:val="BodyText"/>
+      </w:pPr>
+      <w:r>
+        <w:t xml:space="preserve">It was not selected because local verification should detect generation failures before commit.</w:t>
+      </w:r>
+    </w:p>
+    <w:bookmarkEnd w:id="73"/>
+    <w:bookmarkStart w:id="74" w:name="consequences-6"/>
+    <w:p>
+      <w:pPr>
+        <w:pStyle w:val="Heading3"/>
+      </w:pPr>
+      <w:r>
+        <w:t xml:space="preserve">Consequences</w:t>
+      </w:r>
+    </w:p>
+    <w:p>
+      <w:pPr>
+        <w:pStyle w:val="FirstParagraph"/>
+      </w:pPr>
+      <w:r>
+        <w:t xml:space="preserve">Positive:</w:t>
+      </w:r>
+    </w:p>
+    <w:p>
+      <w:pPr>
+        <w:pStyle w:val="Compact"/>
+        <w:numPr>
+          <w:ilvl w:val="0"/>
+          <w:numId w:val="1031"/>
+        </w:numPr>
+      </w:pPr>
+      <w:r>
+        <w:t xml:space="preserve">earlier failure detection</w:t>
+      </w:r>
+    </w:p>
+    <w:p>
+      <w:pPr>
+        <w:pStyle w:val="Compact"/>
+        <w:numPr>
+          <w:ilvl w:val="0"/>
+          <w:numId w:val="1031"/>
+        </w:numPr>
+      </w:pPr>
+      <w:r>
+        <w:t xml:space="preserve">synchronized documentation workflow</w:t>
+      </w:r>
+    </w:p>
+    <w:p>
+      <w:pPr>
+        <w:pStyle w:val="Compact"/>
+        <w:numPr>
+          <w:ilvl w:val="0"/>
+          <w:numId w:val="1031"/>
+        </w:numPr>
+      </w:pPr>
+      <w:r>
+        <w:t xml:space="preserve">clearer Definition of Done</w:t>
+      </w:r>
+    </w:p>
+    <w:p>
+      <w:pPr>
+        <w:pStyle w:val="FirstParagraph"/>
+      </w:pPr>
+      <w:r>
+        <w:t xml:space="preserve">Negative:</w:t>
+      </w:r>
+    </w:p>
+    <w:p>
+      <w:pPr>
+        <w:pStyle w:val="Compact"/>
+        <w:numPr>
+          <w:ilvl w:val="0"/>
+          <w:numId w:val="1032"/>
+        </w:numPr>
+      </w:pPr>
+      <w:r>
+        <w:t xml:space="preserve">documentation changes require an additional local verification step</w:t>
+      </w:r>
+    </w:p>
+    <w:bookmarkEnd w:id="74"/>
+    <w:bookmarkStart w:id="75" w:name="impact-6"/>
+    <w:p>
+      <w:pPr>
+        <w:pStyle w:val="Heading3"/>
+      </w:pPr>
+      <w:r>
+        <w:t xml:space="preserve">Impact</w:t>
+      </w:r>
+    </w:p>
+    <w:p>
+      <w:pPr>
+        <w:pStyle w:val="Compact"/>
+        <w:numPr>
+          <w:ilvl w:val="0"/>
+          <w:numId w:val="1033"/>
+        </w:numPr>
+      </w:pPr>
+      <w:r>
+        <w:t xml:space="preserve">Documentation</w:t>
+      </w:r>
+    </w:p>
+    <w:p>
+      <w:pPr>
+        <w:pStyle w:val="Compact"/>
+        <w:numPr>
+          <w:ilvl w:val="0"/>
+          <w:numId w:val="1033"/>
+        </w:numPr>
+      </w:pPr>
+      <w:r>
+        <w:t xml:space="preserve">Development Workflow</w:t>
+      </w:r>
+    </w:p>
+    <w:p>
+      <w:pPr>
+        <w:pStyle w:val="Compact"/>
+        <w:numPr>
+          <w:ilvl w:val="0"/>
+          <w:numId w:val="1033"/>
+        </w:numPr>
+      </w:pPr>
+      <w:r>
+        <w:t xml:space="preserve">CI/CD</w:t>
+      </w:r>
+    </w:p>
+    <w:bookmarkEnd w:id="75"/>
+    <w:bookmarkStart w:id="76" w:name="related-documents-5"/>
+    <w:p>
+      <w:pPr>
+        <w:pStyle w:val="Heading3"/>
+      </w:pPr>
+      <w:r>
+        <w:t xml:space="preserve">Related Documents</w:t>
+      </w:r>
+    </w:p>
+    <w:p>
+      <w:pPr>
+        <w:pStyle w:val="Compact"/>
+        <w:numPr>
+          <w:ilvl w:val="0"/>
+          <w:numId w:val="1034"/>
+        </w:numPr>
+      </w:pPr>
+      <w:r>
+        <w:t xml:space="preserve">Development_Guidelines.md</w:t>
+      </w:r>
+    </w:p>
+    <w:p>
+      <w:pPr>
+        <w:pStyle w:val="Compact"/>
+        <w:numPr>
+          <w:ilvl w:val="0"/>
+          <w:numId w:val="1034"/>
+        </w:numPr>
+      </w:pPr>
+      <w:r>
+        <w:t xml:space="preserve">Git_Workflow.md</w:t>
+      </w:r>
+    </w:p>
+    <w:p>
+      <w:pPr>
+        <w:pStyle w:val="Compact"/>
+        <w:numPr>
+          <w:ilvl w:val="0"/>
+          <w:numId w:val="1034"/>
+        </w:numPr>
+      </w:pPr>
+      <w:r>
+        <w:t xml:space="preserve">Testing_Strategy.md</w:t>
+      </w:r>
+    </w:p>
+    <w:p>
+      <w:pPr>
+        <w:pStyle w:val="Compact"/>
+        <w:numPr>
+          <w:ilvl w:val="0"/>
+          <w:numId w:val="1034"/>
+        </w:numPr>
+      </w:pPr>
+      <w:r>
+        <w:t xml:space="preserve">CI_CD.md</w:t>
+      </w:r>
+    </w:p>
+    <w:p>
+      <w:r>
+        <w:pict>
+          <v:rect style="width:0;height:1.5pt" o:hralign="center" o:hrstd="t" o:hr="t"/>
+        </w:pict>
+      </w:r>
+    </w:p>
+    <w:bookmarkEnd w:id="76"/>
+    <w:bookmarkEnd w:id="77"/>
+    <w:bookmarkStart w:id="85" w:name="dec-0007-dedicated-development-branches"/>
+    <w:p>
+      <w:pPr>
+        <w:pStyle w:val="Heading2"/>
+      </w:pPr>
+      <w:r>
+        <w:t xml:space="preserve">DEC-0007: Dedicated Development Branches</w:t>
+      </w:r>
+    </w:p>
+    <w:p>
+      <w:pPr>
+        <w:pStyle w:val="FirstParagraph"/>
+      </w:pPr>
+      <w:r>
+        <w:t xml:space="preserve">Date: 2026-07-01</w:t>
+      </w:r>
+      <w:r>
+        <w:t xml:space="preserve"> </w:t>
+      </w:r>
+      <w:r>
+        <w:t xml:space="preserve">Status: Accepted</w:t>
+      </w:r>
+    </w:p>
+    <w:bookmarkStart w:id="78" w:name="context-7"/>
+    <w:p>
+      <w:pPr>
+        <w:pStyle w:val="Heading3"/>
+      </w:pPr>
+      <w:r>
+        <w:t xml:space="preserve">Context</w:t>
+      </w:r>
+    </w:p>
+    <w:p>
+      <w:pPr>
+        <w:pStyle w:val="FirstParagraph"/>
+      </w:pPr>
+      <w:r>
+        <w:t xml:space="preserve">The previous Git workflow contained inconsistent language about optional feature branches and direct commits to</w:t>
+      </w:r>
+      <w:r>
+        <w:t xml:space="preserve"> </w:t>
+      </w:r>
+      <w:r>
+        <w:rPr>
+          <w:rStyle w:val="VerbatimChar"/>
+        </w:rPr>
+        <w:t xml:space="preserve">main</w:t>
+      </w:r>
+      <w:r>
+        <w:t xml:space="preserve">.</w:t>
+      </w:r>
+    </w:p>
+    <w:p>
+      <w:pPr>
+        <w:pStyle w:val="BodyText"/>
+      </w:pPr>
+      <w:r>
+        <w:t xml:space="preserve">The project requires one clear normal development workflow.</w:t>
+      </w:r>
+    </w:p>
+    <w:bookmarkEnd w:id="78"/>
+    <w:bookmarkStart w:id="79" w:name="decision-7"/>
+    <w:p>
+      <w:pPr>
+        <w:pStyle w:val="Heading3"/>
+      </w:pPr>
+      <w:r>
+        <w:t xml:space="preserve">Decision</w:t>
+      </w:r>
+    </w:p>
+    <w:p>
+      <w:pPr>
+        <w:pStyle w:val="FirstParagraph"/>
+      </w:pPr>
+      <w:r>
+        <w:t xml:space="preserve">Normal development shall use dedicated branches.</w:t>
+      </w:r>
+    </w:p>
+    <w:p>
+      <w:pPr>
+        <w:pStyle w:val="BodyText"/>
+      </w:pPr>
+      <w:r>
+        <w:t xml:space="preserve">Direct commits to</w:t>
+      </w:r>
+      <w:r>
+        <w:t xml:space="preserve"> </w:t>
+      </w:r>
+      <w:r>
+        <w:rPr>
+          <w:rStyle w:val="VerbatimChar"/>
+        </w:rPr>
+        <w:t xml:space="preserve">main</w:t>
+      </w:r>
+      <w:r>
+        <w:t xml:space="preserve"> </w:t>
+      </w:r>
+      <w:r>
+        <w:t xml:space="preserve">are not part of the normal development workflow.</w:t>
+      </w:r>
+    </w:p>
+    <w:bookmarkEnd w:id="79"/>
+    <w:bookmarkStart w:id="80" w:name="rationale-7"/>
+    <w:p>
+      <w:pPr>
+        <w:pStyle w:val="Heading3"/>
+      </w:pPr>
+      <w:r>
+        <w:t xml:space="preserve">Rationale</w:t>
+      </w:r>
+    </w:p>
+    <w:p>
+      <w:pPr>
+        <w:pStyle w:val="FirstParagraph"/>
+      </w:pPr>
+      <w:r>
+        <w:t xml:space="preserve">Dedicated branches support:</w:t>
+      </w:r>
+    </w:p>
+    <w:p>
+      <w:pPr>
+        <w:pStyle w:val="Compact"/>
+        <w:numPr>
+          <w:ilvl w:val="0"/>
+          <w:numId w:val="1035"/>
+        </w:numPr>
+      </w:pPr>
+      <w:r>
+        <w:t xml:space="preserve">review</w:t>
+      </w:r>
+    </w:p>
+    <w:p>
+      <w:pPr>
+        <w:pStyle w:val="Compact"/>
+        <w:numPr>
+          <w:ilvl w:val="0"/>
+          <w:numId w:val="1035"/>
+        </w:numPr>
+      </w:pPr>
+      <w:r>
+        <w:t xml:space="preserve">CI validation</w:t>
+      </w:r>
+    </w:p>
+    <w:p>
+      <w:pPr>
+        <w:pStyle w:val="Compact"/>
+        <w:numPr>
+          <w:ilvl w:val="0"/>
+          <w:numId w:val="1035"/>
+        </w:numPr>
+      </w:pPr>
+      <w:r>
+        <w:t xml:space="preserve">coherent change scope</w:t>
+      </w:r>
+    </w:p>
+    <w:p>
+      <w:pPr>
+        <w:pStyle w:val="Compact"/>
+        <w:numPr>
+          <w:ilvl w:val="0"/>
+          <w:numId w:val="1035"/>
+        </w:numPr>
+      </w:pPr>
+      <w:r>
+        <w:t xml:space="preserve">safer repository integration</w:t>
+      </w:r>
+    </w:p>
+    <w:bookmarkEnd w:id="80"/>
+    <w:bookmarkStart w:id="81" w:name="alternatives-considered-7"/>
+    <w:p>
+      <w:pPr>
+        <w:pStyle w:val="Heading3"/>
+      </w:pPr>
+      <w:r>
+        <w:t xml:space="preserve">Alternatives Considered</w:t>
+      </w:r>
+    </w:p>
+    <w:p>
+      <w:pPr>
+        <w:pStyle w:val="FirstParagraph"/>
+      </w:pPr>
+      <w:r>
+        <w:t xml:space="preserve">Direct development on</w:t>
+      </w:r>
+      <w:r>
+        <w:t xml:space="preserve"> </w:t>
+      </w:r>
+      <w:r>
+        <w:rPr>
+          <w:rStyle w:val="VerbatimChar"/>
+        </w:rPr>
+        <w:t xml:space="preserve">main</w:t>
+      </w:r>
+      <w:r>
+        <w:t xml:space="preserve"> </w:t>
+      </w:r>
+      <w:r>
+        <w:t xml:space="preserve">was considered.</w:t>
+      </w:r>
+    </w:p>
+    <w:p>
+      <w:pPr>
+        <w:pStyle w:val="BodyText"/>
+      </w:pPr>
+      <w:r>
+        <w:t xml:space="preserve">It was not selected as the normal workflow because it reduces review and integration control.</w:t>
+      </w:r>
+    </w:p>
+    <w:bookmarkEnd w:id="81"/>
+    <w:bookmarkStart w:id="82" w:name="consequences-7"/>
+    <w:p>
+      <w:pPr>
+        <w:pStyle w:val="Heading3"/>
+      </w:pPr>
+      <w:r>
+        <w:t xml:space="preserve">Consequences</w:t>
+      </w:r>
+    </w:p>
+    <w:p>
+      <w:pPr>
+        <w:pStyle w:val="FirstParagraph"/>
+      </w:pPr>
+      <w:r>
+        <w:t xml:space="preserve">Positive:</w:t>
+      </w:r>
+    </w:p>
+    <w:p>
+      <w:pPr>
+        <w:pStyle w:val="Compact"/>
+        <w:numPr>
+          <w:ilvl w:val="0"/>
+          <w:numId w:val="1036"/>
+        </w:numPr>
+      </w:pPr>
+      <w:r>
+        <w:t xml:space="preserve">clearer integration workflow</w:t>
+      </w:r>
+    </w:p>
+    <w:p>
+      <w:pPr>
+        <w:pStyle w:val="Compact"/>
+        <w:numPr>
+          <w:ilvl w:val="0"/>
+          <w:numId w:val="1036"/>
+        </w:numPr>
+      </w:pPr>
+      <w:r>
+        <w:t xml:space="preserve">stronger review boundary</w:t>
+      </w:r>
+    </w:p>
+    <w:p>
+      <w:pPr>
+        <w:pStyle w:val="Compact"/>
+        <w:numPr>
+          <w:ilvl w:val="0"/>
+          <w:numId w:val="1036"/>
+        </w:numPr>
+      </w:pPr>
+      <w:r>
+        <w:t xml:space="preserve">better CI alignment</w:t>
+      </w:r>
+    </w:p>
+    <w:p>
+      <w:pPr>
+        <w:pStyle w:val="FirstParagraph"/>
+      </w:pPr>
+      <w:r>
+        <w:t xml:space="preserve">Negative:</w:t>
+      </w:r>
+    </w:p>
+    <w:p>
+      <w:pPr>
+        <w:pStyle w:val="Compact"/>
+        <w:numPr>
+          <w:ilvl w:val="0"/>
+          <w:numId w:val="1037"/>
+        </w:numPr>
+      </w:pPr>
+      <w:r>
+        <w:t xml:space="preserve">branch management is required for routine development</w:t>
+      </w:r>
+    </w:p>
+    <w:bookmarkEnd w:id="82"/>
+    <w:bookmarkStart w:id="83" w:name="impact-7"/>
+    <w:p>
+      <w:pPr>
+        <w:pStyle w:val="Heading3"/>
+      </w:pPr>
+      <w:r>
+        <w:t xml:space="preserve">Impact</w:t>
+      </w:r>
+    </w:p>
+    <w:p>
+      <w:pPr>
+        <w:pStyle w:val="Compact"/>
+        <w:numPr>
+          <w:ilvl w:val="0"/>
+          <w:numId w:val="1038"/>
+        </w:numPr>
+      </w:pPr>
+      <w:r>
+        <w:t xml:space="preserve">Development Workflow</w:t>
+      </w:r>
+    </w:p>
+    <w:p>
+      <w:pPr>
+        <w:pStyle w:val="Compact"/>
+        <w:numPr>
+          <w:ilvl w:val="0"/>
+          <w:numId w:val="1038"/>
+        </w:numPr>
+      </w:pPr>
+      <w:r>
+        <w:t xml:space="preserve">Repository Policy</w:t>
+      </w:r>
+    </w:p>
+    <w:p>
+      <w:pPr>
+        <w:pStyle w:val="Compact"/>
+        <w:numPr>
+          <w:ilvl w:val="0"/>
+          <w:numId w:val="1038"/>
+        </w:numPr>
+      </w:pPr>
+      <w:r>
+        <w:t xml:space="preserve">CI/CD</w:t>
+      </w:r>
+    </w:p>
+    <w:bookmarkEnd w:id="83"/>
+    <w:bookmarkStart w:id="84" w:name="related-documents-6"/>
+    <w:p>
+      <w:pPr>
+        <w:pStyle w:val="Heading3"/>
+      </w:pPr>
+      <w:r>
+        <w:t xml:space="preserve">Related Documents</w:t>
+      </w:r>
+    </w:p>
+    <w:p>
+      <w:pPr>
+        <w:pStyle w:val="Compact"/>
+        <w:numPr>
+          <w:ilvl w:val="0"/>
+          <w:numId w:val="1039"/>
+        </w:numPr>
+      </w:pPr>
+      <w:r>
+        <w:t xml:space="preserve">Git_Workflow.md</w:t>
+      </w:r>
+    </w:p>
+    <w:p>
+      <w:pPr>
+        <w:pStyle w:val="Compact"/>
+        <w:numPr>
+          <w:ilvl w:val="0"/>
+          <w:numId w:val="1039"/>
+        </w:numPr>
+      </w:pPr>
+      <w:r>
+        <w:t xml:space="preserve">Development_Guidelines.md</w:t>
+      </w:r>
+    </w:p>
+    <w:p>
+      <w:pPr>
+        <w:pStyle w:val="Compact"/>
+        <w:numPr>
+          <w:ilvl w:val="0"/>
+          <w:numId w:val="1039"/>
+        </w:numPr>
+      </w:pPr>
+      <w:r>
+        <w:t xml:space="preserve">CI_CD.md</w:t>
+      </w:r>
+    </w:p>
+    <w:p>
+      <w:r>
+        <w:pict>
+          <v:rect style="width:0;height:1.5pt" o:hralign="center" o:hrstd="t" o:hr="t"/>
+        </w:pict>
+      </w:r>
+    </w:p>
+    <w:bookmarkEnd w:id="84"/>
+    <w:bookmarkEnd w:id="85"/>
+    <w:bookmarkEnd w:id="86"/>
+    <w:bookmarkStart w:id="87" w:name="maintenance"/>
     <w:p>
       <w:pPr>
         <w:pStyle w:val="Heading1"/>
       </w:pPr>
       <w:r>
+        <w:t xml:space="preserve">Maintenance</w:t>
+      </w:r>
+    </w:p>
+    <w:p>
+      <w:pPr>
+        <w:pStyle w:val="FirstParagraph"/>
+      </w:pPr>
+      <w:r>
+        <w:t xml:space="preserve">Update the Decision Log when:</w:t>
+      </w:r>
+    </w:p>
+    <w:p>
+      <w:pPr>
+        <w:pStyle w:val="Compact"/>
+        <w:numPr>
+          <w:ilvl w:val="0"/>
+          <w:numId w:val="1040"/>
+        </w:numPr>
+      </w:pPr>
+      <w:r>
+        <w:t xml:space="preserve">a significant product direction changes</w:t>
+      </w:r>
+    </w:p>
+    <w:p>
+      <w:pPr>
+        <w:pStyle w:val="Compact"/>
+        <w:numPr>
+          <w:ilvl w:val="0"/>
+          <w:numId w:val="1040"/>
+        </w:numPr>
+      </w:pPr>
+      <w:r>
+        <w:t xml:space="preserve">a significant technology choice changes</w:t>
+      </w:r>
+    </w:p>
+    <w:p>
+      <w:pPr>
+        <w:pStyle w:val="Compact"/>
+        <w:numPr>
+          <w:ilvl w:val="0"/>
+          <w:numId w:val="1040"/>
+        </w:numPr>
+      </w:pPr>
+      <w:r>
+        <w:t xml:space="preserve">a development-process policy changes</w:t>
+      </w:r>
+    </w:p>
+    <w:p>
+      <w:pPr>
+        <w:pStyle w:val="Compact"/>
+        <w:numPr>
+          <w:ilvl w:val="0"/>
+          <w:numId w:val="1040"/>
+        </w:numPr>
+      </w:pPr>
+      <w:r>
+        <w:t xml:space="preserve">a repository policy changes</w:t>
+      </w:r>
+    </w:p>
+    <w:p>
+      <w:pPr>
+        <w:pStyle w:val="Compact"/>
+        <w:numPr>
+          <w:ilvl w:val="0"/>
+          <w:numId w:val="1040"/>
+        </w:numPr>
+      </w:pPr>
+      <w:r>
+        <w:t xml:space="preserve">an accepted Decision Log entry becomes obsolete</w:t>
+      </w:r>
+    </w:p>
+    <w:p>
+      <w:pPr>
+        <w:pStyle w:val="Compact"/>
+        <w:numPr>
+          <w:ilvl w:val="0"/>
+          <w:numId w:val="1040"/>
+        </w:numPr>
+      </w:pPr>
+      <w:r>
+        <w:t xml:space="preserve">an architecture ADR should be discoverable from the central index</w:t>
+      </w:r>
+    </w:p>
+    <w:p>
+      <w:pPr>
+        <w:pStyle w:val="FirstParagraph"/>
+      </w:pPr>
+      <w:r>
+        <w:t xml:space="preserve">Minor implementation details shall not be recorded here.</w:t>
+      </w:r>
+    </w:p>
+    <w:p>
+      <w:r>
+        <w:pict>
+          <v:rect style="width:0;height:1.5pt" o:hralign="center" o:hrstd="t" o:hr="t"/>
+        </w:pict>
+      </w:r>
+    </w:p>
+    <w:bookmarkEnd w:id="87"/>
+    <w:bookmarkStart w:id="88" w:name="decision-governance"/>
+    <w:p>
+      <w:pPr>
+        <w:pStyle w:val="Heading1"/>
+      </w:pPr>
+      <w:r>
+        <w:t xml:space="preserve">Decision Governance</w:t>
+      </w:r>
+    </w:p>
+    <w:p>
+      <w:pPr>
+        <w:pStyle w:val="FirstParagraph"/>
+      </w:pPr>
+      <w:r>
+        <w:t xml:space="preserve">Before creating a Decision Log entry:</w:t>
+      </w:r>
+    </w:p>
+    <w:p>
+      <w:pPr>
+        <w:pStyle w:val="Compact"/>
+        <w:numPr>
+          <w:ilvl w:val="0"/>
+          <w:numId w:val="1041"/>
+        </w:numPr>
+      </w:pPr>
+      <w:r>
+        <w:t xml:space="preserve">Identify the concrete requirement.</w:t>
+      </w:r>
+    </w:p>
+    <w:p>
+      <w:pPr>
+        <w:pStyle w:val="Compact"/>
+        <w:numPr>
+          <w:ilvl w:val="0"/>
+          <w:numId w:val="1041"/>
+        </w:numPr>
+      </w:pPr>
+      <w:r>
+        <w:t xml:space="preserve">Determine whether the decision is architecture-significant.</w:t>
+      </w:r>
+    </w:p>
+    <w:p>
+      <w:pPr>
+        <w:pStyle w:val="Compact"/>
+        <w:numPr>
+          <w:ilvl w:val="0"/>
+          <w:numId w:val="1041"/>
+        </w:numPr>
+      </w:pPr>
+      <w:r>
+        <w:t xml:space="preserve">If architecture-significant, use an ADR.</w:t>
+      </w:r>
+    </w:p>
+    <w:p>
+      <w:pPr>
+        <w:pStyle w:val="Compact"/>
+        <w:numPr>
+          <w:ilvl w:val="0"/>
+          <w:numId w:val="1041"/>
+        </w:numPr>
+      </w:pPr>
+      <w:r>
+        <w:t xml:space="preserve">Identify real affected consumers.</w:t>
+      </w:r>
+    </w:p>
+    <w:p>
+      <w:pPr>
+        <w:pStyle w:val="Compact"/>
+        <w:numPr>
+          <w:ilvl w:val="0"/>
+          <w:numId w:val="1041"/>
+        </w:numPr>
+      </w:pPr>
+      <w:r>
+        <w:t xml:space="preserve">Evaluate materially relevant alternatives.</w:t>
+      </w:r>
+    </w:p>
+    <w:p>
+      <w:pPr>
+        <w:pStyle w:val="Compact"/>
+        <w:numPr>
+          <w:ilvl w:val="0"/>
+          <w:numId w:val="1041"/>
+        </w:numPr>
+      </w:pPr>
+      <w:r>
+        <w:t xml:space="preserve">Evaluate consequences.</w:t>
+      </w:r>
+    </w:p>
+    <w:p>
+      <w:pPr>
+        <w:pStyle w:val="Compact"/>
+        <w:numPr>
+          <w:ilvl w:val="0"/>
+          <w:numId w:val="1041"/>
+        </w:numPr>
+      </w:pPr>
+      <w:r>
+        <w:t xml:space="preserve">Draft the decision as</w:t>
+      </w:r>
+      <w:r>
+        <w:t xml:space="preserve"> </w:t>
+      </w:r>
+      <w:r>
+        <w:rPr>
+          <w:rStyle w:val="VerbatimChar"/>
+        </w:rPr>
+        <w:t xml:space="preserve">Proposed</w:t>
+      </w:r>
+      <w:r>
+        <w:t xml:space="preserve">.</w:t>
+      </w:r>
+    </w:p>
+    <w:p>
+      <w:pPr>
+        <w:pStyle w:val="FirstParagraph"/>
+      </w:pPr>
+      <w:r>
+        <w:t xml:space="preserve">Before accepting a Decision Log entry:</w:t>
+      </w:r>
+    </w:p>
+    <w:p>
+      <w:pPr>
+        <w:pStyle w:val="Compact"/>
+        <w:numPr>
+          <w:ilvl w:val="0"/>
+          <w:numId w:val="1042"/>
+        </w:numPr>
+      </w:pPr>
+      <w:r>
+        <w:t xml:space="preserve">Review the context.</w:t>
+      </w:r>
+    </w:p>
+    <w:p>
+      <w:pPr>
+        <w:pStyle w:val="Compact"/>
+        <w:numPr>
+          <w:ilvl w:val="0"/>
+          <w:numId w:val="1042"/>
+        </w:numPr>
+      </w:pPr>
+      <w:r>
+        <w:t xml:space="preserve">Review the decision.</w:t>
+      </w:r>
+    </w:p>
+    <w:p>
+      <w:pPr>
+        <w:pStyle w:val="Compact"/>
+        <w:numPr>
+          <w:ilvl w:val="0"/>
+          <w:numId w:val="1042"/>
+        </w:numPr>
+      </w:pPr>
+      <w:r>
+        <w:t xml:space="preserve">Review the rationale.</w:t>
+      </w:r>
+    </w:p>
+    <w:p>
+      <w:pPr>
+        <w:pStyle w:val="Compact"/>
+        <w:numPr>
+          <w:ilvl w:val="0"/>
+          <w:numId w:val="1042"/>
+        </w:numPr>
+      </w:pPr>
+      <w:r>
+        <w:t xml:space="preserve">Review alternatives.</w:t>
+      </w:r>
+    </w:p>
+    <w:p>
+      <w:pPr>
+        <w:pStyle w:val="Compact"/>
+        <w:numPr>
+          <w:ilvl w:val="0"/>
+          <w:numId w:val="1042"/>
+        </w:numPr>
+      </w:pPr>
+      <w:r>
+        <w:t xml:space="preserve">Review consequences.</w:t>
+      </w:r>
+    </w:p>
+    <w:p>
+      <w:pPr>
+        <w:pStyle w:val="Compact"/>
+        <w:numPr>
+          <w:ilvl w:val="0"/>
+          <w:numId w:val="1042"/>
+        </w:numPr>
+      </w:pPr>
+      <w:r>
+        <w:t xml:space="preserve">Review impact.</w:t>
+      </w:r>
+    </w:p>
+    <w:p>
+      <w:pPr>
+        <w:pStyle w:val="Compact"/>
+        <w:numPr>
+          <w:ilvl w:val="0"/>
+          <w:numId w:val="1042"/>
+        </w:numPr>
+      </w:pPr>
+      <w:r>
+        <w:t xml:space="preserve">Synchronize affected documentation.</w:t>
+      </w:r>
+    </w:p>
+    <w:p>
+      <w:pPr>
+        <w:pStyle w:val="Compact"/>
+        <w:numPr>
+          <w:ilvl w:val="0"/>
+          <w:numId w:val="1042"/>
+        </w:numPr>
+      </w:pPr>
+      <w:r>
+        <w:t xml:space="preserve">Update the Decision Index.</w:t>
+      </w:r>
+    </w:p>
+    <w:p>
+      <w:pPr>
+        <w:pStyle w:val="Compact"/>
+        <w:numPr>
+          <w:ilvl w:val="0"/>
+          <w:numId w:val="1042"/>
+        </w:numPr>
+      </w:pPr>
+      <w:r>
+        <w:t xml:space="preserve">Set status to</w:t>
+      </w:r>
+      <w:r>
+        <w:t xml:space="preserve"> </w:t>
+      </w:r>
+      <w:r>
+        <w:rPr>
+          <w:rStyle w:val="VerbatimChar"/>
+        </w:rPr>
+        <w:t xml:space="preserve">Accepted</w:t>
+      </w:r>
+      <w:r>
+        <w:t xml:space="preserve">.</w:t>
+      </w:r>
+    </w:p>
+    <w:p>
+      <w:r>
+        <w:pict>
+          <v:rect style="width:0;height:1.5pt" o:hralign="center" o:hrstd="t" o:hr="t"/>
+        </w:pict>
+      </w:r>
+    </w:p>
+    <w:bookmarkEnd w:id="88"/>
+    <w:bookmarkStart w:id="89" w:name="decision-review-checklist"/>
+    <w:p>
+      <w:pPr>
+        <w:pStyle w:val="Heading1"/>
+      </w:pPr>
+      <w:r>
+        <w:t xml:space="preserve">Decision Review Checklist</w:t>
+      </w:r>
+    </w:p>
+    <w:p>
+      <w:pPr>
+        <w:pStyle w:val="FirstParagraph"/>
+      </w:pPr>
+      <w:r>
+        <w:t xml:space="preserve">Before accepting a decision verify:</w:t>
+      </w:r>
+    </w:p>
+    <w:p>
+      <w:pPr>
+        <w:pStyle w:val="Compact"/>
+        <w:numPr>
+          <w:ilvl w:val="0"/>
+          <w:numId w:val="1043"/>
+        </w:numPr>
+      </w:pPr>
+      <w:r>
+        <w:t xml:space="preserve">concrete requirement identified</w:t>
+      </w:r>
+    </w:p>
+    <w:p>
+      <w:pPr>
+        <w:pStyle w:val="Compact"/>
+        <w:numPr>
+          <w:ilvl w:val="0"/>
+          <w:numId w:val="1043"/>
+        </w:numPr>
+      </w:pPr>
+      <w:r>
+        <w:t xml:space="preserve">correct decision system selected</w:t>
+      </w:r>
+    </w:p>
+    <w:p>
+      <w:pPr>
+        <w:pStyle w:val="Compact"/>
+        <w:numPr>
+          <w:ilvl w:val="0"/>
+          <w:numId w:val="1043"/>
+        </w:numPr>
+      </w:pPr>
+      <w:r>
+        <w:t xml:space="preserve">architecture decisions use ADRs</w:t>
+      </w:r>
+    </w:p>
+    <w:p>
+      <w:pPr>
+        <w:pStyle w:val="Compact"/>
+        <w:numPr>
+          <w:ilvl w:val="0"/>
+          <w:numId w:val="1043"/>
+        </w:numPr>
+      </w:pPr>
+      <w:r>
+        <w:t xml:space="preserve">product, technology or process decision is significant</w:t>
+      </w:r>
+    </w:p>
+    <w:p>
+      <w:pPr>
+        <w:pStyle w:val="Compact"/>
+        <w:numPr>
+          <w:ilvl w:val="0"/>
+          <w:numId w:val="1043"/>
+        </w:numPr>
+      </w:pPr>
+      <w:r>
+        <w:t xml:space="preserve">real consumers identified</w:t>
+      </w:r>
+    </w:p>
+    <w:p>
+      <w:pPr>
+        <w:pStyle w:val="Compact"/>
+        <w:numPr>
+          <w:ilvl w:val="0"/>
+          <w:numId w:val="1043"/>
+        </w:numPr>
+      </w:pPr>
+      <w:r>
+        <w:t xml:space="preserve">decision explicit</w:t>
+      </w:r>
+    </w:p>
+    <w:p>
+      <w:pPr>
+        <w:pStyle w:val="Compact"/>
+        <w:numPr>
+          <w:ilvl w:val="0"/>
+          <w:numId w:val="1043"/>
+        </w:numPr>
+      </w:pPr>
+      <w:r>
+        <w:t xml:space="preserve">rationale project-specific</w:t>
+      </w:r>
+    </w:p>
+    <w:p>
+      <w:pPr>
+        <w:pStyle w:val="Compact"/>
+        <w:numPr>
+          <w:ilvl w:val="0"/>
+          <w:numId w:val="1043"/>
+        </w:numPr>
+      </w:pPr>
+      <w:r>
+        <w:t xml:space="preserve">realistic alternatives evaluated</w:t>
+      </w:r>
+    </w:p>
+    <w:p>
+      <w:pPr>
+        <w:pStyle w:val="Compact"/>
+        <w:numPr>
+          <w:ilvl w:val="0"/>
+          <w:numId w:val="1043"/>
+        </w:numPr>
+      </w:pPr>
+      <w:r>
+        <w:t xml:space="preserve">positive consequences documented</w:t>
+      </w:r>
+    </w:p>
+    <w:p>
+      <w:pPr>
+        <w:pStyle w:val="Compact"/>
+        <w:numPr>
+          <w:ilvl w:val="0"/>
+          <w:numId w:val="1043"/>
+        </w:numPr>
+      </w:pPr>
+      <w:r>
+        <w:t xml:space="preserve">negative consequences documented</w:t>
+      </w:r>
+    </w:p>
+    <w:p>
+      <w:pPr>
+        <w:pStyle w:val="Compact"/>
+        <w:numPr>
+          <w:ilvl w:val="0"/>
+          <w:numId w:val="1043"/>
+        </w:numPr>
+      </w:pPr>
+      <w:r>
+        <w:t xml:space="preserve">impact identified</w:t>
+      </w:r>
+    </w:p>
+    <w:p>
+      <w:pPr>
+        <w:pStyle w:val="Compact"/>
+        <w:numPr>
+          <w:ilvl w:val="0"/>
+          <w:numId w:val="1043"/>
+        </w:numPr>
+      </w:pPr>
+      <w:r>
+        <w:t xml:space="preserve">affected documentation synchronized</w:t>
+      </w:r>
+    </w:p>
+    <w:p>
+      <w:pPr>
+        <w:pStyle w:val="Compact"/>
+        <w:numPr>
+          <w:ilvl w:val="0"/>
+          <w:numId w:val="1043"/>
+        </w:numPr>
+      </w:pPr>
+      <w:r>
+        <w:t xml:space="preserve">roadmap impact evaluated where relevant</w:t>
+      </w:r>
+    </w:p>
+    <w:p>
+      <w:pPr>
+        <w:pStyle w:val="Compact"/>
+        <w:numPr>
+          <w:ilvl w:val="0"/>
+          <w:numId w:val="1043"/>
+        </w:numPr>
+      </w:pPr>
+      <w:r>
+        <w:t xml:space="preserve">Decision Index updated</w:t>
+      </w:r>
+    </w:p>
+    <w:p>
+      <w:pPr>
+        <w:pStyle w:val="Compact"/>
+        <w:numPr>
+          <w:ilvl w:val="0"/>
+          <w:numId w:val="1043"/>
+        </w:numPr>
+      </w:pPr>
+      <w:r>
+        <w:t xml:space="preserve">documentation generation passed</w:t>
+      </w:r>
+    </w:p>
+    <w:p>
+      <w:r>
+        <w:pict>
+          <v:rect style="width:0;height:1.5pt" o:hralign="center" o:hrstd="t" o:hr="t"/>
+        </w:pict>
+      </w:r>
+    </w:p>
+    <w:bookmarkEnd w:id="89"/>
+    <w:bookmarkStart w:id="90" w:name="related-documents-7"/>
+    <w:p>
+      <w:pPr>
+        <w:pStyle w:val="Heading1"/>
+      </w:pPr>
+      <w:r>
         <w:t xml:space="preserve">Related Documents</w:t>
       </w:r>
     </w:p>
@@ -942,7 +5770,43 @@
         <w:pStyle w:val="Compact"/>
         <w:numPr>
           <w:ilvl w:val="0"/>
-          <w:numId w:val="1008"/>
+          <w:numId w:val="1044"/>
+        </w:numPr>
+      </w:pPr>
+      <w:r>
+        <w:t xml:space="preserve">Product_Vision.md</w:t>
+      </w:r>
+    </w:p>
+    <w:p>
+      <w:pPr>
+        <w:pStyle w:val="Compact"/>
+        <w:numPr>
+          <w:ilvl w:val="0"/>
+          <w:numId w:val="1044"/>
+        </w:numPr>
+      </w:pPr>
+      <w:r>
+        <w:t xml:space="preserve">Product_Roadmap.md</w:t>
+      </w:r>
+    </w:p>
+    <w:p>
+      <w:pPr>
+        <w:pStyle w:val="Compact"/>
+        <w:numPr>
+          <w:ilvl w:val="0"/>
+          <w:numId w:val="1044"/>
+        </w:numPr>
+      </w:pPr>
+      <w:r>
+        <w:t xml:space="preserve">Project_Overview.md</w:t>
+      </w:r>
+    </w:p>
+    <w:p>
+      <w:pPr>
+        <w:pStyle w:val="Compact"/>
+        <w:numPr>
+          <w:ilvl w:val="0"/>
+          <w:numId w:val="1044"/>
         </w:numPr>
       </w:pPr>
       <w:r>
@@ -954,26 +5818,86 @@
         <w:pStyle w:val="Compact"/>
         <w:numPr>
           <w:ilvl w:val="0"/>
-          <w:numId w:val="1008"/>
-        </w:numPr>
-      </w:pPr>
-      <w:r>
-        <w:t xml:space="preserve">Product_Roadmap.md</w:t>
-      </w:r>
-    </w:p>
-    <w:p>
-      <w:pPr>
-        <w:pStyle w:val="Compact"/>
-        <w:numPr>
-          <w:ilvl w:val="0"/>
-          <w:numId w:val="1008"/>
+          <w:numId w:val="1044"/>
+        </w:numPr>
+      </w:pPr>
+      <w:r>
+        <w:t xml:space="preserve">Technical_Specifications.md</w:t>
+      </w:r>
+    </w:p>
+    <w:p>
+      <w:pPr>
+        <w:pStyle w:val="Compact"/>
+        <w:numPr>
+          <w:ilvl w:val="0"/>
+          <w:numId w:val="1044"/>
+        </w:numPr>
+      </w:pPr>
+      <w:r>
+        <w:t xml:space="preserve">Development_Guidelines.md</w:t>
+      </w:r>
+    </w:p>
+    <w:p>
+      <w:pPr>
+        <w:pStyle w:val="Compact"/>
+        <w:numPr>
+          <w:ilvl w:val="0"/>
+          <w:numId w:val="1044"/>
+        </w:numPr>
+      </w:pPr>
+      <w:r>
+        <w:t xml:space="preserve">Git_Workflow.md</w:t>
+      </w:r>
+    </w:p>
+    <w:p>
+      <w:pPr>
+        <w:pStyle w:val="Compact"/>
+        <w:numPr>
+          <w:ilvl w:val="0"/>
+          <w:numId w:val="1044"/>
+        </w:numPr>
+      </w:pPr>
+      <w:r>
+        <w:t xml:space="preserve">CI_CD.md</w:t>
+      </w:r>
+    </w:p>
+    <w:p>
+      <w:pPr>
+        <w:pStyle w:val="Compact"/>
+        <w:numPr>
+          <w:ilvl w:val="0"/>
+          <w:numId w:val="1044"/>
+        </w:numPr>
+      </w:pPr>
+      <w:r>
+        <w:t xml:space="preserve">AI_Agent_Guide.md</w:t>
+      </w:r>
+    </w:p>
+    <w:p>
+      <w:pPr>
+        <w:pStyle w:val="Compact"/>
+        <w:numPr>
+          <w:ilvl w:val="0"/>
+          <w:numId w:val="1044"/>
         </w:numPr>
       </w:pPr>
       <w:r>
         <w:t xml:space="preserve">AGENTS.md</w:t>
       </w:r>
     </w:p>
-    <w:bookmarkEnd w:id="25"/>
+    <w:p>
+      <w:pPr>
+        <w:pStyle w:val="Compact"/>
+        <w:numPr>
+          <w:ilvl w:val="0"/>
+          <w:numId w:val="1044"/>
+        </w:numPr>
+      </w:pPr>
+      <w:r>
+        <w:t xml:space="preserve">docs/adr/README.md</w:t>
+      </w:r>
+    </w:p>
+    <w:bookmarkEnd w:id="90"/>
     <w:sectPr>
       <w:footnotePr>
         <w:numRestart w:val="eachSect"/>
@@ -1185,6 +6109,91 @@
       <w:rPr>
         <w:rFonts w:ascii="Wingdings" w:hAnsi="Wingdings" w:cs="Wingdings" w:hint="default"/>
       </w:rPr>
+    </w:lvl>
+  </w:abstractNum>
+  <w:abstractNum w:abstractNumId="99411">
+    <w:nsid w:val="00A99411"/>
+    <w:multiLevelType w:val="multilevel"/>
+    <w:lvl w:ilvl="0">
+      <w:start w:val="1"/>
+      <w:numFmt w:val="decimal"/>
+      <w:lvlText w:val="%1."/>
+      <w:lvlJc w:val="left"/>
+      <w:pPr>
+        <w:ind w:left="720" w:hanging="360"/>
+      </w:pPr>
+    </w:lvl>
+    <w:lvl w:ilvl="1">
+      <w:start w:val="1"/>
+      <w:numFmt w:val="decimal"/>
+      <w:lvlText w:val="%2."/>
+      <w:lvlJc w:val="left"/>
+      <w:pPr>
+        <w:ind w:left="1440" w:hanging="360"/>
+      </w:pPr>
+    </w:lvl>
+    <w:lvl w:ilvl="2">
+      <w:start w:val="1"/>
+      <w:numFmt w:val="decimal"/>
+      <w:lvlText w:val="%3."/>
+      <w:lvlJc w:val="left"/>
+      <w:pPr>
+        <w:ind w:left="2160" w:hanging="360"/>
+      </w:pPr>
+    </w:lvl>
+    <w:lvl w:ilvl="3">
+      <w:start w:val="1"/>
+      <w:numFmt w:val="decimal"/>
+      <w:lvlText w:val="%4."/>
+      <w:lvlJc w:val="left"/>
+      <w:pPr>
+        <w:ind w:left="2880" w:hanging="360"/>
+      </w:pPr>
+    </w:lvl>
+    <w:lvl w:ilvl="4">
+      <w:start w:val="1"/>
+      <w:numFmt w:val="decimal"/>
+      <w:lvlText w:val="%5."/>
+      <w:lvlJc w:val="left"/>
+      <w:pPr>
+        <w:ind w:left="3600" w:hanging="360"/>
+      </w:pPr>
+    </w:lvl>
+    <w:lvl w:ilvl="5">
+      <w:start w:val="1"/>
+      <w:numFmt w:val="decimal"/>
+      <w:lvlText w:val="%6."/>
+      <w:lvlJc w:val="left"/>
+      <w:pPr>
+        <w:ind w:left="4320" w:hanging="360"/>
+      </w:pPr>
+    </w:lvl>
+    <w:lvl w:ilvl="6">
+      <w:start w:val="1"/>
+      <w:numFmt w:val="decimal"/>
+      <w:lvlText w:val="%7."/>
+      <w:lvlJc w:val="left"/>
+      <w:pPr>
+        <w:ind w:left="5040" w:hanging="360"/>
+      </w:pPr>
+    </w:lvl>
+    <w:lvl w:ilvl="7">
+      <w:start w:val="1"/>
+      <w:numFmt w:val="decimal"/>
+      <w:lvlText w:val="%8."/>
+      <w:lvlJc w:val="left"/>
+      <w:pPr>
+        <w:ind w:left="5760" w:hanging="360"/>
+      </w:pPr>
+    </w:lvl>
+    <w:lvl w:ilvl="8">
+      <w:start w:val="1"/>
+      <w:numFmt w:val="decimal"/>
+      <w:lvlText w:val="%9."/>
+      <w:lvlJc w:val="left"/>
+      <w:pPr>
+        <w:ind w:left="6480" w:hanging="360"/>
+      </w:pPr>
     </w:lvl>
   </w:abstractNum>
   <w:num w:numId="1000">
@@ -1212,6 +6221,168 @@
     <w:abstractNumId w:val="991"/>
   </w:num>
   <w:num w:numId="1008">
+    <w:abstractNumId w:val="991"/>
+  </w:num>
+  <w:num w:numId="1009">
+    <w:abstractNumId w:val="991"/>
+  </w:num>
+  <w:num w:numId="1010">
+    <w:abstractNumId w:val="991"/>
+  </w:num>
+  <w:num w:numId="1011">
+    <w:abstractNumId w:val="991"/>
+  </w:num>
+  <w:num w:numId="1012">
+    <w:abstractNumId w:val="991"/>
+  </w:num>
+  <w:num w:numId="1013">
+    <w:abstractNumId w:val="991"/>
+  </w:num>
+  <w:num w:numId="1014">
+    <w:abstractNumId w:val="991"/>
+  </w:num>
+  <w:num w:numId="1015">
+    <w:abstractNumId w:val="991"/>
+  </w:num>
+  <w:num w:numId="1016">
+    <w:abstractNumId w:val="991"/>
+  </w:num>
+  <w:num w:numId="1017">
+    <w:abstractNumId w:val="991"/>
+  </w:num>
+  <w:num w:numId="1018">
+    <w:abstractNumId w:val="991"/>
+  </w:num>
+  <w:num w:numId="1019">
+    <w:abstractNumId w:val="991"/>
+  </w:num>
+  <w:num w:numId="1020">
+    <w:abstractNumId w:val="991"/>
+  </w:num>
+  <w:num w:numId="1021">
+    <w:abstractNumId w:val="991"/>
+  </w:num>
+  <w:num w:numId="1022">
+    <w:abstractNumId w:val="991"/>
+  </w:num>
+  <w:num w:numId="1023">
+    <w:abstractNumId w:val="991"/>
+  </w:num>
+  <w:num w:numId="1024">
+    <w:abstractNumId w:val="991"/>
+  </w:num>
+  <w:num w:numId="1025">
+    <w:abstractNumId w:val="991"/>
+  </w:num>
+  <w:num w:numId="1026">
+    <w:abstractNumId w:val="991"/>
+  </w:num>
+  <w:num w:numId="1027">
+    <w:abstractNumId w:val="991"/>
+  </w:num>
+  <w:num w:numId="1028">
+    <w:abstractNumId w:val="991"/>
+  </w:num>
+  <w:num w:numId="1029">
+    <w:abstractNumId w:val="991"/>
+  </w:num>
+  <w:num w:numId="1030">
+    <w:abstractNumId w:val="991"/>
+  </w:num>
+  <w:num w:numId="1031">
+    <w:abstractNumId w:val="991"/>
+  </w:num>
+  <w:num w:numId="1032">
+    <w:abstractNumId w:val="991"/>
+  </w:num>
+  <w:num w:numId="1033">
+    <w:abstractNumId w:val="991"/>
+  </w:num>
+  <w:num w:numId="1034">
+    <w:abstractNumId w:val="991"/>
+  </w:num>
+  <w:num w:numId="1035">
+    <w:abstractNumId w:val="991"/>
+  </w:num>
+  <w:num w:numId="1036">
+    <w:abstractNumId w:val="991"/>
+  </w:num>
+  <w:num w:numId="1037">
+    <w:abstractNumId w:val="991"/>
+  </w:num>
+  <w:num w:numId="1038">
+    <w:abstractNumId w:val="991"/>
+  </w:num>
+  <w:num w:numId="1039">
+    <w:abstractNumId w:val="991"/>
+  </w:num>
+  <w:num w:numId="1040">
+    <w:abstractNumId w:val="991"/>
+  </w:num>
+  <w:num w:numId="1041">
+    <w:abstractNumId w:val="99411"/>
+    <w:lvlOverride w:ilvl="0">
+      <w:startOverride w:val="1"/>
+    </w:lvlOverride>
+    <w:lvlOverride w:ilvl="1">
+      <w:startOverride w:val="1"/>
+    </w:lvlOverride>
+    <w:lvlOverride w:ilvl="2">
+      <w:startOverride w:val="1"/>
+    </w:lvlOverride>
+    <w:lvlOverride w:ilvl="3">
+      <w:startOverride w:val="1"/>
+    </w:lvlOverride>
+    <w:lvlOverride w:ilvl="4">
+      <w:startOverride w:val="1"/>
+    </w:lvlOverride>
+    <w:lvlOverride w:ilvl="5">
+      <w:startOverride w:val="1"/>
+    </w:lvlOverride>
+    <w:lvlOverride w:ilvl="6">
+      <w:startOverride w:val="1"/>
+    </w:lvlOverride>
+    <w:lvlOverride w:ilvl="7">
+      <w:startOverride w:val="1"/>
+    </w:lvlOverride>
+    <w:lvlOverride w:ilvl="8">
+      <w:startOverride w:val="1"/>
+    </w:lvlOverride>
+  </w:num>
+  <w:num w:numId="1042">
+    <w:abstractNumId w:val="99411"/>
+    <w:lvlOverride w:ilvl="0">
+      <w:startOverride w:val="1"/>
+    </w:lvlOverride>
+    <w:lvlOverride w:ilvl="1">
+      <w:startOverride w:val="1"/>
+    </w:lvlOverride>
+    <w:lvlOverride w:ilvl="2">
+      <w:startOverride w:val="1"/>
+    </w:lvlOverride>
+    <w:lvlOverride w:ilvl="3">
+      <w:startOverride w:val="1"/>
+    </w:lvlOverride>
+    <w:lvlOverride w:ilvl="4">
+      <w:startOverride w:val="1"/>
+    </w:lvlOverride>
+    <w:lvlOverride w:ilvl="5">
+      <w:startOverride w:val="1"/>
+    </w:lvlOverride>
+    <w:lvlOverride w:ilvl="6">
+      <w:startOverride w:val="1"/>
+    </w:lvlOverride>
+    <w:lvlOverride w:ilvl="7">
+      <w:startOverride w:val="1"/>
+    </w:lvlOverride>
+    <w:lvlOverride w:ilvl="8">
+      <w:startOverride w:val="1"/>
+    </w:lvlOverride>
+  </w:num>
+  <w:num w:numId="1043">
+    <w:abstractNumId w:val="991"/>
+  </w:num>
+  <w:num w:numId="1044">
     <w:abstractNumId w:val="991"/>
   </w:num>
 </w:numbering>
